--- a/6_semester/BigData/ЛР5/BigData-ЛР5-ШаповаловаДС-4329.docx
+++ b/6_semester/BigData/ЛР5/BigData-ЛР5-ШаповаловаДС-4329.docx
@@ -1501,7 +1501,43 @@
           <w:sz w:val="24"/>
           <w:szCs w:val="24"/>
         </w:rPr>
-        <w:t>при подготовке данных для задач машинного обучения, используя как визуальные (low-code) инструменты платформы Loginom, так и узел Python для написания исполняемого кода.</w:t>
+        <w:t>при подготовке данных для задач машинного обучения, используя как визуальные (</w:t>
+      </w:r>
+      <w:proofErr w:type="spellStart"/>
+      <w:r>
+        <w:rPr>
+          <w:rFonts w:ascii="Times New Roman" w:hAnsi="Times New Roman" w:cs="Times New Roman"/>
+          <w:sz w:val="24"/>
+          <w:szCs w:val="24"/>
+        </w:rPr>
+        <w:t>low-code</w:t>
+      </w:r>
+      <w:proofErr w:type="spellEnd"/>
+      <w:r>
+        <w:rPr>
+          <w:rFonts w:ascii="Times New Roman" w:hAnsi="Times New Roman" w:cs="Times New Roman"/>
+          <w:sz w:val="24"/>
+          <w:szCs w:val="24"/>
+        </w:rPr>
+        <w:t xml:space="preserve">) инструменты платформы </w:t>
+      </w:r>
+      <w:proofErr w:type="spellStart"/>
+      <w:r>
+        <w:rPr>
+          <w:rFonts w:ascii="Times New Roman" w:hAnsi="Times New Roman" w:cs="Times New Roman"/>
+          <w:sz w:val="24"/>
+          <w:szCs w:val="24"/>
+        </w:rPr>
+        <w:t>Loginom</w:t>
+      </w:r>
+      <w:proofErr w:type="spellEnd"/>
+      <w:r>
+        <w:rPr>
+          <w:rFonts w:ascii="Times New Roman" w:hAnsi="Times New Roman" w:cs="Times New Roman"/>
+          <w:sz w:val="24"/>
+          <w:szCs w:val="24"/>
+        </w:rPr>
+        <w:t>, так и узел Python для написания исполняемого кода.</w:t>
       </w:r>
     </w:p>
     <w:p>
@@ -1579,99 +1615,147 @@
     <w:bookmarkEnd w:id="2"/>
     <w:p>
       <w:pPr>
-        <w:pStyle w:val="a7"/>
-        <w:numPr>
-          <w:ilvl w:val="0"/>
-          <w:numId w:val="79"/>
-        </w:numPr>
-        <w:rPr>
-          <w:rFonts w:ascii="Times New Roman" w:hAnsi="Times New Roman" w:cs="Times New Roman"/>
-          <w:sz w:val="24"/>
-          <w:szCs w:val="24"/>
-        </w:rPr>
-      </w:pPr>
-      <w:r>
-        <w:rPr>
-          <w:rFonts w:ascii="Times New Roman" w:hAnsi="Times New Roman" w:cs="Times New Roman"/>
-          <w:sz w:val="24"/>
-          <w:szCs w:val="24"/>
-        </w:rPr>
-        <w:t>Для двух наборов: Высшее образование.xls, Здравоохранение.xls реализуйте кластеризацию алгоритмами EM, k-mean, g-means.</w:t>
+        <w:rPr>
+          <w:rFonts w:ascii="Times New Roman" w:hAnsi="Times New Roman" w:cs="Times New Roman"/>
+          <w:sz w:val="24"/>
+          <w:szCs w:val="24"/>
+        </w:rPr>
+      </w:pPr>
+      <w:r>
+        <w:rPr>
+          <w:rFonts w:ascii="Times New Roman" w:hAnsi="Times New Roman" w:cs="Times New Roman"/>
+          <w:sz w:val="24"/>
+          <w:szCs w:val="24"/>
+        </w:rPr>
+        <w:t xml:space="preserve">Разработайте все сценарии ABC-анализа в файле </w:t>
+      </w:r>
+      <w:proofErr w:type="spellStart"/>
+      <w:r>
+        <w:rPr>
+          <w:rFonts w:ascii="Times New Roman" w:hAnsi="Times New Roman" w:cs="Times New Roman"/>
+          <w:sz w:val="24"/>
+          <w:szCs w:val="24"/>
+        </w:rPr>
+        <w:t>ABC_template.lgp</w:t>
+      </w:r>
+      <w:proofErr w:type="spellEnd"/>
+      <w:r>
+        <w:rPr>
+          <w:rFonts w:ascii="Times New Roman" w:hAnsi="Times New Roman" w:cs="Times New Roman"/>
+          <w:sz w:val="24"/>
+          <w:szCs w:val="24"/>
+        </w:rPr>
+        <w:t xml:space="preserve">.  </w:t>
       </w:r>
     </w:p>
     <w:p>
       <w:pPr>
-        <w:pStyle w:val="a7"/>
-        <w:numPr>
-          <w:ilvl w:val="0"/>
-          <w:numId w:val="79"/>
-        </w:numPr>
-        <w:rPr>
-          <w:rFonts w:ascii="Times New Roman" w:hAnsi="Times New Roman" w:cs="Times New Roman"/>
-          <w:sz w:val="24"/>
-          <w:szCs w:val="24"/>
-        </w:rPr>
-      </w:pPr>
-      <w:r>
-        <w:rPr>
-          <w:rFonts w:ascii="Times New Roman" w:hAnsi="Times New Roman" w:cs="Times New Roman"/>
-          <w:sz w:val="24"/>
-          <w:szCs w:val="24"/>
-        </w:rPr>
-        <w:t>Для набора transactions_diy.lgd реализуйте кластеризацию транзакций [4, 5].</w:t>
-      </w:r>
+        <w:rPr>
+          <w:rFonts w:ascii="Times New Roman" w:hAnsi="Times New Roman" w:cs="Times New Roman"/>
+          <w:sz w:val="24"/>
+          <w:szCs w:val="24"/>
+        </w:rPr>
+      </w:pPr>
+      <w:r>
+        <w:rPr>
+          <w:rFonts w:ascii="Times New Roman" w:hAnsi="Times New Roman" w:cs="Times New Roman"/>
+          <w:sz w:val="24"/>
+          <w:szCs w:val="24"/>
+        </w:rPr>
+        <w:t>Скачайте исходный набор данных</w:t>
+      </w:r>
+      <w:r>
+        <w:rPr>
+          <w:rFonts w:ascii="Times New Roman" w:hAnsi="Times New Roman" w:cs="Times New Roman"/>
+          <w:sz w:val="24"/>
+          <w:szCs w:val="24"/>
+        </w:rPr>
+        <w:t xml:space="preserve"> </w:t>
+      </w:r>
+      <w:proofErr w:type="spellStart"/>
+      <w:r>
+        <w:rPr>
+          <w:rFonts w:ascii="Times New Roman" w:hAnsi="Times New Roman" w:cs="Times New Roman"/>
+          <w:sz w:val="24"/>
+          <w:szCs w:val="24"/>
+        </w:rPr>
+        <w:t>Kaggle</w:t>
+      </w:r>
+      <w:proofErr w:type="spellEnd"/>
+      <w:r>
+        <w:rPr>
+          <w:rFonts w:ascii="Times New Roman" w:hAnsi="Times New Roman" w:cs="Times New Roman"/>
+          <w:sz w:val="24"/>
+          <w:szCs w:val="24"/>
+        </w:rPr>
+        <w:t xml:space="preserve"> — </w:t>
+      </w:r>
+      <w:hyperlink r:id="rId9" w:history="1">
+        <w:r>
+          <w:rPr>
+            <w:rStyle w:val="af0"/>
+            <w:rFonts w:ascii="Times New Roman" w:hAnsi="Times New Roman" w:cs="Times New Roman"/>
+            <w:sz w:val="24"/>
+            <w:szCs w:val="24"/>
+          </w:rPr>
+          <w:t>https://www.kaggle.com/datasets/residentmario/iowa-liquor-sales</w:t>
+        </w:r>
+      </w:hyperlink>
     </w:p>
     <w:p>
       <w:pPr>
-        <w:pStyle w:val="a7"/>
-        <w:numPr>
-          <w:ilvl w:val="0"/>
-          <w:numId w:val="79"/>
-        </w:numPr>
-        <w:rPr>
-          <w:rFonts w:ascii="Times New Roman" w:hAnsi="Times New Roman" w:cs="Times New Roman"/>
-          <w:sz w:val="24"/>
-          <w:szCs w:val="24"/>
-        </w:rPr>
-      </w:pPr>
-      <w:r>
-        <w:rPr>
-          <w:rFonts w:ascii="Times New Roman" w:hAnsi="Times New Roman" w:cs="Times New Roman"/>
-          <w:sz w:val="24"/>
-          <w:szCs w:val="24"/>
-        </w:rPr>
-        <w:t>Выполните оценку качества всех полученных моделей.</w:t>
+        <w:rPr>
+          <w:rFonts w:ascii="Times New Roman" w:hAnsi="Times New Roman" w:cs="Times New Roman"/>
+          <w:sz w:val="24"/>
+          <w:szCs w:val="24"/>
+        </w:rPr>
+      </w:pPr>
+      <w:r>
+        <w:rPr>
+          <w:rFonts w:ascii="Times New Roman" w:hAnsi="Times New Roman" w:cs="Times New Roman"/>
+          <w:sz w:val="24"/>
+          <w:szCs w:val="24"/>
+        </w:rPr>
+        <w:t xml:space="preserve">В первом модуле шаблона разработан сценарий для преобразования набора, воспользуйтесь им и получите данные, соответствующего качества.  </w:t>
       </w:r>
     </w:p>
     <w:p>
       <w:pPr>
-        <w:pStyle w:val="a7"/>
-        <w:numPr>
-          <w:ilvl w:val="0"/>
-          <w:numId w:val="79"/>
-        </w:numPr>
-        <w:rPr>
-          <w:rFonts w:ascii="Times New Roman" w:hAnsi="Times New Roman" w:cs="Times New Roman"/>
-          <w:sz w:val="24"/>
-          <w:szCs w:val="24"/>
-        </w:rPr>
-      </w:pPr>
-      <w:r>
-        <w:rPr>
-          <w:rFonts w:ascii="Times New Roman" w:hAnsi="Times New Roman" w:cs="Times New Roman"/>
-          <w:sz w:val="24"/>
-          <w:szCs w:val="24"/>
-        </w:rPr>
-        <w:t>Предложите интерпретацию полученных кластеров.</w:t>
+        <w:rPr>
+          <w:rFonts w:ascii="Times New Roman" w:hAnsi="Times New Roman" w:cs="Times New Roman"/>
+          <w:sz w:val="24"/>
+          <w:szCs w:val="24"/>
+        </w:rPr>
+      </w:pPr>
+      <w:r>
+        <w:rPr>
+          <w:rFonts w:ascii="Times New Roman" w:hAnsi="Times New Roman" w:cs="Times New Roman"/>
+          <w:sz w:val="24"/>
+          <w:szCs w:val="24"/>
+        </w:rPr>
+        <w:t xml:space="preserve">Подключите библиотеку </w:t>
+      </w:r>
+      <w:proofErr w:type="spellStart"/>
+      <w:r>
+        <w:rPr>
+          <w:rFonts w:ascii="Times New Roman" w:hAnsi="Times New Roman" w:cs="Times New Roman"/>
+          <w:sz w:val="24"/>
+          <w:szCs w:val="24"/>
+        </w:rPr>
+        <w:t>loginom_silver_kit</w:t>
+      </w:r>
+      <w:proofErr w:type="spellEnd"/>
+      <w:r>
+        <w:rPr>
+          <w:rFonts w:ascii="Times New Roman" w:hAnsi="Times New Roman" w:cs="Times New Roman"/>
+          <w:sz w:val="24"/>
+          <w:szCs w:val="24"/>
+        </w:rPr>
+        <w:t xml:space="preserve">, из которой вам потребуются два компонента ABC-анализ и ABC-анализ (метод касательных). </w:t>
       </w:r>
     </w:p>
     <w:p>
       <w:pPr>
-        <w:pStyle w:val="a7"/>
-        <w:numPr>
-          <w:ilvl w:val="0"/>
-          <w:numId w:val="79"/>
-        </w:numPr>
         <w:rPr>
           <w:rFonts w:ascii="Times New Roman" w:hAnsi="Times New Roman" w:cs="Times New Roman"/>
           <w:b/>
@@ -1686,7 +1770,7 @@
           <w:sz w:val="24"/>
           <w:szCs w:val="24"/>
         </w:rPr>
-        <w:t>Разработайте визуальные отчеты пользователю для изучения полученных кластеров.</w:t>
+        <w:t>В отчете представьте ответы на все вопросы тестов с демонстрацией результатов, полученных при запуске соответствующих узлов сценария.</w:t>
       </w:r>
       <w:r>
         <w:rPr>
@@ -1736,123 +1820,7 @@
           <w:sz w:val="24"/>
           <w:szCs w:val="24"/>
         </w:rPr>
-        <w:t>Для на</w:t>
-      </w:r>
-      <w:r>
-        <w:rPr>
-          <w:rFonts w:ascii="Times New Roman" w:hAnsi="Times New Roman" w:cs="Times New Roman"/>
-          <w:sz w:val="24"/>
-          <w:szCs w:val="24"/>
-        </w:rPr>
-        <w:t>бора Высшее образование был</w:t>
-      </w:r>
-      <w:r>
-        <w:rPr>
-          <w:rFonts w:ascii="Times New Roman" w:hAnsi="Times New Roman" w:cs="Times New Roman"/>
-          <w:sz w:val="24"/>
-          <w:szCs w:val="24"/>
-        </w:rPr>
-        <w:t xml:space="preserve">а реализована кластеризация алгоритмом </w:t>
-      </w:r>
-      <w:r>
-        <w:rPr>
-          <w:rFonts w:ascii="Times New Roman" w:hAnsi="Times New Roman" w:cs="Times New Roman"/>
-          <w:sz w:val="24"/>
-          <w:szCs w:val="24"/>
-          <w:lang w:val="en-US"/>
-        </w:rPr>
-        <w:t>k</w:t>
-      </w:r>
-      <w:r>
-        <w:rPr>
-          <w:rFonts w:ascii="Times New Roman" w:hAnsi="Times New Roman" w:cs="Times New Roman"/>
-          <w:sz w:val="24"/>
-          <w:szCs w:val="24"/>
-        </w:rPr>
-        <w:t>-</w:t>
-      </w:r>
-      <w:r>
-        <w:rPr>
-          <w:rFonts w:ascii="Times New Roman" w:hAnsi="Times New Roman" w:cs="Times New Roman"/>
-          <w:sz w:val="24"/>
-          <w:szCs w:val="24"/>
-          <w:lang w:val="en-US"/>
-        </w:rPr>
-        <w:t>means</w:t>
-      </w:r>
-      <w:r>
-        <w:rPr>
-          <w:rFonts w:ascii="Times New Roman" w:hAnsi="Times New Roman" w:cs="Times New Roman"/>
-          <w:sz w:val="24"/>
-          <w:szCs w:val="24"/>
-        </w:rPr>
-        <w:t xml:space="preserve"> </w:t>
-      </w:r>
-      <w:r>
-        <w:rPr>
-          <w:rFonts w:ascii="Times New Roman" w:hAnsi="Times New Roman" w:cs="Times New Roman"/>
-          <w:sz w:val="24"/>
-          <w:szCs w:val="24"/>
-        </w:rPr>
-        <w:t xml:space="preserve">(количество кластеров известно) и </w:t>
-      </w:r>
-      <w:r>
-        <w:rPr>
-          <w:rFonts w:ascii="Times New Roman" w:hAnsi="Times New Roman" w:cs="Times New Roman"/>
-          <w:sz w:val="24"/>
-          <w:szCs w:val="24"/>
-          <w:lang w:val="en-US"/>
-        </w:rPr>
-        <w:t>g</w:t>
-      </w:r>
-      <w:r>
-        <w:rPr>
-          <w:rFonts w:ascii="Times New Roman" w:hAnsi="Times New Roman" w:cs="Times New Roman"/>
-          <w:sz w:val="24"/>
-          <w:szCs w:val="24"/>
-        </w:rPr>
-        <w:t>-</w:t>
-      </w:r>
-      <w:r>
-        <w:rPr>
-          <w:rFonts w:ascii="Times New Roman" w:hAnsi="Times New Roman" w:cs="Times New Roman"/>
-          <w:sz w:val="24"/>
-          <w:szCs w:val="24"/>
-          <w:lang w:val="en-US"/>
-        </w:rPr>
-        <w:t>means</w:t>
-      </w:r>
-      <w:r>
-        <w:rPr>
-          <w:rFonts w:ascii="Times New Roman" w:hAnsi="Times New Roman" w:cs="Times New Roman"/>
-          <w:sz w:val="24"/>
-          <w:szCs w:val="24"/>
-        </w:rPr>
-        <w:t xml:space="preserve"> </w:t>
-      </w:r>
-      <w:r>
-        <w:rPr>
-          <w:rFonts w:ascii="Times New Roman" w:hAnsi="Times New Roman" w:cs="Times New Roman"/>
-          <w:sz w:val="24"/>
-          <w:szCs w:val="24"/>
-        </w:rPr>
-        <w:t>(</w:t>
-      </w:r>
-      <w:r>
-        <w:rPr>
-          <w:rFonts w:ascii="Times New Roman" w:hAnsi="Times New Roman" w:cs="Times New Roman"/>
-          <w:sz w:val="24"/>
-          <w:szCs w:val="24"/>
-        </w:rPr>
-        <w:t>количество кластеров неизвестно</w:t>
-      </w:r>
-      <w:r>
-        <w:rPr>
-          <w:rFonts w:ascii="Times New Roman" w:hAnsi="Times New Roman" w:cs="Times New Roman"/>
-          <w:sz w:val="24"/>
-          <w:szCs w:val="24"/>
-        </w:rPr>
-        <w:t>).</w:t>
+        <w:t>Была выполнена подготовка данных</w:t>
       </w:r>
     </w:p>
     <w:p>
@@ -1871,10 +1839,10 @@
           <w14:ligatures w14:val="standardContextual"/>
         </w:rPr>
         <w:drawing>
-          <wp:inline distT="0" distB="0" distL="0" distR="0" wp14:anchorId="6C584691" wp14:editId="747042CA">
-            <wp:extent cx="5940425" cy="2036445"/>
-            <wp:effectExtent l="0" t="0" r="3175" b="1905"/>
-            <wp:docPr id="2082224017" name="Рисунок 1"/>
+          <wp:inline distT="0" distB="0" distL="0" distR="0" wp14:anchorId="6094D481" wp14:editId="0F4E2915">
+            <wp:extent cx="5940425" cy="3608070"/>
+            <wp:effectExtent l="0" t="0" r="3175" b="0"/>
+            <wp:docPr id="1420734001" name="Рисунок 1"/>
             <wp:cNvGraphicFramePr>
               <a:graphicFrameLocks xmlns:a="http://schemas.openxmlformats.org/drawingml/2006/main" noChangeAspect="1"/>
             </wp:cNvGraphicFramePr>
@@ -1882,126 +1850,7 @@
               <a:graphicData uri="http://schemas.openxmlformats.org/drawingml/2006/picture">
                 <pic:pic xmlns:pic="http://schemas.openxmlformats.org/drawingml/2006/picture">
                   <pic:nvPicPr>
-                    <pic:cNvPr id="2082224017" name=""/>
-                    <pic:cNvPicPr/>
-                  </pic:nvPicPr>
-                  <pic:blipFill>
-                    <a:blip r:embed="rId9"/>
-                    <a:stretch>
-                      <a:fillRect/>
-                    </a:stretch>
-                  </pic:blipFill>
-                  <pic:spPr>
-                    <a:xfrm>
-                      <a:off x="0" y="0"/>
-                      <a:ext cx="5940425" cy="2036445"/>
-                    </a:xfrm>
-                    <a:prstGeom prst="rect">
-                      <a:avLst/>
-                    </a:prstGeom>
-                  </pic:spPr>
-                </pic:pic>
-              </a:graphicData>
-            </a:graphic>
-          </wp:inline>
-        </w:drawing>
-      </w:r>
-    </w:p>
-    <w:p>
-      <w:pPr>
-        <w:ind w:firstLine="0"/>
-        <w:jc w:val="center"/>
-        <w:rPr>
-          <w:rFonts w:ascii="Times New Roman" w:hAnsi="Times New Roman" w:cs="Times New Roman"/>
-          <w:sz w:val="24"/>
-          <w:szCs w:val="24"/>
-        </w:rPr>
-      </w:pPr>
-      <w:r>
-        <w:rPr>
-          <w:rFonts w:ascii="Times New Roman" w:hAnsi="Times New Roman" w:cs="Times New Roman"/>
-          <w:sz w:val="24"/>
-          <w:szCs w:val="24"/>
-        </w:rPr>
-        <w:t>Рисунок 1</w:t>
-      </w:r>
-      <w:r>
-        <w:rPr>
-          <w:rFonts w:ascii="Times New Roman" w:hAnsi="Times New Roman" w:cs="Times New Roman"/>
-          <w:sz w:val="24"/>
-          <w:szCs w:val="24"/>
-        </w:rPr>
-        <w:t>.1</w:t>
-      </w:r>
-      <w:r>
-        <w:rPr>
-          <w:rFonts w:ascii="Times New Roman" w:hAnsi="Times New Roman" w:cs="Times New Roman"/>
-          <w:sz w:val="24"/>
-          <w:szCs w:val="24"/>
-        </w:rPr>
-        <w:t xml:space="preserve"> </w:t>
-      </w:r>
-      <w:r>
-        <w:rPr>
-          <w:rFonts w:ascii="Times New Roman" w:hAnsi="Times New Roman" w:cs="Times New Roman"/>
-          <w:sz w:val="24"/>
-          <w:szCs w:val="24"/>
-        </w:rPr>
-        <w:t>–</w:t>
-      </w:r>
-      <w:r>
-        <w:rPr>
-          <w:rFonts w:ascii="Times New Roman" w:hAnsi="Times New Roman" w:cs="Times New Roman"/>
-          <w:sz w:val="24"/>
-          <w:szCs w:val="24"/>
-        </w:rPr>
-        <w:t xml:space="preserve"> </w:t>
-      </w:r>
-      <w:r>
-        <w:rPr>
-          <w:rFonts w:ascii="Times New Roman" w:hAnsi="Times New Roman" w:cs="Times New Roman"/>
-          <w:sz w:val="24"/>
-          <w:szCs w:val="24"/>
-        </w:rPr>
-        <w:t>К</w:t>
-      </w:r>
-      <w:r>
-        <w:rPr>
-          <w:rFonts w:ascii="Times New Roman" w:hAnsi="Times New Roman" w:cs="Times New Roman"/>
-          <w:sz w:val="24"/>
-          <w:szCs w:val="24"/>
-        </w:rPr>
-        <w:t>ластеризация</w:t>
-      </w:r>
-    </w:p>
-    <w:p>
-      <w:pPr>
-        <w:ind w:firstLine="0"/>
-        <w:jc w:val="center"/>
-        <w:rPr>
-          <w:rFonts w:ascii="Times New Roman" w:hAnsi="Times New Roman" w:cs="Times New Roman"/>
-          <w:sz w:val="24"/>
-          <w:szCs w:val="24"/>
-        </w:rPr>
-      </w:pPr>
-      <w:r>
-        <w:rPr>
-          <w:noProof/>
-          <w14:ligatures w14:val="standardContextual"/>
-        </w:rPr>
-        <w:drawing>
-          <wp:inline distT="0" distB="0" distL="0" distR="0" wp14:anchorId="451EA07B" wp14:editId="3BAAFEF0">
-            <wp:extent cx="5940425" cy="3608070"/>
-            <wp:effectExtent l="0" t="0" r="3175" b="0"/>
-            <wp:docPr id="747834754" name="Рисунок 1"/>
-            <wp:cNvGraphicFramePr>
-              <a:graphicFrameLocks xmlns:a="http://schemas.openxmlformats.org/drawingml/2006/main" noChangeAspect="1"/>
-            </wp:cNvGraphicFramePr>
-            <a:graphic xmlns:a="http://schemas.openxmlformats.org/drawingml/2006/main">
-              <a:graphicData uri="http://schemas.openxmlformats.org/drawingml/2006/picture">
-                <pic:pic xmlns:pic="http://schemas.openxmlformats.org/drawingml/2006/picture">
-                  <pic:nvPicPr>
-                    <pic:cNvPr id="747834754" name=""/>
+                    <pic:cNvPr id="1420734001" name=""/>
                     <pic:cNvPicPr/>
                   </pic:nvPicPr>
                   <pic:blipFill>
@@ -2042,70 +1891,19 @@
           <w:sz w:val="24"/>
           <w:szCs w:val="24"/>
         </w:rPr>
-        <w:t>Рисунок 1.2 – Профили кластеров Высшего образования</w:t>
+        <w:t xml:space="preserve">Рисунок 1.1 – </w:t>
+      </w:r>
+      <w:r>
+        <w:rPr>
+          <w:rFonts w:ascii="Times New Roman" w:hAnsi="Times New Roman" w:cs="Times New Roman"/>
+          <w:sz w:val="24"/>
+          <w:szCs w:val="24"/>
+        </w:rPr>
+        <w:t>Выбор необходимых столбцов данных</w:t>
       </w:r>
     </w:p>
     <w:p>
       <w:pPr>
-        <w:rPr>
-          <w:rFonts w:ascii="Times New Roman" w:hAnsi="Times New Roman" w:cs="Times New Roman"/>
-          <w:sz w:val="24"/>
-          <w:szCs w:val="24"/>
-        </w:rPr>
-      </w:pPr>
-      <w:r>
-        <w:rPr>
-          <w:rFonts w:ascii="Times New Roman" w:hAnsi="Times New Roman" w:cs="Times New Roman"/>
-          <w:sz w:val="24"/>
-          <w:szCs w:val="24"/>
-        </w:rPr>
-        <w:t>Проверка качества кластеризации была выполнена через производный компонент</w:t>
-      </w:r>
-      <w:r>
-        <w:rPr>
-          <w:rFonts w:ascii="Times New Roman" w:hAnsi="Times New Roman" w:cs="Times New Roman"/>
-          <w:sz w:val="24"/>
-          <w:szCs w:val="24"/>
-        </w:rPr>
-        <w:t xml:space="preserve"> </w:t>
-      </w:r>
-      <w:r>
-        <w:rPr>
-          <w:rFonts w:ascii="Times New Roman" w:hAnsi="Times New Roman" w:cs="Times New Roman"/>
-          <w:sz w:val="24"/>
-          <w:szCs w:val="24"/>
-          <w:lang w:val="en-US"/>
-        </w:rPr>
-        <w:t>meta</w:t>
-      </w:r>
-      <w:r>
-        <w:rPr>
-          <w:rFonts w:ascii="Times New Roman" w:hAnsi="Times New Roman" w:cs="Times New Roman"/>
-          <w:sz w:val="24"/>
-          <w:szCs w:val="24"/>
-        </w:rPr>
-        <w:t>-</w:t>
-      </w:r>
-      <w:r>
-        <w:rPr>
-          <w:rFonts w:ascii="Times New Roman" w:hAnsi="Times New Roman" w:cs="Times New Roman"/>
-          <w:sz w:val="24"/>
-          <w:szCs w:val="24"/>
-          <w:lang w:val="en-US"/>
-        </w:rPr>
-        <w:t>silhouettes</w:t>
-      </w:r>
-      <w:r>
-        <w:rPr>
-          <w:rFonts w:ascii="Times New Roman" w:hAnsi="Times New Roman" w:cs="Times New Roman"/>
-          <w:sz w:val="24"/>
-          <w:szCs w:val="24"/>
-        </w:rPr>
-        <w:t>.</w:t>
-      </w:r>
-    </w:p>
-    <w:p>
-      <w:pPr>
         <w:ind w:firstLine="0"/>
         <w:jc w:val="center"/>
         <w:rPr>
@@ -2119,12 +1917,11 @@
           <w:noProof/>
           <w14:ligatures w14:val="standardContextual"/>
         </w:rPr>
-        <w:lastRenderedPageBreak/>
         <w:drawing>
-          <wp:inline distT="0" distB="0" distL="0" distR="0" wp14:anchorId="2B2D7957" wp14:editId="6F770D23">
-            <wp:extent cx="4608999" cy="3044476"/>
-            <wp:effectExtent l="0" t="0" r="1270" b="3810"/>
-            <wp:docPr id="2028404267" name="Рисунок 1"/>
+          <wp:inline distT="0" distB="0" distL="0" distR="0" wp14:anchorId="391DC1C4" wp14:editId="0B89BFAD">
+            <wp:extent cx="5940425" cy="3608070"/>
+            <wp:effectExtent l="0" t="0" r="3175" b="0"/>
+            <wp:docPr id="594121900" name="Рисунок 1"/>
             <wp:cNvGraphicFramePr>
               <a:graphicFrameLocks xmlns:a="http://schemas.openxmlformats.org/drawingml/2006/main" noChangeAspect="1"/>
             </wp:cNvGraphicFramePr>
@@ -2132,12 +1929,518 @@
               <a:graphicData uri="http://schemas.openxmlformats.org/drawingml/2006/picture">
                 <pic:pic xmlns:pic="http://schemas.openxmlformats.org/drawingml/2006/picture">
                   <pic:nvPicPr>
-                    <pic:cNvPr id="2028404267" name=""/>
+                    <pic:cNvPr id="594121900" name=""/>
+                    <pic:cNvPicPr/>
+                  </pic:nvPicPr>
+                  <pic:blipFill>
+                    <a:blip r:embed="rId11"/>
+                    <a:stretch>
+                      <a:fillRect/>
+                    </a:stretch>
+                  </pic:blipFill>
+                  <pic:spPr>
+                    <a:xfrm>
+                      <a:off x="0" y="0"/>
+                      <a:ext cx="5940425" cy="3608070"/>
+                    </a:xfrm>
+                    <a:prstGeom prst="rect">
+                      <a:avLst/>
+                    </a:prstGeom>
+                  </pic:spPr>
+                </pic:pic>
+              </a:graphicData>
+            </a:graphic>
+          </wp:inline>
+        </w:drawing>
+      </w:r>
+    </w:p>
+    <w:p>
+      <w:pPr>
+        <w:ind w:firstLine="0"/>
+        <w:jc w:val="center"/>
+        <w:rPr>
+          <w:rFonts w:ascii="Times New Roman" w:hAnsi="Times New Roman" w:cs="Times New Roman"/>
+          <w:sz w:val="24"/>
+          <w:szCs w:val="24"/>
+        </w:rPr>
+      </w:pPr>
+      <w:r>
+        <w:rPr>
+          <w:rFonts w:ascii="Times New Roman" w:hAnsi="Times New Roman" w:cs="Times New Roman"/>
+          <w:sz w:val="24"/>
+          <w:szCs w:val="24"/>
+        </w:rPr>
+        <w:t xml:space="preserve">Рисунок 1.2 – </w:t>
+      </w:r>
+      <w:r>
+        <w:rPr>
+          <w:rFonts w:ascii="Times New Roman" w:hAnsi="Times New Roman" w:cs="Times New Roman"/>
+          <w:sz w:val="24"/>
+          <w:szCs w:val="24"/>
+        </w:rPr>
+        <w:t>Настройка столбцов для калькулятора</w:t>
+      </w:r>
+    </w:p>
+    <w:p>
+      <w:pPr>
+        <w:ind w:firstLine="0"/>
+        <w:jc w:val="center"/>
+        <w:rPr>
+          <w:rFonts w:ascii="Times New Roman" w:hAnsi="Times New Roman" w:cs="Times New Roman"/>
+          <w:sz w:val="24"/>
+          <w:szCs w:val="24"/>
+        </w:rPr>
+      </w:pPr>
+      <w:r>
+        <w:rPr>
+          <w:noProof/>
+          <w14:ligatures w14:val="standardContextual"/>
+        </w:rPr>
+        <w:lastRenderedPageBreak/>
+        <w:drawing>
+          <wp:inline distT="0" distB="0" distL="0" distR="0" wp14:anchorId="0BBAF44D" wp14:editId="5ED7F136">
+            <wp:extent cx="5940425" cy="3608070"/>
+            <wp:effectExtent l="0" t="0" r="3175" b="0"/>
+            <wp:docPr id="435848248" name="Рисунок 1"/>
+            <wp:cNvGraphicFramePr>
+              <a:graphicFrameLocks xmlns:a="http://schemas.openxmlformats.org/drawingml/2006/main" noChangeAspect="1"/>
+            </wp:cNvGraphicFramePr>
+            <a:graphic xmlns:a="http://schemas.openxmlformats.org/drawingml/2006/main">
+              <a:graphicData uri="http://schemas.openxmlformats.org/drawingml/2006/picture">
+                <pic:pic xmlns:pic="http://schemas.openxmlformats.org/drawingml/2006/picture">
+                  <pic:nvPicPr>
+                    <pic:cNvPr id="435848248" name=""/>
+                    <pic:cNvPicPr/>
+                  </pic:nvPicPr>
+                  <pic:blipFill>
+                    <a:blip r:embed="rId12"/>
+                    <a:stretch>
+                      <a:fillRect/>
+                    </a:stretch>
+                  </pic:blipFill>
+                  <pic:spPr>
+                    <a:xfrm>
+                      <a:off x="0" y="0"/>
+                      <a:ext cx="5940425" cy="3608070"/>
+                    </a:xfrm>
+                    <a:prstGeom prst="rect">
+                      <a:avLst/>
+                    </a:prstGeom>
+                  </pic:spPr>
+                </pic:pic>
+              </a:graphicData>
+            </a:graphic>
+          </wp:inline>
+        </w:drawing>
+      </w:r>
+    </w:p>
+    <w:p>
+      <w:pPr>
+        <w:ind w:firstLine="0"/>
+        <w:jc w:val="center"/>
+        <w:rPr>
+          <w:rFonts w:ascii="Times New Roman" w:hAnsi="Times New Roman" w:cs="Times New Roman"/>
+          <w:sz w:val="24"/>
+          <w:szCs w:val="24"/>
+        </w:rPr>
+      </w:pPr>
+      <w:r>
+        <w:rPr>
+          <w:rFonts w:ascii="Times New Roman" w:hAnsi="Times New Roman" w:cs="Times New Roman"/>
+          <w:sz w:val="24"/>
+          <w:szCs w:val="24"/>
+        </w:rPr>
+        <w:t xml:space="preserve">Рисунок 1.3 – </w:t>
+      </w:r>
+      <w:r>
+        <w:rPr>
+          <w:rFonts w:ascii="Times New Roman" w:hAnsi="Times New Roman" w:cs="Times New Roman"/>
+          <w:sz w:val="24"/>
+          <w:szCs w:val="24"/>
+        </w:rPr>
+        <w:t>Корректировка типа данных в калькуляторе</w:t>
+      </w:r>
+    </w:p>
+    <w:p>
+      <w:pPr>
+        <w:ind w:firstLine="0"/>
+        <w:jc w:val="center"/>
+        <w:rPr>
+          <w:rFonts w:ascii="Times New Roman" w:hAnsi="Times New Roman" w:cs="Times New Roman"/>
+          <w:sz w:val="24"/>
+          <w:szCs w:val="24"/>
+        </w:rPr>
+      </w:pPr>
+      <w:r>
+        <w:rPr>
+          <w:noProof/>
+          <w14:ligatures w14:val="standardContextual"/>
+        </w:rPr>
+        <w:drawing>
+          <wp:inline distT="0" distB="0" distL="0" distR="0" wp14:anchorId="71867757" wp14:editId="63B66689">
+            <wp:extent cx="5940425" cy="3608070"/>
+            <wp:effectExtent l="0" t="0" r="3175" b="0"/>
+            <wp:docPr id="1505394685" name="Рисунок 1"/>
+            <wp:cNvGraphicFramePr>
+              <a:graphicFrameLocks xmlns:a="http://schemas.openxmlformats.org/drawingml/2006/main" noChangeAspect="1"/>
+            </wp:cNvGraphicFramePr>
+            <a:graphic xmlns:a="http://schemas.openxmlformats.org/drawingml/2006/main">
+              <a:graphicData uri="http://schemas.openxmlformats.org/drawingml/2006/picture">
+                <pic:pic xmlns:pic="http://schemas.openxmlformats.org/drawingml/2006/picture">
+                  <pic:nvPicPr>
+                    <pic:cNvPr id="1505394685" name=""/>
+                    <pic:cNvPicPr/>
+                  </pic:nvPicPr>
+                  <pic:blipFill>
+                    <a:blip r:embed="rId13"/>
+                    <a:stretch>
+                      <a:fillRect/>
+                    </a:stretch>
+                  </pic:blipFill>
+                  <pic:spPr>
+                    <a:xfrm>
+                      <a:off x="0" y="0"/>
+                      <a:ext cx="5940425" cy="3608070"/>
+                    </a:xfrm>
+                    <a:prstGeom prst="rect">
+                      <a:avLst/>
+                    </a:prstGeom>
+                  </pic:spPr>
+                </pic:pic>
+              </a:graphicData>
+            </a:graphic>
+          </wp:inline>
+        </w:drawing>
+      </w:r>
+    </w:p>
+    <w:p>
+      <w:pPr>
+        <w:ind w:firstLine="0"/>
+        <w:jc w:val="center"/>
+        <w:rPr>
+          <w:rFonts w:ascii="Times New Roman" w:hAnsi="Times New Roman" w:cs="Times New Roman"/>
+          <w:sz w:val="24"/>
+          <w:szCs w:val="24"/>
+        </w:rPr>
+      </w:pPr>
+      <w:r>
+        <w:rPr>
+          <w:rFonts w:ascii="Times New Roman" w:hAnsi="Times New Roman" w:cs="Times New Roman"/>
+          <w:sz w:val="24"/>
+          <w:szCs w:val="24"/>
+        </w:rPr>
+        <w:t xml:space="preserve">Рисунок 1.4 – </w:t>
+      </w:r>
+      <w:r>
+        <w:rPr>
+          <w:rFonts w:ascii="Times New Roman" w:hAnsi="Times New Roman" w:cs="Times New Roman"/>
+          <w:sz w:val="24"/>
+          <w:szCs w:val="24"/>
+        </w:rPr>
+        <w:t>Приведение данных к единообразию</w:t>
+      </w:r>
+    </w:p>
+    <w:p>
+      <w:pPr>
+        <w:ind w:firstLine="0"/>
+        <w:jc w:val="center"/>
+        <w:rPr>
+          <w:rFonts w:ascii="Times New Roman" w:hAnsi="Times New Roman" w:cs="Times New Roman"/>
+          <w:sz w:val="24"/>
+          <w:szCs w:val="24"/>
+        </w:rPr>
+      </w:pPr>
+      <w:r>
+        <w:rPr>
+          <w:rFonts w:ascii="Times New Roman" w:hAnsi="Times New Roman" w:cs="Times New Roman"/>
+          <w:sz w:val="24"/>
+          <w:szCs w:val="24"/>
+        </w:rPr>
+        <w:br w:type="page"/>
+      </w:r>
+    </w:p>
+    <w:p>
+      <w:pPr>
+        <w:rPr>
+          <w:rFonts w:ascii="Times New Roman" w:hAnsi="Times New Roman" w:cs="Times New Roman"/>
+          <w:i/>
+          <w:iCs/>
+          <w:sz w:val="24"/>
+          <w:szCs w:val="24"/>
+        </w:rPr>
+      </w:pPr>
+      <w:r>
+        <w:rPr>
+          <w:rFonts w:ascii="Times New Roman" w:hAnsi="Times New Roman" w:cs="Times New Roman"/>
+          <w:i/>
+          <w:iCs/>
+          <w:sz w:val="24"/>
+          <w:szCs w:val="24"/>
+        </w:rPr>
+        <w:lastRenderedPageBreak/>
+        <w:t>Классический АВС-анализ и АВС-анализ методом касательных.</w:t>
+      </w:r>
+    </w:p>
+    <w:p>
+      <w:pPr>
+        <w:rPr>
+          <w:rFonts w:ascii="Times New Roman" w:hAnsi="Times New Roman" w:cs="Times New Roman"/>
+          <w:sz w:val="24"/>
+          <w:szCs w:val="24"/>
+        </w:rPr>
+      </w:pPr>
+      <w:r>
+        <w:rPr>
+          <w:rFonts w:ascii="Times New Roman" w:hAnsi="Times New Roman" w:cs="Times New Roman"/>
+          <w:sz w:val="24"/>
+          <w:szCs w:val="24"/>
+        </w:rPr>
+        <w:t>Данные были отфильтрованы по году 2017 и проведены через подмодуль АВС-анализ, с границами А – 75%, В – 90%.</w:t>
+      </w:r>
+    </w:p>
+    <w:p>
+      <w:pPr>
+        <w:ind w:firstLine="0"/>
+        <w:jc w:val="center"/>
+        <w:rPr>
+          <w:rFonts w:ascii="Times New Roman" w:hAnsi="Times New Roman" w:cs="Times New Roman"/>
+          <w:sz w:val="24"/>
+          <w:szCs w:val="24"/>
+        </w:rPr>
+      </w:pPr>
+      <w:r>
+        <w:rPr>
+          <w:noProof/>
+          <w14:ligatures w14:val="standardContextual"/>
+        </w:rPr>
+        <w:drawing>
+          <wp:inline distT="0" distB="0" distL="0" distR="0" wp14:anchorId="2E4479A9" wp14:editId="23A7CE85">
+            <wp:extent cx="5940425" cy="4311015"/>
+            <wp:effectExtent l="0" t="0" r="3175" b="0"/>
+            <wp:docPr id="880141594" name="Рисунок 1"/>
+            <wp:cNvGraphicFramePr>
+              <a:graphicFrameLocks xmlns:a="http://schemas.openxmlformats.org/drawingml/2006/main" noChangeAspect="1"/>
+            </wp:cNvGraphicFramePr>
+            <a:graphic xmlns:a="http://schemas.openxmlformats.org/drawingml/2006/main">
+              <a:graphicData uri="http://schemas.openxmlformats.org/drawingml/2006/picture">
+                <pic:pic xmlns:pic="http://schemas.openxmlformats.org/drawingml/2006/picture">
+                  <pic:nvPicPr>
+                    <pic:cNvPr id="880141594" name=""/>
+                    <pic:cNvPicPr/>
+                  </pic:nvPicPr>
+                  <pic:blipFill>
+                    <a:blip r:embed="rId14"/>
+                    <a:stretch>
+                      <a:fillRect/>
+                    </a:stretch>
+                  </pic:blipFill>
+                  <pic:spPr>
+                    <a:xfrm>
+                      <a:off x="0" y="0"/>
+                      <a:ext cx="5940425" cy="4311015"/>
+                    </a:xfrm>
+                    <a:prstGeom prst="rect">
+                      <a:avLst/>
+                    </a:prstGeom>
+                  </pic:spPr>
+                </pic:pic>
+              </a:graphicData>
+            </a:graphic>
+          </wp:inline>
+        </w:drawing>
+      </w:r>
+    </w:p>
+    <w:p>
+      <w:pPr>
+        <w:ind w:firstLine="0"/>
+        <w:jc w:val="center"/>
+        <w:rPr>
+          <w:rFonts w:ascii="Times New Roman" w:hAnsi="Times New Roman" w:cs="Times New Roman"/>
+          <w:sz w:val="24"/>
+          <w:szCs w:val="24"/>
+        </w:rPr>
+      </w:pPr>
+      <w:r>
+        <w:rPr>
+          <w:rFonts w:ascii="Times New Roman" w:hAnsi="Times New Roman" w:cs="Times New Roman"/>
+          <w:sz w:val="24"/>
+          <w:szCs w:val="24"/>
+        </w:rPr>
+        <w:t>Рисунок 2.1 – Схема решения 1</w:t>
+      </w:r>
+    </w:p>
+    <w:p>
+      <w:pPr>
+        <w:rPr>
+          <w:rFonts w:ascii="Times New Roman" w:hAnsi="Times New Roman" w:cs="Times New Roman"/>
+          <w:sz w:val="24"/>
+          <w:szCs w:val="24"/>
+        </w:rPr>
+      </w:pPr>
+      <w:r>
+        <w:rPr>
+          <w:rFonts w:ascii="Times New Roman" w:hAnsi="Times New Roman" w:cs="Times New Roman"/>
+          <w:sz w:val="24"/>
+          <w:szCs w:val="24"/>
+        </w:rPr>
+        <w:t>Вопрос 1</w:t>
+      </w:r>
+      <w:r>
+        <w:rPr>
+          <w:rFonts w:ascii="Times New Roman" w:hAnsi="Times New Roman" w:cs="Times New Roman"/>
+          <w:sz w:val="24"/>
+          <w:szCs w:val="24"/>
+        </w:rPr>
+        <w:t xml:space="preserve">. </w:t>
+      </w:r>
+      <w:r>
+        <w:rPr>
+          <w:rFonts w:ascii="Times New Roman" w:hAnsi="Times New Roman" w:cs="Times New Roman"/>
+          <w:sz w:val="24"/>
+          <w:szCs w:val="24"/>
+        </w:rPr>
+        <w:t xml:space="preserve">Какое количество городов, в которых располагаются торговые </w:t>
+      </w:r>
+      <w:proofErr w:type="gramStart"/>
+      <w:r>
+        <w:rPr>
+          <w:rFonts w:ascii="Times New Roman" w:hAnsi="Times New Roman" w:cs="Times New Roman"/>
+          <w:sz w:val="24"/>
+          <w:szCs w:val="24"/>
+        </w:rPr>
+        <w:t>точки,  попало</w:t>
+      </w:r>
+      <w:proofErr w:type="gramEnd"/>
+      <w:r>
+        <w:rPr>
+          <w:rFonts w:ascii="Times New Roman" w:hAnsi="Times New Roman" w:cs="Times New Roman"/>
+          <w:sz w:val="24"/>
+          <w:szCs w:val="24"/>
+        </w:rPr>
+        <w:t xml:space="preserve"> в группу B в результате проведения классического ABC-анализа по сумме продаж в $? </w:t>
+      </w:r>
+    </w:p>
+    <w:p>
+      <w:pPr>
+        <w:rPr>
+          <w:rFonts w:ascii="Times New Roman" w:hAnsi="Times New Roman" w:cs="Times New Roman"/>
+          <w:sz w:val="24"/>
+          <w:szCs w:val="24"/>
+        </w:rPr>
+      </w:pPr>
+      <w:r>
+        <w:rPr>
+          <w:rFonts w:ascii="Times New Roman" w:hAnsi="Times New Roman" w:cs="Times New Roman"/>
+          <w:sz w:val="24"/>
+          <w:szCs w:val="24"/>
+        </w:rPr>
+        <w:t xml:space="preserve">Результаты АВС-анализа были отфильтрованы по группе В и </w:t>
+      </w:r>
+      <w:r>
+        <w:rPr>
+          <w:rFonts w:ascii="Times New Roman" w:hAnsi="Times New Roman" w:cs="Times New Roman"/>
+          <w:sz w:val="24"/>
+          <w:szCs w:val="24"/>
+        </w:rPr>
+        <w:t xml:space="preserve">было </w:t>
+      </w:r>
+      <w:r>
+        <w:rPr>
+          <w:rFonts w:ascii="Times New Roman" w:hAnsi="Times New Roman" w:cs="Times New Roman"/>
+          <w:sz w:val="24"/>
+          <w:szCs w:val="24"/>
+        </w:rPr>
+        <w:t>получено</w:t>
+      </w:r>
+      <w:r>
+        <w:rPr>
+          <w:rFonts w:ascii="Times New Roman" w:hAnsi="Times New Roman" w:cs="Times New Roman"/>
+          <w:sz w:val="24"/>
+          <w:szCs w:val="24"/>
+        </w:rPr>
+        <w:t xml:space="preserve">, путём вычисления, количество объектов, попавших в эту группу </w:t>
+      </w:r>
+    </w:p>
+    <w:p>
+      <w:pPr>
+        <w:rPr>
+          <w:rFonts w:ascii="Times New Roman" w:hAnsi="Times New Roman" w:cs="Times New Roman"/>
+          <w:b/>
+          <w:bCs/>
+          <w:sz w:val="24"/>
+          <w:szCs w:val="24"/>
+        </w:rPr>
+      </w:pPr>
+      <w:r>
+        <w:rPr>
+          <w:rFonts w:ascii="Times New Roman" w:hAnsi="Times New Roman" w:cs="Times New Roman"/>
+          <w:sz w:val="24"/>
+          <w:szCs w:val="24"/>
+        </w:rPr>
+        <w:t>Ответ</w:t>
+      </w:r>
+      <w:r>
+        <w:rPr>
+          <w:rFonts w:ascii="Times New Roman" w:hAnsi="Times New Roman" w:cs="Times New Roman"/>
+          <w:sz w:val="24"/>
+          <w:szCs w:val="24"/>
+        </w:rPr>
+        <w:t>:</w:t>
+      </w:r>
+      <w:r>
+        <w:rPr>
+          <w:rFonts w:ascii="Times New Roman" w:hAnsi="Times New Roman" w:cs="Times New Roman"/>
+          <w:b/>
+          <w:bCs/>
+          <w:sz w:val="24"/>
+          <w:szCs w:val="24"/>
+        </w:rPr>
+        <w:t xml:space="preserve"> </w:t>
+      </w:r>
+      <w:r>
+        <w:rPr>
+          <w:rFonts w:ascii="Times New Roman" w:hAnsi="Times New Roman" w:cs="Times New Roman"/>
+          <w:b/>
+          <w:bCs/>
+          <w:sz w:val="24"/>
+          <w:szCs w:val="24"/>
+        </w:rPr>
+        <w:t>60</w:t>
+      </w:r>
+    </w:p>
+    <w:p>
+      <w:pPr>
+        <w:ind w:firstLine="0"/>
+        <w:jc w:val="center"/>
+        <w:rPr>
+          <w:rFonts w:ascii="Times New Roman" w:hAnsi="Times New Roman" w:cs="Times New Roman"/>
+          <w:sz w:val="24"/>
+          <w:szCs w:val="24"/>
+        </w:rPr>
+      </w:pPr>
+      <w:r>
+        <w:rPr>
+          <w:noProof/>
+          <w14:ligatures w14:val="standardContextual"/>
+        </w:rPr>
+        <w:drawing>
+          <wp:inline distT="0" distB="0" distL="0" distR="0" wp14:anchorId="55C7BBE0" wp14:editId="1ED35F56">
+            <wp:extent cx="3808540" cy="1530985"/>
+            <wp:effectExtent l="0" t="0" r="1905" b="0"/>
+            <wp:docPr id="1589957395" name="Рисунок 1"/>
+            <wp:cNvGraphicFramePr>
+              <a:graphicFrameLocks xmlns:a="http://schemas.openxmlformats.org/drawingml/2006/main" noChangeAspect="1"/>
+            </wp:cNvGraphicFramePr>
+            <a:graphic xmlns:a="http://schemas.openxmlformats.org/drawingml/2006/main">
+              <a:graphicData uri="http://schemas.openxmlformats.org/drawingml/2006/picture">
+                <pic:pic xmlns:pic="http://schemas.openxmlformats.org/drawingml/2006/picture">
+                  <pic:nvPicPr>
+                    <pic:cNvPr id="1589957395" name=""/>
                     <pic:cNvPicPr/>
                   </pic:nvPicPr>
                   <pic:blipFill rotWithShape="1">
-                    <a:blip r:embed="rId11"/>
-                    <a:srcRect l="13169" t="11426" r="9233" b="4182"/>
+                    <a:blip r:embed="rId15"/>
+                    <a:srcRect l="4536"/>
                     <a:stretch>
                       <a:fillRect/>
                     </a:stretch>
@@ -2145,7 +2448,7 @@
                   <pic:spPr bwMode="auto">
                     <a:xfrm>
                       <a:off x="0" y="0"/>
-                      <a:ext cx="4609687" cy="3044930"/>
+                      <a:ext cx="3813443" cy="1532956"/>
                     </a:xfrm>
                     <a:prstGeom prst="rect">
                       <a:avLst/>
@@ -2182,52 +2485,59 @@
           <w:sz w:val="24"/>
           <w:szCs w:val="24"/>
         </w:rPr>
-        <w:t>Рисунок 1.3 – Проверка качества кластеризации</w:t>
+        <w:t>Рисунок 2</w:t>
+      </w:r>
+      <w:r>
+        <w:rPr>
+          <w:rFonts w:ascii="Times New Roman" w:hAnsi="Times New Roman" w:cs="Times New Roman"/>
+          <w:sz w:val="24"/>
+          <w:szCs w:val="24"/>
+        </w:rPr>
+        <w:t>.</w:t>
+      </w:r>
+      <w:r>
+        <w:rPr>
+          <w:rFonts w:ascii="Times New Roman" w:hAnsi="Times New Roman" w:cs="Times New Roman"/>
+          <w:sz w:val="24"/>
+          <w:szCs w:val="24"/>
+        </w:rPr>
+        <w:t>2</w:t>
+      </w:r>
+      <w:r>
+        <w:rPr>
+          <w:rFonts w:ascii="Times New Roman" w:hAnsi="Times New Roman" w:cs="Times New Roman"/>
+          <w:sz w:val="24"/>
+          <w:szCs w:val="24"/>
+        </w:rPr>
+        <w:t xml:space="preserve"> </w:t>
+      </w:r>
+      <w:r>
+        <w:rPr>
+          <w:rFonts w:ascii="Times New Roman" w:hAnsi="Times New Roman" w:cs="Times New Roman"/>
+          <w:sz w:val="24"/>
+          <w:szCs w:val="24"/>
+        </w:rPr>
+        <w:t>–</w:t>
+      </w:r>
+      <w:r>
+        <w:rPr>
+          <w:rFonts w:ascii="Times New Roman" w:hAnsi="Times New Roman" w:cs="Times New Roman"/>
+          <w:sz w:val="24"/>
+          <w:szCs w:val="24"/>
+        </w:rPr>
+        <w:t xml:space="preserve"> </w:t>
+      </w:r>
+      <w:r>
+        <w:rPr>
+          <w:rFonts w:ascii="Times New Roman" w:hAnsi="Times New Roman" w:cs="Times New Roman"/>
+          <w:sz w:val="24"/>
+          <w:szCs w:val="24"/>
+        </w:rPr>
+        <w:t>Счёт количества попавших в группу В</w:t>
       </w:r>
     </w:p>
     <w:p>
       <w:pPr>
-        <w:rPr>
-          <w:rFonts w:ascii="Times New Roman" w:hAnsi="Times New Roman" w:cs="Times New Roman"/>
-          <w:sz w:val="24"/>
-          <w:szCs w:val="24"/>
-        </w:rPr>
-      </w:pPr>
-      <w:r>
-        <w:rPr>
-          <w:rFonts w:ascii="Times New Roman" w:hAnsi="Times New Roman" w:cs="Times New Roman"/>
-          <w:sz w:val="24"/>
-          <w:szCs w:val="24"/>
-        </w:rPr>
-        <w:t>Также был</w:t>
-      </w:r>
-      <w:r>
-        <w:rPr>
-          <w:rFonts w:ascii="Times New Roman" w:hAnsi="Times New Roman" w:cs="Times New Roman"/>
-          <w:sz w:val="24"/>
-          <w:szCs w:val="24"/>
-        </w:rPr>
-        <w:t xml:space="preserve">о сформировано графическое построение кластерных силуэтов для проведения оценки качества кластеризации. Оценка показала </w:t>
-      </w:r>
-      <w:r>
-        <w:rPr>
-          <w:rFonts w:ascii="Times New Roman" w:hAnsi="Times New Roman" w:cs="Times New Roman"/>
-          <w:sz w:val="24"/>
-          <w:szCs w:val="24"/>
-        </w:rPr>
-        <w:t>среднее</w:t>
-      </w:r>
-      <w:r>
-        <w:rPr>
-          <w:rFonts w:ascii="Times New Roman" w:hAnsi="Times New Roman" w:cs="Times New Roman"/>
-          <w:sz w:val="24"/>
-          <w:szCs w:val="24"/>
-        </w:rPr>
-        <w:t xml:space="preserve"> качество.</w:t>
-      </w:r>
-    </w:p>
-    <w:p>
-      <w:pPr>
         <w:ind w:firstLine="0"/>
         <w:jc w:val="center"/>
         <w:rPr>
@@ -2241,11 +2551,12 @@
           <w:noProof/>
           <w14:ligatures w14:val="standardContextual"/>
         </w:rPr>
+        <w:lastRenderedPageBreak/>
         <w:drawing>
-          <wp:inline distT="0" distB="0" distL="0" distR="0" wp14:anchorId="7D47735F" wp14:editId="1987C701">
-            <wp:extent cx="5707861" cy="3454789"/>
-            <wp:effectExtent l="0" t="0" r="7620" b="0"/>
-            <wp:docPr id="1682151218" name="Рисунок 1"/>
+          <wp:inline distT="0" distB="0" distL="0" distR="0" wp14:anchorId="6743C607" wp14:editId="4F602B9A">
+            <wp:extent cx="2716663" cy="1023937"/>
+            <wp:effectExtent l="0" t="0" r="7620" b="5080"/>
+            <wp:docPr id="944011099" name="Рисунок 1"/>
             <wp:cNvGraphicFramePr>
               <a:graphicFrameLocks xmlns:a="http://schemas.openxmlformats.org/drawingml/2006/main" noChangeAspect="1"/>
             </wp:cNvGraphicFramePr>
@@ -2253,12 +2564,182 @@
               <a:graphicData uri="http://schemas.openxmlformats.org/drawingml/2006/picture">
                 <pic:pic xmlns:pic="http://schemas.openxmlformats.org/drawingml/2006/picture">
                   <pic:nvPicPr>
-                    <pic:cNvPr id="1682151218" name=""/>
+                    <pic:cNvPr id="944011099" name=""/>
+                    <pic:cNvPicPr/>
+                  </pic:nvPicPr>
+                  <pic:blipFill>
+                    <a:blip r:embed="rId16"/>
+                    <a:stretch>
+                      <a:fillRect/>
+                    </a:stretch>
+                  </pic:blipFill>
+                  <pic:spPr>
+                    <a:xfrm>
+                      <a:off x="0" y="0"/>
+                      <a:ext cx="2740055" cy="1032754"/>
+                    </a:xfrm>
+                    <a:prstGeom prst="rect">
+                      <a:avLst/>
+                    </a:prstGeom>
+                  </pic:spPr>
+                </pic:pic>
+              </a:graphicData>
+            </a:graphic>
+          </wp:inline>
+        </w:drawing>
+      </w:r>
+    </w:p>
+    <w:p>
+      <w:pPr>
+        <w:ind w:firstLine="0"/>
+        <w:jc w:val="center"/>
+        <w:rPr>
+          <w:rFonts w:ascii="Times New Roman" w:hAnsi="Times New Roman" w:cs="Times New Roman"/>
+          <w:sz w:val="24"/>
+          <w:szCs w:val="24"/>
+        </w:rPr>
+      </w:pPr>
+      <w:r>
+        <w:rPr>
+          <w:rFonts w:ascii="Times New Roman" w:hAnsi="Times New Roman" w:cs="Times New Roman"/>
+          <w:sz w:val="24"/>
+          <w:szCs w:val="24"/>
+        </w:rPr>
+        <w:t>Рисунок</w:t>
+      </w:r>
+      <w:r>
+        <w:rPr>
+          <w:rFonts w:ascii="Times New Roman" w:hAnsi="Times New Roman" w:cs="Times New Roman"/>
+          <w:sz w:val="24"/>
+          <w:szCs w:val="24"/>
+        </w:rPr>
+        <w:t xml:space="preserve"> 2.</w:t>
+      </w:r>
+      <w:r>
+        <w:rPr>
+          <w:rFonts w:ascii="Times New Roman" w:hAnsi="Times New Roman" w:cs="Times New Roman"/>
+          <w:sz w:val="24"/>
+          <w:szCs w:val="24"/>
+        </w:rPr>
+        <w:t>3</w:t>
+      </w:r>
+      <w:r>
+        <w:rPr>
+          <w:rFonts w:ascii="Times New Roman" w:hAnsi="Times New Roman" w:cs="Times New Roman"/>
+          <w:sz w:val="24"/>
+          <w:szCs w:val="24"/>
+        </w:rPr>
+        <w:t xml:space="preserve"> – Ответ на 1 вопрос</w:t>
+      </w:r>
+    </w:p>
+    <w:p>
+      <w:pPr>
+        <w:rPr>
+          <w:rFonts w:ascii="Times New Roman" w:hAnsi="Times New Roman" w:cs="Times New Roman"/>
+          <w:sz w:val="24"/>
+          <w:szCs w:val="24"/>
+        </w:rPr>
+      </w:pPr>
+      <w:r>
+        <w:rPr>
+          <w:rFonts w:ascii="Times New Roman" w:hAnsi="Times New Roman" w:cs="Times New Roman"/>
+          <w:sz w:val="24"/>
+          <w:szCs w:val="24"/>
+        </w:rPr>
+        <w:t xml:space="preserve">Вопрос </w:t>
+      </w:r>
+      <w:r>
+        <w:rPr>
+          <w:rFonts w:ascii="Times New Roman" w:hAnsi="Times New Roman" w:cs="Times New Roman"/>
+          <w:sz w:val="24"/>
+          <w:szCs w:val="24"/>
+        </w:rPr>
+        <w:t>2. Какое значение границы группы A сформировалось в результате проведения ABC-анализа методом касательных по сумме продаж в $? Ответ округлите до целого значения.</w:t>
+      </w:r>
+    </w:p>
+    <w:p>
+      <w:pPr>
+        <w:rPr>
+          <w:rFonts w:ascii="Times New Roman" w:hAnsi="Times New Roman" w:cs="Times New Roman"/>
+          <w:sz w:val="24"/>
+          <w:szCs w:val="24"/>
+        </w:rPr>
+      </w:pPr>
+      <w:r>
+        <w:rPr>
+          <w:rFonts w:ascii="Times New Roman" w:hAnsi="Times New Roman" w:cs="Times New Roman"/>
+          <w:sz w:val="24"/>
+          <w:szCs w:val="24"/>
+        </w:rPr>
+        <w:t>АВС-анализ методом касательных выводит границы групп как значения переменных. Переменные были переведены в таблицу и отфильтрованы по метке «Граница группы А, %»</w:t>
+      </w:r>
+    </w:p>
+    <w:p>
+      <w:pPr>
+        <w:rPr>
+          <w:rFonts w:ascii="Times New Roman" w:hAnsi="Times New Roman" w:cs="Times New Roman"/>
+          <w:sz w:val="24"/>
+          <w:szCs w:val="24"/>
+        </w:rPr>
+      </w:pPr>
+      <w:r>
+        <w:rPr>
+          <w:rFonts w:ascii="Times New Roman" w:hAnsi="Times New Roman" w:cs="Times New Roman"/>
+          <w:sz w:val="24"/>
+          <w:szCs w:val="24"/>
+        </w:rPr>
+        <w:t>Ответ</w:t>
+      </w:r>
+      <w:r>
+        <w:rPr>
+          <w:rFonts w:ascii="Times New Roman" w:hAnsi="Times New Roman" w:cs="Times New Roman"/>
+          <w:sz w:val="24"/>
+          <w:szCs w:val="24"/>
+        </w:rPr>
+        <w:t>: 85</w:t>
+      </w:r>
+      <w:r>
+        <w:rPr>
+          <w:rFonts w:ascii="Times New Roman" w:hAnsi="Times New Roman" w:cs="Times New Roman"/>
+          <w:sz w:val="24"/>
+          <w:szCs w:val="24"/>
+        </w:rPr>
+        <w:t xml:space="preserve"> </w:t>
+      </w:r>
+    </w:p>
+    <w:p>
+      <w:pPr>
+        <w:ind w:firstLine="0"/>
+        <w:jc w:val="center"/>
+        <w:rPr>
+          <w:rFonts w:ascii="Times New Roman" w:hAnsi="Times New Roman" w:cs="Times New Roman"/>
+          <w:sz w:val="24"/>
+          <w:szCs w:val="24"/>
+        </w:rPr>
+      </w:pPr>
+      <w:r>
+        <w:rPr>
+          <w:noProof/>
+          <w14:ligatures w14:val="standardContextual"/>
+        </w:rPr>
+        <w:drawing>
+          <wp:inline distT="0" distB="0" distL="0" distR="0" wp14:anchorId="5814E366" wp14:editId="2905F04B">
+            <wp:extent cx="2802154" cy="1090612"/>
+            <wp:effectExtent l="0" t="0" r="0" b="0"/>
+            <wp:docPr id="700842725" name="Рисунок 1"/>
+            <wp:cNvGraphicFramePr>
+              <a:graphicFrameLocks xmlns:a="http://schemas.openxmlformats.org/drawingml/2006/main" noChangeAspect="1"/>
+            </wp:cNvGraphicFramePr>
+            <a:graphic xmlns:a="http://schemas.openxmlformats.org/drawingml/2006/main">
+              <a:graphicData uri="http://schemas.openxmlformats.org/drawingml/2006/picture">
+                <pic:pic xmlns:pic="http://schemas.openxmlformats.org/drawingml/2006/picture">
+                  <pic:nvPicPr>
+                    <pic:cNvPr id="700842725" name=""/>
                     <pic:cNvPicPr/>
                   </pic:nvPicPr>
                   <pic:blipFill rotWithShape="1">
-                    <a:blip r:embed="rId12"/>
-                    <a:srcRect l="3915" t="4248"/>
+                    <a:blip r:embed="rId17"/>
+                    <a:srcRect l="13790" t="10692" r="57990" b="71225"/>
                     <a:stretch>
                       <a:fillRect/>
                     </a:stretch>
@@ -2266,7 +2747,7 @@
                   <pic:spPr bwMode="auto">
                     <a:xfrm>
                       <a:off x="0" y="0"/>
-                      <a:ext cx="5707861" cy="3454789"/>
+                      <a:ext cx="2810743" cy="1093955"/>
                     </a:xfrm>
                     <a:prstGeom prst="rect">
                       <a:avLst/>
@@ -2303,11 +2784,78 @@
           <w:sz w:val="24"/>
           <w:szCs w:val="24"/>
         </w:rPr>
-        <w:t>Рисунок 1.4 – Кластерные силуэты</w:t>
+        <w:t>Рисунок 3 – Ответ на 2 вопрос</w:t>
       </w:r>
     </w:p>
     <w:p>
       <w:pPr>
+        <w:rPr>
+          <w:rFonts w:ascii="Times New Roman" w:hAnsi="Times New Roman" w:cs="Times New Roman"/>
+          <w:sz w:val="24"/>
+          <w:szCs w:val="24"/>
+        </w:rPr>
+      </w:pPr>
+      <w:r>
+        <w:rPr>
+          <w:rFonts w:ascii="Times New Roman" w:hAnsi="Times New Roman" w:cs="Times New Roman"/>
+          <w:sz w:val="24"/>
+          <w:szCs w:val="24"/>
+        </w:rPr>
+        <w:t xml:space="preserve">Вопрос </w:t>
+      </w:r>
+      <w:r>
+        <w:rPr>
+          <w:rFonts w:ascii="Times New Roman" w:hAnsi="Times New Roman" w:cs="Times New Roman"/>
+          <w:sz w:val="24"/>
+          <w:szCs w:val="24"/>
+        </w:rPr>
+        <w:t>3. Какое количество городов одновременно попали в группу B в результате 2 видов анализа?</w:t>
+      </w:r>
+    </w:p>
+    <w:p>
+      <w:pPr>
+        <w:rPr>
+          <w:rFonts w:ascii="Times New Roman" w:hAnsi="Times New Roman" w:cs="Times New Roman"/>
+          <w:sz w:val="24"/>
+          <w:szCs w:val="24"/>
+        </w:rPr>
+      </w:pPr>
+      <w:r>
+        <w:rPr>
+          <w:rFonts w:ascii="Times New Roman" w:hAnsi="Times New Roman" w:cs="Times New Roman"/>
+          <w:sz w:val="24"/>
+          <w:szCs w:val="24"/>
+        </w:rPr>
+        <w:t>Была выполнена фильтрация результатов обоих АВС-анализов по группе В, произведено внутреннее слияние результатов, путём группировки было вычислено количество объектов.</w:t>
+      </w:r>
+    </w:p>
+    <w:p>
+      <w:pPr>
+        <w:rPr>
+          <w:rFonts w:ascii="Times New Roman" w:hAnsi="Times New Roman" w:cs="Times New Roman"/>
+          <w:sz w:val="24"/>
+          <w:szCs w:val="24"/>
+        </w:rPr>
+      </w:pPr>
+      <w:r>
+        <w:rPr>
+          <w:rFonts w:ascii="Times New Roman" w:hAnsi="Times New Roman" w:cs="Times New Roman"/>
+          <w:sz w:val="24"/>
+          <w:szCs w:val="24"/>
+        </w:rPr>
+        <w:t xml:space="preserve">Ответ: </w:t>
+      </w:r>
+      <w:r>
+        <w:rPr>
+          <w:rFonts w:ascii="Times New Roman" w:hAnsi="Times New Roman" w:cs="Times New Roman"/>
+          <w:sz w:val="24"/>
+          <w:szCs w:val="24"/>
+        </w:rPr>
+        <w:t>27</w:t>
+      </w:r>
+    </w:p>
+    <w:p>
+      <w:pPr>
         <w:ind w:firstLine="0"/>
         <w:jc w:val="center"/>
         <w:rPr>
@@ -2321,12 +2869,11 @@
           <w:noProof/>
           <w14:ligatures w14:val="standardContextual"/>
         </w:rPr>
-        <w:lastRenderedPageBreak/>
         <w:drawing>
-          <wp:inline distT="0" distB="0" distL="0" distR="0" wp14:anchorId="44D44790" wp14:editId="6E618ACE">
-            <wp:extent cx="5940425" cy="1849755"/>
-            <wp:effectExtent l="0" t="0" r="3175" b="0"/>
-            <wp:docPr id="198724467" name="Рисунок 1"/>
+          <wp:inline distT="0" distB="0" distL="0" distR="0" wp14:anchorId="3328B730" wp14:editId="13795954">
+            <wp:extent cx="2519363" cy="1100898"/>
+            <wp:effectExtent l="0" t="0" r="0" b="4445"/>
+            <wp:docPr id="1458673202" name="Рисунок 1"/>
             <wp:cNvGraphicFramePr>
               <a:graphicFrameLocks xmlns:a="http://schemas.openxmlformats.org/drawingml/2006/main" noChangeAspect="1"/>
             </wp:cNvGraphicFramePr>
@@ -2334,11 +2881,11 @@
               <a:graphicData uri="http://schemas.openxmlformats.org/drawingml/2006/picture">
                 <pic:pic xmlns:pic="http://schemas.openxmlformats.org/drawingml/2006/picture">
                   <pic:nvPicPr>
-                    <pic:cNvPr id="198724467" name=""/>
+                    <pic:cNvPr id="1458673202" name=""/>
                     <pic:cNvPicPr/>
                   </pic:nvPicPr>
                   <pic:blipFill>
-                    <a:blip r:embed="rId13"/>
+                    <a:blip r:embed="rId18"/>
                     <a:stretch>
                       <a:fillRect/>
                     </a:stretch>
@@ -2346,7 +2893,7 @@
                   <pic:spPr>
                     <a:xfrm>
                       <a:off x="0" y="0"/>
-                      <a:ext cx="5940425" cy="1849755"/>
+                      <a:ext cx="2534061" cy="1107321"/>
                     </a:xfrm>
                     <a:prstGeom prst="rect">
                       <a:avLst/>
@@ -2375,7 +2922,7 @@
           <w:sz w:val="24"/>
           <w:szCs w:val="24"/>
         </w:rPr>
-        <w:t>Рисунок 1.5 – Индекс силуэта</w:t>
+        <w:t>Рисунок 4 – Ответ на 3 вопрос</w:t>
       </w:r>
     </w:p>
     <w:p>
@@ -2392,89 +2939,66 @@
           <w:sz w:val="24"/>
           <w:szCs w:val="24"/>
         </w:rPr>
-        <w:t>По результатам кластеризации были выделены следующие кластеры:</w:t>
+        <w:t xml:space="preserve">Вопрос </w:t>
+      </w:r>
+      <w:r>
+        <w:rPr>
+          <w:rFonts w:ascii="Times New Roman" w:hAnsi="Times New Roman" w:cs="Times New Roman"/>
+          <w:sz w:val="24"/>
+          <w:szCs w:val="24"/>
+        </w:rPr>
+        <w:t>4. Выберите правильное утверждение по результатам классического ABC-анализа:</w:t>
       </w:r>
     </w:p>
     <w:p>
       <w:pPr>
-        <w:pStyle w:val="a7"/>
-        <w:numPr>
-          <w:ilvl w:val="0"/>
-          <w:numId w:val="80"/>
-        </w:numPr>
-        <w:rPr>
-          <w:rFonts w:ascii="Times New Roman" w:hAnsi="Times New Roman" w:cs="Times New Roman"/>
-          <w:sz w:val="24"/>
-          <w:szCs w:val="24"/>
-        </w:rPr>
-      </w:pPr>
-      <w:r>
-        <w:rPr>
-          <w:rFonts w:ascii="Times New Roman" w:hAnsi="Times New Roman" w:cs="Times New Roman"/>
-          <w:sz w:val="24"/>
-          <w:szCs w:val="24"/>
-        </w:rPr>
-        <w:t>Области с высокообразованным населением</w:t>
+        <w:rPr>
+          <w:rFonts w:ascii="Times New Roman" w:hAnsi="Times New Roman" w:cs="Times New Roman"/>
+          <w:sz w:val="24"/>
+          <w:szCs w:val="24"/>
+        </w:rPr>
+      </w:pPr>
+      <w:r>
+        <w:rPr>
+          <w:rFonts w:ascii="Times New Roman" w:hAnsi="Times New Roman" w:cs="Times New Roman"/>
+          <w:sz w:val="24"/>
+          <w:szCs w:val="24"/>
+        </w:rPr>
+        <w:t>— 45 городов дают 75% выручки</w:t>
       </w:r>
     </w:p>
     <w:p>
       <w:pPr>
-        <w:pStyle w:val="a7"/>
-        <w:numPr>
-          <w:ilvl w:val="0"/>
-          <w:numId w:val="80"/>
-        </w:numPr>
-        <w:rPr>
-          <w:rFonts w:ascii="Times New Roman" w:hAnsi="Times New Roman" w:cs="Times New Roman"/>
-          <w:sz w:val="24"/>
-          <w:szCs w:val="24"/>
-        </w:rPr>
-      </w:pPr>
-      <w:r>
-        <w:rPr>
-          <w:rFonts w:ascii="Times New Roman" w:hAnsi="Times New Roman" w:cs="Times New Roman"/>
-          <w:sz w:val="24"/>
-          <w:szCs w:val="24"/>
-        </w:rPr>
-        <w:t xml:space="preserve">Области с </w:t>
-      </w:r>
-      <w:r>
-        <w:rPr>
-          <w:rFonts w:ascii="Times New Roman" w:hAnsi="Times New Roman" w:cs="Times New Roman"/>
-          <w:sz w:val="24"/>
-          <w:szCs w:val="24"/>
-        </w:rPr>
-        <w:t>средним количеством образованного населения</w:t>
+        <w:rPr>
+          <w:rFonts w:ascii="Times New Roman" w:hAnsi="Times New Roman" w:cs="Times New Roman"/>
+          <w:sz w:val="24"/>
+          <w:szCs w:val="24"/>
+        </w:rPr>
+      </w:pPr>
+      <w:r>
+        <w:rPr>
+          <w:rFonts w:ascii="Times New Roman" w:hAnsi="Times New Roman" w:cs="Times New Roman"/>
+          <w:sz w:val="24"/>
+          <w:szCs w:val="24"/>
+        </w:rPr>
+        <w:t>— 100 городов дают 90% выручки</w:t>
       </w:r>
     </w:p>
     <w:p>
       <w:pPr>
-        <w:pStyle w:val="a7"/>
-        <w:numPr>
-          <w:ilvl w:val="0"/>
-          <w:numId w:val="80"/>
-        </w:numPr>
-        <w:rPr>
-          <w:rFonts w:ascii="Times New Roman" w:hAnsi="Times New Roman" w:cs="Times New Roman"/>
-          <w:sz w:val="24"/>
-          <w:szCs w:val="24"/>
-        </w:rPr>
-      </w:pPr>
-      <w:r>
-        <w:rPr>
-          <w:rFonts w:ascii="Times New Roman" w:hAnsi="Times New Roman" w:cs="Times New Roman"/>
-          <w:sz w:val="24"/>
-          <w:szCs w:val="24"/>
-        </w:rPr>
-        <w:t xml:space="preserve">Области с </w:t>
-      </w:r>
-      <w:r>
-        <w:rPr>
-          <w:rFonts w:ascii="Times New Roman" w:hAnsi="Times New Roman" w:cs="Times New Roman"/>
-          <w:sz w:val="24"/>
-          <w:szCs w:val="24"/>
-        </w:rPr>
-        <w:t>низким уровнем образования</w:t>
+        <w:rPr>
+          <w:rFonts w:ascii="Times New Roman" w:hAnsi="Times New Roman" w:cs="Times New Roman"/>
+          <w:sz w:val="24"/>
+          <w:szCs w:val="24"/>
+        </w:rPr>
+      </w:pPr>
+      <w:r>
+        <w:rPr>
+          <w:rFonts w:ascii="Times New Roman" w:hAnsi="Times New Roman" w:cs="Times New Roman"/>
+          <w:sz w:val="24"/>
+          <w:szCs w:val="24"/>
+        </w:rPr>
+        <w:t>— 300 городов дают 10% выручки</w:t>
       </w:r>
     </w:p>
     <w:p>
@@ -2491,7 +3015,16 @@
           <w:sz w:val="24"/>
           <w:szCs w:val="24"/>
         </w:rPr>
-        <w:br w:type="page"/>
+        <w:lastRenderedPageBreak/>
+        <w:t xml:space="preserve">Была выполнена группировка результатов АВС-анализа по группам А, В, С. А также были выведены такие показатели групп, как количество объектов, входящих в группу, и </w:t>
+      </w:r>
+      <w:r>
+        <w:rPr>
+          <w:rFonts w:ascii="Times New Roman" w:hAnsi="Times New Roman" w:cs="Times New Roman"/>
+          <w:sz w:val="24"/>
+          <w:szCs w:val="24"/>
+        </w:rPr>
+        <w:t>крайний процент вклада – граница группы.</w:t>
       </w:r>
     </w:p>
     <w:p>
@@ -2508,53 +3041,84 @@
           <w:sz w:val="24"/>
           <w:szCs w:val="24"/>
         </w:rPr>
-        <w:lastRenderedPageBreak/>
-        <w:t xml:space="preserve">Далее была применена более чувствительная к входным параметрам </w:t>
-      </w:r>
-      <w:r>
-        <w:rPr>
-          <w:rFonts w:ascii="Times New Roman" w:hAnsi="Times New Roman" w:cs="Times New Roman"/>
-          <w:sz w:val="24"/>
-          <w:szCs w:val="24"/>
-          <w:lang w:val="en-US"/>
-        </w:rPr>
-        <w:t>EM</w:t>
-      </w:r>
-      <w:r>
-        <w:rPr>
-          <w:rFonts w:ascii="Times New Roman" w:hAnsi="Times New Roman" w:cs="Times New Roman"/>
-          <w:sz w:val="24"/>
-          <w:szCs w:val="24"/>
-        </w:rPr>
-        <w:t xml:space="preserve"> </w:t>
-      </w:r>
-      <w:r>
-        <w:rPr>
-          <w:rFonts w:ascii="Times New Roman" w:hAnsi="Times New Roman" w:cs="Times New Roman"/>
-          <w:sz w:val="24"/>
-          <w:szCs w:val="24"/>
-        </w:rPr>
-        <w:t>кластеризация</w:t>
-      </w:r>
-      <w:r>
-        <w:rPr>
-          <w:rFonts w:ascii="Times New Roman" w:hAnsi="Times New Roman" w:cs="Times New Roman"/>
-          <w:sz w:val="24"/>
-          <w:szCs w:val="24"/>
-        </w:rPr>
-        <w:t xml:space="preserve"> для набора данных Здравоохранение</w:t>
-      </w:r>
-      <w:r>
-        <w:rPr>
-          <w:rFonts w:ascii="Times New Roman" w:hAnsi="Times New Roman" w:cs="Times New Roman"/>
-          <w:sz w:val="24"/>
-          <w:szCs w:val="24"/>
-        </w:rPr>
-        <w:t>.</w:t>
+        <w:t>Отсюда видно, что 45 городов дают 75% выручки</w:t>
+      </w:r>
+      <w:r>
+        <w:rPr>
+          <w:rFonts w:ascii="Times New Roman" w:hAnsi="Times New Roman" w:cs="Times New Roman"/>
+          <w:sz w:val="24"/>
+          <w:szCs w:val="24"/>
+        </w:rPr>
+        <w:t xml:space="preserve">; </w:t>
+      </w:r>
+      <w:r>
+        <w:rPr>
+          <w:rFonts w:ascii="Times New Roman" w:hAnsi="Times New Roman" w:cs="Times New Roman"/>
+          <w:sz w:val="24"/>
+          <w:szCs w:val="24"/>
+        </w:rPr>
+        <w:t xml:space="preserve">105 дают </w:t>
+      </w:r>
+      <w:r>
+        <w:rPr>
+          <w:rFonts w:ascii="Times New Roman" w:hAnsi="Times New Roman" w:cs="Times New Roman"/>
+          <w:sz w:val="24"/>
+          <w:szCs w:val="24"/>
+        </w:rPr>
+        <w:t>15</w:t>
+      </w:r>
+      <w:r>
+        <w:rPr>
+          <w:rFonts w:ascii="Times New Roman" w:hAnsi="Times New Roman" w:cs="Times New Roman"/>
+          <w:sz w:val="24"/>
+          <w:szCs w:val="24"/>
+        </w:rPr>
+        <w:t>% выручки</w:t>
+      </w:r>
+      <w:r>
+        <w:rPr>
+          <w:rFonts w:ascii="Times New Roman" w:hAnsi="Times New Roman" w:cs="Times New Roman"/>
+          <w:sz w:val="24"/>
+          <w:szCs w:val="24"/>
+        </w:rPr>
+        <w:t xml:space="preserve">; </w:t>
+      </w:r>
+      <w:r>
+        <w:rPr>
+          <w:rFonts w:ascii="Times New Roman" w:hAnsi="Times New Roman" w:cs="Times New Roman"/>
+          <w:sz w:val="24"/>
+          <w:szCs w:val="24"/>
+        </w:rPr>
+        <w:t>и 295 городов дают 10% выручки.</w:t>
       </w:r>
     </w:p>
     <w:p>
       <w:pPr>
+        <w:rPr>
+          <w:rFonts w:ascii="Times New Roman" w:hAnsi="Times New Roman" w:cs="Times New Roman"/>
+          <w:sz w:val="24"/>
+          <w:szCs w:val="24"/>
+        </w:rPr>
+      </w:pPr>
+      <w:r>
+        <w:rPr>
+          <w:rFonts w:ascii="Times New Roman" w:hAnsi="Times New Roman" w:cs="Times New Roman"/>
+          <w:sz w:val="24"/>
+          <w:szCs w:val="24"/>
+        </w:rPr>
+        <w:t>Ответ:</w:t>
+      </w:r>
+      <w:r>
+        <w:rPr>
+          <w:rFonts w:ascii="Times New Roman" w:hAnsi="Times New Roman" w:cs="Times New Roman"/>
+          <w:sz w:val="24"/>
+          <w:szCs w:val="24"/>
+        </w:rPr>
+        <w:t xml:space="preserve"> 45 городов дают 75% выручки</w:t>
+      </w:r>
+    </w:p>
+    <w:p>
+      <w:pPr>
         <w:ind w:firstLine="0"/>
         <w:jc w:val="center"/>
         <w:rPr>
@@ -2569,10 +3133,10 @@
           <w14:ligatures w14:val="standardContextual"/>
         </w:rPr>
         <w:drawing>
-          <wp:inline distT="0" distB="0" distL="0" distR="0" wp14:anchorId="6AA6C055" wp14:editId="7417787D">
-            <wp:extent cx="5940425" cy="4013835"/>
-            <wp:effectExtent l="0" t="0" r="3175" b="5715"/>
-            <wp:docPr id="672167217" name="Рисунок 1"/>
+          <wp:inline distT="0" distB="0" distL="0" distR="0" wp14:anchorId="17440BC1" wp14:editId="1F3C0C82">
+            <wp:extent cx="5095875" cy="1491449"/>
+            <wp:effectExtent l="0" t="0" r="0" b="0"/>
+            <wp:docPr id="810141442" name="Рисунок 1"/>
             <wp:cNvGraphicFramePr>
               <a:graphicFrameLocks xmlns:a="http://schemas.openxmlformats.org/drawingml/2006/main" noChangeAspect="1"/>
             </wp:cNvGraphicFramePr>
@@ -2580,11 +3144,11 @@
               <a:graphicData uri="http://schemas.openxmlformats.org/drawingml/2006/picture">
                 <pic:pic xmlns:pic="http://schemas.openxmlformats.org/drawingml/2006/picture">
                   <pic:nvPicPr>
-                    <pic:cNvPr id="672167217" name=""/>
+                    <pic:cNvPr id="810141442" name=""/>
                     <pic:cNvPicPr/>
                   </pic:nvPicPr>
                   <pic:blipFill>
-                    <a:blip r:embed="rId14"/>
+                    <a:blip r:embed="rId19"/>
                     <a:stretch>
                       <a:fillRect/>
                     </a:stretch>
@@ -2592,7 +3156,7 @@
                   <pic:spPr>
                     <a:xfrm>
                       <a:off x="0" y="0"/>
-                      <a:ext cx="5940425" cy="4013835"/>
+                      <a:ext cx="5114550" cy="1496915"/>
                     </a:xfrm>
                     <a:prstGeom prst="rect">
                       <a:avLst/>
@@ -2621,48 +3185,7 @@
           <w:sz w:val="24"/>
           <w:szCs w:val="24"/>
         </w:rPr>
-        <w:t xml:space="preserve">Рисунок 2 </w:t>
-      </w:r>
-      <w:r>
-        <w:rPr>
-          <w:rFonts w:ascii="Times New Roman" w:hAnsi="Times New Roman" w:cs="Times New Roman"/>
-          <w:sz w:val="24"/>
-          <w:szCs w:val="24"/>
-        </w:rPr>
-        <w:t>–</w:t>
-      </w:r>
-      <w:r>
-        <w:rPr>
-          <w:rFonts w:ascii="Times New Roman" w:hAnsi="Times New Roman" w:cs="Times New Roman"/>
-          <w:sz w:val="24"/>
-          <w:szCs w:val="24"/>
-        </w:rPr>
-        <w:t xml:space="preserve"> </w:t>
-      </w:r>
-      <w:r>
-        <w:rPr>
-          <w:rFonts w:ascii="Times New Roman" w:hAnsi="Times New Roman" w:cs="Times New Roman"/>
-          <w:sz w:val="24"/>
-          <w:szCs w:val="24"/>
-        </w:rPr>
-        <w:t xml:space="preserve">Результат </w:t>
-      </w:r>
-      <w:r>
-        <w:rPr>
-          <w:rFonts w:ascii="Times New Roman" w:hAnsi="Times New Roman" w:cs="Times New Roman"/>
-          <w:sz w:val="24"/>
-          <w:szCs w:val="24"/>
-          <w:lang w:val="en-US"/>
-        </w:rPr>
-        <w:t>EM</w:t>
-      </w:r>
-      <w:r>
-        <w:rPr>
-          <w:rFonts w:ascii="Times New Roman" w:hAnsi="Times New Roman" w:cs="Times New Roman"/>
-          <w:sz w:val="24"/>
-          <w:szCs w:val="24"/>
-        </w:rPr>
-        <w:t xml:space="preserve"> кластеризации</w:t>
+        <w:t>Рисунок 5 – Ответ на 4 вопрос</w:t>
       </w:r>
     </w:p>
     <w:p>
@@ -2679,28 +3202,113 @@
           <w:sz w:val="24"/>
           <w:szCs w:val="24"/>
         </w:rPr>
-        <w:t xml:space="preserve">Также использовалась кластеризация транзакций с использованием алгоритма </w:t>
-      </w:r>
-      <w:r>
-        <w:rPr>
-          <w:rFonts w:ascii="Times New Roman" w:hAnsi="Times New Roman" w:cs="Times New Roman"/>
-          <w:sz w:val="24"/>
-          <w:szCs w:val="24"/>
-          <w:lang w:val="en-US"/>
-        </w:rPr>
-        <w:t>CLOPE</w:t>
-      </w:r>
-      <w:r>
-        <w:rPr>
-          <w:rFonts w:ascii="Times New Roman" w:hAnsi="Times New Roman" w:cs="Times New Roman"/>
-          <w:sz w:val="24"/>
-          <w:szCs w:val="24"/>
-        </w:rPr>
-        <w:t>.</w:t>
+        <w:br w:type="page"/>
       </w:r>
     </w:p>
     <w:p>
       <w:pPr>
+        <w:rPr>
+          <w:rFonts w:ascii="Times New Roman" w:hAnsi="Times New Roman" w:cs="Times New Roman"/>
+          <w:sz w:val="24"/>
+          <w:szCs w:val="24"/>
+        </w:rPr>
+      </w:pPr>
+      <w:r>
+        <w:rPr>
+          <w:rFonts w:ascii="Times New Roman" w:hAnsi="Times New Roman" w:cs="Times New Roman"/>
+          <w:sz w:val="24"/>
+          <w:szCs w:val="24"/>
+        </w:rPr>
+        <w:lastRenderedPageBreak/>
+        <w:t>Задание:</w:t>
+      </w:r>
+    </w:p>
+    <w:p>
+      <w:pPr>
+        <w:rPr>
+          <w:rFonts w:ascii="Times New Roman" w:hAnsi="Times New Roman" w:cs="Times New Roman"/>
+          <w:sz w:val="24"/>
+          <w:szCs w:val="24"/>
+        </w:rPr>
+      </w:pPr>
+      <w:r>
+        <w:rPr>
+          <w:rFonts w:ascii="Times New Roman" w:hAnsi="Times New Roman" w:cs="Times New Roman"/>
+          <w:sz w:val="24"/>
+          <w:szCs w:val="24"/>
+        </w:rPr>
+        <w:t>1</w:t>
+      </w:r>
+      <w:r>
+        <w:rPr>
+          <w:rFonts w:ascii="Times New Roman" w:hAnsi="Times New Roman" w:cs="Times New Roman"/>
+          <w:sz w:val="24"/>
+          <w:szCs w:val="24"/>
+        </w:rPr>
+        <w:t>. Проведите многомерный ABC-анализ товаров за 2017 год по 2 показателям:</w:t>
+      </w:r>
+    </w:p>
+    <w:p>
+      <w:pPr>
+        <w:rPr>
+          <w:rFonts w:ascii="Times New Roman" w:hAnsi="Times New Roman" w:cs="Times New Roman"/>
+          <w:sz w:val="24"/>
+          <w:szCs w:val="24"/>
+        </w:rPr>
+      </w:pPr>
+      <w:r>
+        <w:rPr>
+          <w:rFonts w:ascii="Times New Roman" w:hAnsi="Times New Roman" w:cs="Times New Roman"/>
+          <w:sz w:val="24"/>
+          <w:szCs w:val="24"/>
+        </w:rPr>
+        <w:t>— маржа;</w:t>
+      </w:r>
+    </w:p>
+    <w:p>
+      <w:pPr>
+        <w:rPr>
+          <w:rFonts w:ascii="Times New Roman" w:hAnsi="Times New Roman" w:cs="Times New Roman"/>
+          <w:sz w:val="24"/>
+          <w:szCs w:val="24"/>
+        </w:rPr>
+      </w:pPr>
+      <w:r>
+        <w:rPr>
+          <w:rFonts w:ascii="Times New Roman" w:hAnsi="Times New Roman" w:cs="Times New Roman"/>
+          <w:sz w:val="24"/>
+          <w:szCs w:val="24"/>
+        </w:rPr>
+        <w:t>— объем продаж в литрах.</w:t>
+      </w:r>
+    </w:p>
+    <w:p>
+      <w:pPr>
+        <w:rPr>
+          <w:rFonts w:ascii="Times New Roman" w:hAnsi="Times New Roman" w:cs="Times New Roman"/>
+          <w:sz w:val="24"/>
+          <w:szCs w:val="24"/>
+        </w:rPr>
+      </w:pPr>
+      <w:r>
+        <w:rPr>
+          <w:rFonts w:ascii="Times New Roman" w:hAnsi="Times New Roman" w:cs="Times New Roman"/>
+          <w:sz w:val="24"/>
+          <w:szCs w:val="24"/>
+        </w:rPr>
+        <w:t>2. Сделайте многомерный анализ по маржинальности и объему продаж в литрах для товаров внутри выбранной категории</w:t>
+      </w:r>
+      <w:r>
+        <w:rPr>
+          <w:rFonts w:ascii="Times New Roman" w:hAnsi="Times New Roman" w:cs="Times New Roman"/>
+          <w:sz w:val="24"/>
+          <w:szCs w:val="24"/>
+        </w:rPr>
+        <w:t>.</w:t>
+      </w:r>
+    </w:p>
+    <w:p>
+      <w:pPr>
         <w:ind w:firstLine="0"/>
         <w:jc w:val="center"/>
         <w:rPr>
@@ -2714,12 +3322,11 @@
           <w:noProof/>
           <w14:ligatures w14:val="standardContextual"/>
         </w:rPr>
-        <w:lastRenderedPageBreak/>
         <w:drawing>
-          <wp:inline distT="0" distB="0" distL="0" distR="0" wp14:anchorId="0DB30042" wp14:editId="1727E212">
-            <wp:extent cx="3006199" cy="5206266"/>
-            <wp:effectExtent l="0" t="0" r="3810" b="0"/>
-            <wp:docPr id="1395902751" name="Рисунок 1"/>
+          <wp:inline distT="0" distB="0" distL="0" distR="0" wp14:anchorId="7E6E9A2D" wp14:editId="7564A3C7">
+            <wp:extent cx="5940425" cy="3476625"/>
+            <wp:effectExtent l="0" t="0" r="3175" b="9525"/>
+            <wp:docPr id="2089121582" name="Рисунок 1"/>
             <wp:cNvGraphicFramePr>
               <a:graphicFrameLocks xmlns:a="http://schemas.openxmlformats.org/drawingml/2006/main" noChangeAspect="1"/>
             </wp:cNvGraphicFramePr>
@@ -2727,11 +3334,11 @@
               <a:graphicData uri="http://schemas.openxmlformats.org/drawingml/2006/picture">
                 <pic:pic xmlns:pic="http://schemas.openxmlformats.org/drawingml/2006/picture">
                   <pic:nvPicPr>
-                    <pic:cNvPr id="1395902751" name=""/>
+                    <pic:cNvPr id="2089121582" name=""/>
                     <pic:cNvPicPr/>
                   </pic:nvPicPr>
                   <pic:blipFill>
-                    <a:blip r:embed="rId15"/>
+                    <a:blip r:embed="rId20"/>
                     <a:stretch>
                       <a:fillRect/>
                     </a:stretch>
@@ -2739,7 +3346,7 @@
                   <pic:spPr>
                     <a:xfrm>
                       <a:off x="0" y="0"/>
-                      <a:ext cx="3009207" cy="5211476"/>
+                      <a:ext cx="5940425" cy="3476625"/>
                     </a:xfrm>
                     <a:prstGeom prst="rect">
                       <a:avLst/>
@@ -2768,26 +3375,79 @@
           <w:sz w:val="24"/>
           <w:szCs w:val="24"/>
         </w:rPr>
-        <w:t>Рисунок 3 – Результат кластеризации транзакций</w:t>
+        <w:t>Рисунок 6.1 – Схема решения 1</w:t>
       </w:r>
     </w:p>
     <w:p>
       <w:pPr>
-        <w:rPr>
-          <w:rFonts w:ascii="Times New Roman" w:hAnsi="Times New Roman" w:cs="Times New Roman"/>
-          <w:sz w:val="24"/>
-          <w:szCs w:val="24"/>
-        </w:rPr>
-      </w:pPr>
+        <w:ind w:firstLine="0"/>
+        <w:jc w:val="center"/>
+        <w:rPr>
+          <w:rFonts w:ascii="Times New Roman" w:hAnsi="Times New Roman" w:cs="Times New Roman"/>
+          <w:sz w:val="24"/>
+          <w:szCs w:val="24"/>
+        </w:rPr>
+      </w:pPr>
+      <w:r>
+        <w:rPr>
+          <w:noProof/>
+          <w14:ligatures w14:val="standardContextual"/>
+        </w:rPr>
+        <w:drawing>
+          <wp:inline distT="0" distB="0" distL="0" distR="0" wp14:anchorId="52EE60CB" wp14:editId="78242E8F">
+            <wp:extent cx="5940425" cy="2219960"/>
+            <wp:effectExtent l="0" t="0" r="3175" b="8890"/>
+            <wp:docPr id="1394953741" name="Рисунок 1"/>
+            <wp:cNvGraphicFramePr>
+              <a:graphicFrameLocks xmlns:a="http://schemas.openxmlformats.org/drawingml/2006/main" noChangeAspect="1"/>
+            </wp:cNvGraphicFramePr>
+            <a:graphic xmlns:a="http://schemas.openxmlformats.org/drawingml/2006/main">
+              <a:graphicData uri="http://schemas.openxmlformats.org/drawingml/2006/picture">
+                <pic:pic xmlns:pic="http://schemas.openxmlformats.org/drawingml/2006/picture">
+                  <pic:nvPicPr>
+                    <pic:cNvPr id="1394953741" name=""/>
+                    <pic:cNvPicPr/>
+                  </pic:nvPicPr>
+                  <pic:blipFill>
+                    <a:blip r:embed="rId21"/>
+                    <a:stretch>
+                      <a:fillRect/>
+                    </a:stretch>
+                  </pic:blipFill>
+                  <pic:spPr>
+                    <a:xfrm>
+                      <a:off x="0" y="0"/>
+                      <a:ext cx="5940425" cy="2219960"/>
+                    </a:xfrm>
+                    <a:prstGeom prst="rect">
+                      <a:avLst/>
+                    </a:prstGeom>
+                  </pic:spPr>
+                </pic:pic>
+              </a:graphicData>
+            </a:graphic>
+          </wp:inline>
+        </w:drawing>
+      </w:r>
     </w:p>
     <w:p>
       <w:pPr>
-        <w:rPr>
-          <w:rFonts w:ascii="Times New Roman" w:hAnsi="Times New Roman" w:cs="Times New Roman"/>
-          <w:sz w:val="24"/>
-          <w:szCs w:val="24"/>
-        </w:rPr>
-      </w:pPr>
+        <w:ind w:firstLine="0"/>
+        <w:jc w:val="center"/>
+        <w:rPr>
+          <w:rFonts w:ascii="Times New Roman" w:hAnsi="Times New Roman" w:cs="Times New Roman"/>
+          <w:sz w:val="24"/>
+          <w:szCs w:val="24"/>
+        </w:rPr>
+      </w:pPr>
+      <w:r>
+        <w:rPr>
+          <w:rFonts w:ascii="Times New Roman" w:hAnsi="Times New Roman" w:cs="Times New Roman"/>
+          <w:sz w:val="24"/>
+          <w:szCs w:val="24"/>
+        </w:rPr>
+        <w:t>Рисунок 6.2 – Схема решения 2</w:t>
+      </w:r>
     </w:p>
     <w:p>
       <w:pPr>
@@ -2797,6 +3457,2421 @@
           <w:szCs w:val="24"/>
         </w:rPr>
       </w:pPr>
+      <w:r>
+        <w:rPr>
+          <w:rFonts w:ascii="Times New Roman" w:hAnsi="Times New Roman" w:cs="Times New Roman"/>
+          <w:sz w:val="24"/>
+          <w:szCs w:val="24"/>
+        </w:rPr>
+        <w:t xml:space="preserve">Вопрос </w:t>
+      </w:r>
+      <w:r>
+        <w:rPr>
+          <w:rFonts w:ascii="Times New Roman" w:hAnsi="Times New Roman" w:cs="Times New Roman"/>
+          <w:sz w:val="24"/>
+          <w:szCs w:val="24"/>
+        </w:rPr>
+        <w:t>1. Сколько товаров по марже и объему попало в группу AA?</w:t>
+      </w:r>
+    </w:p>
+    <w:p>
+      <w:pPr>
+        <w:rPr>
+          <w:rFonts w:ascii="Times New Roman" w:hAnsi="Times New Roman" w:cs="Times New Roman"/>
+          <w:sz w:val="24"/>
+          <w:szCs w:val="24"/>
+        </w:rPr>
+      </w:pPr>
+      <w:r>
+        <w:rPr>
+          <w:rFonts w:ascii="Times New Roman" w:hAnsi="Times New Roman" w:cs="Times New Roman"/>
+          <w:sz w:val="24"/>
+          <w:szCs w:val="24"/>
+        </w:rPr>
+        <w:t xml:space="preserve">Был проведён многомерный АВС-анализ (результаты </w:t>
+      </w:r>
+      <w:r>
+        <w:rPr>
+          <w:rFonts w:ascii="Times New Roman" w:hAnsi="Times New Roman" w:cs="Times New Roman"/>
+          <w:sz w:val="24"/>
+          <w:szCs w:val="24"/>
+        </w:rPr>
+        <w:t>дву</w:t>
+      </w:r>
+      <w:r>
+        <w:rPr>
+          <w:rFonts w:ascii="Times New Roman" w:hAnsi="Times New Roman" w:cs="Times New Roman"/>
+          <w:sz w:val="24"/>
+          <w:szCs w:val="24"/>
+        </w:rPr>
+        <w:t>х анализов были соединены с образованием кросс-группы)</w:t>
+      </w:r>
+      <w:r>
+        <w:rPr>
+          <w:rFonts w:ascii="Times New Roman" w:hAnsi="Times New Roman" w:cs="Times New Roman"/>
+          <w:sz w:val="24"/>
+          <w:szCs w:val="24"/>
+        </w:rPr>
+        <w:t>. По его результатам была выполнена фильтрация по кросс-группе АА и сгруппированы товары.</w:t>
+      </w:r>
+    </w:p>
+    <w:p>
+      <w:pPr>
+        <w:rPr>
+          <w:rFonts w:ascii="Times New Roman" w:hAnsi="Times New Roman" w:cs="Times New Roman"/>
+          <w:sz w:val="24"/>
+          <w:szCs w:val="24"/>
+        </w:rPr>
+      </w:pPr>
+      <w:r>
+        <w:rPr>
+          <w:rFonts w:ascii="Times New Roman" w:hAnsi="Times New Roman" w:cs="Times New Roman"/>
+          <w:sz w:val="24"/>
+          <w:szCs w:val="24"/>
+        </w:rPr>
+        <w:lastRenderedPageBreak/>
+        <w:t>Ответ:</w:t>
+      </w:r>
+      <w:r>
+        <w:rPr>
+          <w:rFonts w:ascii="Times New Roman" w:hAnsi="Times New Roman" w:cs="Times New Roman"/>
+          <w:sz w:val="24"/>
+          <w:szCs w:val="24"/>
+        </w:rPr>
+        <w:t xml:space="preserve"> 240</w:t>
+      </w:r>
+    </w:p>
+    <w:p>
+      <w:pPr>
+        <w:ind w:firstLine="0"/>
+        <w:jc w:val="center"/>
+        <w:rPr>
+          <w:rFonts w:ascii="Times New Roman" w:hAnsi="Times New Roman" w:cs="Times New Roman"/>
+          <w:sz w:val="24"/>
+          <w:szCs w:val="24"/>
+        </w:rPr>
+      </w:pPr>
+      <w:r>
+        <w:rPr>
+          <w:noProof/>
+          <w14:ligatures w14:val="standardContextual"/>
+        </w:rPr>
+        <w:drawing>
+          <wp:inline distT="0" distB="0" distL="0" distR="0" wp14:anchorId="4C37DF7D" wp14:editId="091380D1">
+            <wp:extent cx="3348037" cy="1229343"/>
+            <wp:effectExtent l="0" t="0" r="5080" b="9525"/>
+            <wp:docPr id="87941184" name="Рисунок 1"/>
+            <wp:cNvGraphicFramePr>
+              <a:graphicFrameLocks xmlns:a="http://schemas.openxmlformats.org/drawingml/2006/main" noChangeAspect="1"/>
+            </wp:cNvGraphicFramePr>
+            <a:graphic xmlns:a="http://schemas.openxmlformats.org/drawingml/2006/main">
+              <a:graphicData uri="http://schemas.openxmlformats.org/drawingml/2006/picture">
+                <pic:pic xmlns:pic="http://schemas.openxmlformats.org/drawingml/2006/picture">
+                  <pic:nvPicPr>
+                    <pic:cNvPr id="87941184" name=""/>
+                    <pic:cNvPicPr/>
+                  </pic:nvPicPr>
+                  <pic:blipFill>
+                    <a:blip r:embed="rId22"/>
+                    <a:stretch>
+                      <a:fillRect/>
+                    </a:stretch>
+                  </pic:blipFill>
+                  <pic:spPr>
+                    <a:xfrm>
+                      <a:off x="0" y="0"/>
+                      <a:ext cx="3361808" cy="1234400"/>
+                    </a:xfrm>
+                    <a:prstGeom prst="rect">
+                      <a:avLst/>
+                    </a:prstGeom>
+                  </pic:spPr>
+                </pic:pic>
+              </a:graphicData>
+            </a:graphic>
+          </wp:inline>
+        </w:drawing>
+      </w:r>
+    </w:p>
+    <w:p>
+      <w:pPr>
+        <w:ind w:firstLine="0"/>
+        <w:jc w:val="center"/>
+        <w:rPr>
+          <w:rFonts w:ascii="Times New Roman" w:hAnsi="Times New Roman" w:cs="Times New Roman"/>
+          <w:sz w:val="24"/>
+          <w:szCs w:val="24"/>
+        </w:rPr>
+      </w:pPr>
+      <w:r>
+        <w:rPr>
+          <w:rFonts w:ascii="Times New Roman" w:hAnsi="Times New Roman" w:cs="Times New Roman"/>
+          <w:sz w:val="24"/>
+          <w:szCs w:val="24"/>
+        </w:rPr>
+        <w:t xml:space="preserve">Рисунок </w:t>
+      </w:r>
+      <w:r>
+        <w:rPr>
+          <w:rFonts w:ascii="Times New Roman" w:hAnsi="Times New Roman" w:cs="Times New Roman"/>
+          <w:sz w:val="24"/>
+          <w:szCs w:val="24"/>
+        </w:rPr>
+        <w:t>6</w:t>
+      </w:r>
+      <w:r>
+        <w:rPr>
+          <w:rFonts w:ascii="Times New Roman" w:hAnsi="Times New Roman" w:cs="Times New Roman"/>
+          <w:sz w:val="24"/>
+          <w:szCs w:val="24"/>
+        </w:rPr>
+        <w:t>.3</w:t>
+      </w:r>
+      <w:r>
+        <w:rPr>
+          <w:rFonts w:ascii="Times New Roman" w:hAnsi="Times New Roman" w:cs="Times New Roman"/>
+          <w:sz w:val="24"/>
+          <w:szCs w:val="24"/>
+        </w:rPr>
+        <w:t xml:space="preserve"> – Ответ на </w:t>
+      </w:r>
+      <w:r>
+        <w:rPr>
+          <w:rFonts w:ascii="Times New Roman" w:hAnsi="Times New Roman" w:cs="Times New Roman"/>
+          <w:sz w:val="24"/>
+          <w:szCs w:val="24"/>
+        </w:rPr>
+        <w:t>1</w:t>
+      </w:r>
+      <w:r>
+        <w:rPr>
+          <w:rFonts w:ascii="Times New Roman" w:hAnsi="Times New Roman" w:cs="Times New Roman"/>
+          <w:sz w:val="24"/>
+          <w:szCs w:val="24"/>
+        </w:rPr>
+        <w:t xml:space="preserve"> вопрос</w:t>
+      </w:r>
+    </w:p>
+    <w:p>
+      <w:pPr>
+        <w:rPr>
+          <w:rFonts w:ascii="Times New Roman" w:hAnsi="Times New Roman" w:cs="Times New Roman"/>
+          <w:sz w:val="24"/>
+          <w:szCs w:val="24"/>
+        </w:rPr>
+      </w:pPr>
+      <w:r>
+        <w:rPr>
+          <w:rFonts w:ascii="Times New Roman" w:hAnsi="Times New Roman" w:cs="Times New Roman"/>
+          <w:sz w:val="24"/>
+          <w:szCs w:val="24"/>
+        </w:rPr>
+        <w:t xml:space="preserve">Вопрос </w:t>
+      </w:r>
+      <w:r>
+        <w:rPr>
+          <w:rFonts w:ascii="Times New Roman" w:hAnsi="Times New Roman" w:cs="Times New Roman"/>
+          <w:sz w:val="24"/>
+          <w:szCs w:val="24"/>
+        </w:rPr>
+        <w:t xml:space="preserve">2. Какой товар при анализе внутри категории </w:t>
+      </w:r>
+      <w:proofErr w:type="spellStart"/>
+      <w:r>
+        <w:rPr>
+          <w:rFonts w:ascii="Times New Roman" w:hAnsi="Times New Roman" w:cs="Times New Roman"/>
+          <w:sz w:val="24"/>
+          <w:szCs w:val="24"/>
+        </w:rPr>
+        <w:t>Whiskey</w:t>
+      </w:r>
+      <w:proofErr w:type="spellEnd"/>
+      <w:r>
+        <w:rPr>
+          <w:rFonts w:ascii="Times New Roman" w:hAnsi="Times New Roman" w:cs="Times New Roman"/>
+          <w:sz w:val="24"/>
+          <w:szCs w:val="24"/>
+        </w:rPr>
+        <w:t xml:space="preserve"> </w:t>
+      </w:r>
+      <w:proofErr w:type="spellStart"/>
+      <w:r>
+        <w:rPr>
+          <w:rFonts w:ascii="Times New Roman" w:hAnsi="Times New Roman" w:cs="Times New Roman"/>
+          <w:sz w:val="24"/>
+          <w:szCs w:val="24"/>
+        </w:rPr>
+        <w:t>Liqueur</w:t>
+      </w:r>
+      <w:proofErr w:type="spellEnd"/>
+      <w:r>
+        <w:rPr>
+          <w:rFonts w:ascii="Times New Roman" w:hAnsi="Times New Roman" w:cs="Times New Roman"/>
+          <w:sz w:val="24"/>
+          <w:szCs w:val="24"/>
+        </w:rPr>
+        <w:t xml:space="preserve"> входит в топ по выручке, но по объему относится к категории В?</w:t>
+      </w:r>
+    </w:p>
+    <w:p>
+      <w:pPr>
+        <w:rPr>
+          <w:rFonts w:ascii="Times New Roman" w:hAnsi="Times New Roman" w:cs="Times New Roman"/>
+          <w:sz w:val="24"/>
+          <w:szCs w:val="24"/>
+        </w:rPr>
+      </w:pPr>
+      <w:r>
+        <w:rPr>
+          <w:rFonts w:ascii="Times New Roman" w:hAnsi="Times New Roman" w:cs="Times New Roman"/>
+          <w:sz w:val="24"/>
+          <w:szCs w:val="24"/>
+        </w:rPr>
+        <w:t>Данные были отфильтрованы по нужно категории, был проведён многомерный АВС-анализ и по его результатам были отфильтрованы товары, входящие одновременно в группу А по выручке и в группу В по объему. Результаты были сгруппированы и вычислен</w:t>
+      </w:r>
+      <w:r>
+        <w:rPr>
+          <w:rFonts w:ascii="Times New Roman" w:hAnsi="Times New Roman" w:cs="Times New Roman"/>
+          <w:sz w:val="24"/>
+          <w:szCs w:val="24"/>
+        </w:rPr>
+        <w:t xml:space="preserve">ы </w:t>
+      </w:r>
+      <w:r>
+        <w:rPr>
+          <w:rFonts w:ascii="Times New Roman" w:hAnsi="Times New Roman" w:cs="Times New Roman"/>
+          <w:sz w:val="24"/>
+          <w:szCs w:val="24"/>
+        </w:rPr>
+        <w:t xml:space="preserve">подходящие </w:t>
+      </w:r>
+      <w:r>
+        <w:rPr>
+          <w:rFonts w:ascii="Times New Roman" w:hAnsi="Times New Roman" w:cs="Times New Roman"/>
+          <w:sz w:val="24"/>
+          <w:szCs w:val="24"/>
+        </w:rPr>
+        <w:t>товары.</w:t>
+      </w:r>
+    </w:p>
+    <w:p>
+      <w:pPr>
+        <w:rPr>
+          <w:rFonts w:ascii="Times New Roman" w:hAnsi="Times New Roman" w:cs="Times New Roman"/>
+          <w:sz w:val="24"/>
+          <w:szCs w:val="24"/>
+        </w:rPr>
+      </w:pPr>
+      <w:r>
+        <w:rPr>
+          <w:rFonts w:ascii="Times New Roman" w:hAnsi="Times New Roman" w:cs="Times New Roman"/>
+          <w:sz w:val="24"/>
+          <w:szCs w:val="24"/>
+        </w:rPr>
+        <w:t>Ответ:</w:t>
+      </w:r>
+      <w:r>
+        <w:rPr>
+          <w:rFonts w:ascii="Times New Roman" w:hAnsi="Times New Roman" w:cs="Times New Roman"/>
+          <w:sz w:val="24"/>
+          <w:szCs w:val="24"/>
+        </w:rPr>
+        <w:t xml:space="preserve"> Southern Comfort</w:t>
+      </w:r>
+    </w:p>
+    <w:p>
+      <w:pPr>
+        <w:ind w:firstLine="0"/>
+        <w:jc w:val="center"/>
+        <w:rPr>
+          <w:rFonts w:ascii="Times New Roman" w:hAnsi="Times New Roman" w:cs="Times New Roman"/>
+          <w:sz w:val="24"/>
+          <w:szCs w:val="24"/>
+        </w:rPr>
+      </w:pPr>
+      <w:r>
+        <w:rPr>
+          <w:noProof/>
+          <w14:ligatures w14:val="standardContextual"/>
+        </w:rPr>
+        <w:drawing>
+          <wp:inline distT="0" distB="0" distL="0" distR="0" wp14:anchorId="18D2FD01" wp14:editId="5AF0EB91">
+            <wp:extent cx="3881437" cy="1087051"/>
+            <wp:effectExtent l="0" t="0" r="5080" b="0"/>
+            <wp:docPr id="42453327" name="Рисунок 1"/>
+            <wp:cNvGraphicFramePr>
+              <a:graphicFrameLocks xmlns:a="http://schemas.openxmlformats.org/drawingml/2006/main" noChangeAspect="1"/>
+            </wp:cNvGraphicFramePr>
+            <a:graphic xmlns:a="http://schemas.openxmlformats.org/drawingml/2006/main">
+              <a:graphicData uri="http://schemas.openxmlformats.org/drawingml/2006/picture">
+                <pic:pic xmlns:pic="http://schemas.openxmlformats.org/drawingml/2006/picture">
+                  <pic:nvPicPr>
+                    <pic:cNvPr id="42453327" name=""/>
+                    <pic:cNvPicPr/>
+                  </pic:nvPicPr>
+                  <pic:blipFill>
+                    <a:blip r:embed="rId23"/>
+                    <a:stretch>
+                      <a:fillRect/>
+                    </a:stretch>
+                  </pic:blipFill>
+                  <pic:spPr>
+                    <a:xfrm>
+                      <a:off x="0" y="0"/>
+                      <a:ext cx="3896009" cy="1091132"/>
+                    </a:xfrm>
+                    <a:prstGeom prst="rect">
+                      <a:avLst/>
+                    </a:prstGeom>
+                  </pic:spPr>
+                </pic:pic>
+              </a:graphicData>
+            </a:graphic>
+          </wp:inline>
+        </w:drawing>
+      </w:r>
+    </w:p>
+    <w:p>
+      <w:pPr>
+        <w:ind w:firstLine="0"/>
+        <w:jc w:val="center"/>
+        <w:rPr>
+          <w:rFonts w:ascii="Times New Roman" w:hAnsi="Times New Roman" w:cs="Times New Roman"/>
+          <w:sz w:val="24"/>
+          <w:szCs w:val="24"/>
+        </w:rPr>
+      </w:pPr>
+      <w:r>
+        <w:rPr>
+          <w:rFonts w:ascii="Times New Roman" w:hAnsi="Times New Roman" w:cs="Times New Roman"/>
+          <w:sz w:val="24"/>
+          <w:szCs w:val="24"/>
+        </w:rPr>
+        <w:t xml:space="preserve">Рисунок </w:t>
+      </w:r>
+      <w:r>
+        <w:rPr>
+          <w:rFonts w:ascii="Times New Roman" w:hAnsi="Times New Roman" w:cs="Times New Roman"/>
+          <w:sz w:val="24"/>
+          <w:szCs w:val="24"/>
+        </w:rPr>
+        <w:t>7</w:t>
+      </w:r>
+      <w:r>
+        <w:rPr>
+          <w:rFonts w:ascii="Times New Roman" w:hAnsi="Times New Roman" w:cs="Times New Roman"/>
+          <w:sz w:val="24"/>
+          <w:szCs w:val="24"/>
+        </w:rPr>
+        <w:t xml:space="preserve"> – Ответ на </w:t>
+      </w:r>
+      <w:r>
+        <w:rPr>
+          <w:rFonts w:ascii="Times New Roman" w:hAnsi="Times New Roman" w:cs="Times New Roman"/>
+          <w:sz w:val="24"/>
+          <w:szCs w:val="24"/>
+        </w:rPr>
+        <w:t>2</w:t>
+      </w:r>
+      <w:r>
+        <w:rPr>
+          <w:rFonts w:ascii="Times New Roman" w:hAnsi="Times New Roman" w:cs="Times New Roman"/>
+          <w:sz w:val="24"/>
+          <w:szCs w:val="24"/>
+        </w:rPr>
+        <w:t xml:space="preserve"> вопрос</w:t>
+      </w:r>
+    </w:p>
+    <w:p>
+      <w:pPr>
+        <w:rPr>
+          <w:rFonts w:ascii="Times New Roman" w:hAnsi="Times New Roman" w:cs="Times New Roman"/>
+          <w:sz w:val="24"/>
+          <w:szCs w:val="24"/>
+        </w:rPr>
+      </w:pPr>
+      <w:r>
+        <w:rPr>
+          <w:rFonts w:ascii="Times New Roman" w:hAnsi="Times New Roman" w:cs="Times New Roman"/>
+          <w:sz w:val="24"/>
+          <w:szCs w:val="24"/>
+        </w:rPr>
+        <w:t xml:space="preserve">Вопрос </w:t>
+      </w:r>
+      <w:r>
+        <w:rPr>
+          <w:rFonts w:ascii="Times New Roman" w:hAnsi="Times New Roman" w:cs="Times New Roman"/>
+          <w:sz w:val="24"/>
+          <w:szCs w:val="24"/>
+        </w:rPr>
+        <w:t xml:space="preserve">3. Какое количество товаров, относящихся </w:t>
+      </w:r>
+      <w:r>
+        <w:rPr>
+          <w:rFonts w:ascii="Times New Roman" w:hAnsi="Times New Roman" w:cs="Times New Roman"/>
+          <w:sz w:val="24"/>
+          <w:szCs w:val="24"/>
+        </w:rPr>
+        <w:t>к</w:t>
+      </w:r>
+      <w:r>
+        <w:rPr>
+          <w:rFonts w:ascii="Times New Roman" w:hAnsi="Times New Roman" w:cs="Times New Roman"/>
+          <w:sz w:val="24"/>
+          <w:szCs w:val="24"/>
+        </w:rPr>
+        <w:t xml:space="preserve"> кросс-группе AA в результате ABC-анализа, при анализе внутри категории </w:t>
+      </w:r>
+      <w:proofErr w:type="spellStart"/>
+      <w:r>
+        <w:rPr>
+          <w:rFonts w:ascii="Times New Roman" w:hAnsi="Times New Roman" w:cs="Times New Roman"/>
+          <w:sz w:val="24"/>
+          <w:szCs w:val="24"/>
+        </w:rPr>
+        <w:t>Whiskey</w:t>
+      </w:r>
+      <w:proofErr w:type="spellEnd"/>
+      <w:r>
+        <w:rPr>
+          <w:rFonts w:ascii="Times New Roman" w:hAnsi="Times New Roman" w:cs="Times New Roman"/>
+          <w:sz w:val="24"/>
+          <w:szCs w:val="24"/>
+        </w:rPr>
+        <w:t xml:space="preserve"> </w:t>
+      </w:r>
+      <w:proofErr w:type="spellStart"/>
+      <w:r>
+        <w:rPr>
+          <w:rFonts w:ascii="Times New Roman" w:hAnsi="Times New Roman" w:cs="Times New Roman"/>
+          <w:sz w:val="24"/>
+          <w:szCs w:val="24"/>
+        </w:rPr>
+        <w:t>Liqueur</w:t>
+      </w:r>
+      <w:proofErr w:type="spellEnd"/>
+      <w:r>
+        <w:rPr>
+          <w:rFonts w:ascii="Times New Roman" w:hAnsi="Times New Roman" w:cs="Times New Roman"/>
+          <w:sz w:val="24"/>
+          <w:szCs w:val="24"/>
+        </w:rPr>
+        <w:t xml:space="preserve"> изменили значения кросс-группы на BB?</w:t>
+      </w:r>
+    </w:p>
+    <w:p>
+      <w:pPr>
+        <w:rPr>
+          <w:rFonts w:ascii="Times New Roman" w:hAnsi="Times New Roman" w:cs="Times New Roman"/>
+          <w:sz w:val="24"/>
+          <w:szCs w:val="24"/>
+        </w:rPr>
+      </w:pPr>
+      <w:r>
+        <w:rPr>
+          <w:rFonts w:ascii="Times New Roman" w:hAnsi="Times New Roman" w:cs="Times New Roman"/>
+          <w:sz w:val="24"/>
+          <w:szCs w:val="24"/>
+        </w:rPr>
+        <w:t xml:space="preserve">Был проведён многомерный АВС-анализ. Результаты были </w:t>
+      </w:r>
+      <w:r>
+        <w:rPr>
+          <w:rFonts w:ascii="Times New Roman" w:hAnsi="Times New Roman" w:cs="Times New Roman"/>
+          <w:sz w:val="24"/>
+          <w:szCs w:val="24"/>
+        </w:rPr>
+        <w:t>разделены на отфильтрованные по кросс-группе АА и кросс-группе ВВ</w:t>
+      </w:r>
+      <w:r>
+        <w:rPr>
+          <w:rFonts w:ascii="Times New Roman" w:hAnsi="Times New Roman" w:cs="Times New Roman"/>
+          <w:sz w:val="24"/>
+          <w:szCs w:val="24"/>
+        </w:rPr>
+        <w:t xml:space="preserve"> после фильтрации категории. </w:t>
+      </w:r>
+      <w:r>
+        <w:rPr>
+          <w:rFonts w:ascii="Times New Roman" w:hAnsi="Times New Roman" w:cs="Times New Roman"/>
+          <w:sz w:val="24"/>
+          <w:szCs w:val="24"/>
+        </w:rPr>
+        <w:t>Результаты были объединены по пересечению товара и сгруппированы</w:t>
+      </w:r>
+      <w:r>
+        <w:rPr>
+          <w:rFonts w:ascii="Times New Roman" w:hAnsi="Times New Roman" w:cs="Times New Roman"/>
+          <w:sz w:val="24"/>
+          <w:szCs w:val="24"/>
+        </w:rPr>
+        <w:t>.</w:t>
+      </w:r>
+    </w:p>
+    <w:p>
+      <w:pPr>
+        <w:rPr>
+          <w:rFonts w:ascii="Times New Roman" w:hAnsi="Times New Roman" w:cs="Times New Roman"/>
+          <w:sz w:val="24"/>
+          <w:szCs w:val="24"/>
+        </w:rPr>
+      </w:pPr>
+      <w:r>
+        <w:rPr>
+          <w:rFonts w:ascii="Times New Roman" w:hAnsi="Times New Roman" w:cs="Times New Roman"/>
+          <w:sz w:val="24"/>
+          <w:szCs w:val="24"/>
+        </w:rPr>
+        <w:t xml:space="preserve">Ответ: </w:t>
+      </w:r>
+      <w:r>
+        <w:rPr>
+          <w:rFonts w:ascii="Times New Roman" w:hAnsi="Times New Roman" w:cs="Times New Roman"/>
+          <w:sz w:val="24"/>
+          <w:szCs w:val="24"/>
+        </w:rPr>
+        <w:t>5</w:t>
+      </w:r>
+    </w:p>
+    <w:p>
+      <w:pPr>
+        <w:ind w:firstLine="0"/>
+        <w:jc w:val="center"/>
+        <w:rPr>
+          <w:rFonts w:ascii="Times New Roman" w:hAnsi="Times New Roman" w:cs="Times New Roman"/>
+          <w:sz w:val="24"/>
+          <w:szCs w:val="24"/>
+        </w:rPr>
+      </w:pPr>
+      <w:r>
+        <w:rPr>
+          <w:noProof/>
+          <w14:ligatures w14:val="standardContextual"/>
+        </w:rPr>
+        <w:drawing>
+          <wp:inline distT="0" distB="0" distL="0" distR="0" wp14:anchorId="1276C942" wp14:editId="3EB17AB7">
+            <wp:extent cx="4572000" cy="917821"/>
+            <wp:effectExtent l="0" t="0" r="0" b="0"/>
+            <wp:docPr id="1935718670" name="Рисунок 1"/>
+            <wp:cNvGraphicFramePr>
+              <a:graphicFrameLocks xmlns:a="http://schemas.openxmlformats.org/drawingml/2006/main" noChangeAspect="1"/>
+            </wp:cNvGraphicFramePr>
+            <a:graphic xmlns:a="http://schemas.openxmlformats.org/drawingml/2006/main">
+              <a:graphicData uri="http://schemas.openxmlformats.org/drawingml/2006/picture">
+                <pic:pic xmlns:pic="http://schemas.openxmlformats.org/drawingml/2006/picture">
+                  <pic:nvPicPr>
+                    <pic:cNvPr id="1935718670" name=""/>
+                    <pic:cNvPicPr/>
+                  </pic:nvPicPr>
+                  <pic:blipFill>
+                    <a:blip r:embed="rId24"/>
+                    <a:stretch>
+                      <a:fillRect/>
+                    </a:stretch>
+                  </pic:blipFill>
+                  <pic:spPr>
+                    <a:xfrm>
+                      <a:off x="0" y="0"/>
+                      <a:ext cx="4583914" cy="920213"/>
+                    </a:xfrm>
+                    <a:prstGeom prst="rect">
+                      <a:avLst/>
+                    </a:prstGeom>
+                  </pic:spPr>
+                </pic:pic>
+              </a:graphicData>
+            </a:graphic>
+          </wp:inline>
+        </w:drawing>
+      </w:r>
+    </w:p>
+    <w:p>
+      <w:pPr>
+        <w:ind w:firstLine="0"/>
+        <w:jc w:val="center"/>
+        <w:rPr>
+          <w:rFonts w:ascii="Times New Roman" w:hAnsi="Times New Roman" w:cs="Times New Roman"/>
+          <w:sz w:val="24"/>
+          <w:szCs w:val="24"/>
+        </w:rPr>
+      </w:pPr>
+      <w:r>
+        <w:rPr>
+          <w:rFonts w:ascii="Times New Roman" w:hAnsi="Times New Roman" w:cs="Times New Roman"/>
+          <w:sz w:val="24"/>
+          <w:szCs w:val="24"/>
+        </w:rPr>
+        <w:t xml:space="preserve">Рисунок </w:t>
+      </w:r>
+      <w:r>
+        <w:rPr>
+          <w:rFonts w:ascii="Times New Roman" w:hAnsi="Times New Roman" w:cs="Times New Roman"/>
+          <w:sz w:val="24"/>
+          <w:szCs w:val="24"/>
+        </w:rPr>
+        <w:t>8</w:t>
+      </w:r>
+      <w:r>
+        <w:rPr>
+          <w:rFonts w:ascii="Times New Roman" w:hAnsi="Times New Roman" w:cs="Times New Roman"/>
+          <w:sz w:val="24"/>
+          <w:szCs w:val="24"/>
+        </w:rPr>
+        <w:t xml:space="preserve"> – Ответ на </w:t>
+      </w:r>
+      <w:r>
+        <w:rPr>
+          <w:rFonts w:ascii="Times New Roman" w:hAnsi="Times New Roman" w:cs="Times New Roman"/>
+          <w:sz w:val="24"/>
+          <w:szCs w:val="24"/>
+        </w:rPr>
+        <w:t>3</w:t>
+      </w:r>
+      <w:r>
+        <w:rPr>
+          <w:rFonts w:ascii="Times New Roman" w:hAnsi="Times New Roman" w:cs="Times New Roman"/>
+          <w:sz w:val="24"/>
+          <w:szCs w:val="24"/>
+        </w:rPr>
+        <w:t xml:space="preserve"> вопрос</w:t>
+      </w:r>
+    </w:p>
+    <w:p>
+      <w:pPr>
+        <w:rPr>
+          <w:rFonts w:ascii="Times New Roman" w:hAnsi="Times New Roman" w:cs="Times New Roman"/>
+          <w:sz w:val="24"/>
+          <w:szCs w:val="24"/>
+        </w:rPr>
+      </w:pPr>
+      <w:r>
+        <w:rPr>
+          <w:rFonts w:ascii="Times New Roman" w:hAnsi="Times New Roman" w:cs="Times New Roman"/>
+          <w:sz w:val="24"/>
+          <w:szCs w:val="24"/>
+        </w:rPr>
+        <w:br w:type="page"/>
+      </w:r>
+    </w:p>
+    <w:p>
+      <w:pPr>
+        <w:rPr>
+          <w:rFonts w:ascii="Times New Roman" w:hAnsi="Times New Roman" w:cs="Times New Roman"/>
+          <w:i/>
+          <w:iCs/>
+          <w:sz w:val="24"/>
+          <w:szCs w:val="24"/>
+        </w:rPr>
+      </w:pPr>
+      <w:r>
+        <w:rPr>
+          <w:rFonts w:ascii="Times New Roman" w:hAnsi="Times New Roman" w:cs="Times New Roman"/>
+          <w:i/>
+          <w:iCs/>
+          <w:sz w:val="24"/>
+          <w:szCs w:val="24"/>
+        </w:rPr>
+        <w:lastRenderedPageBreak/>
+        <w:t>АВС-анализ по периодам</w:t>
+      </w:r>
+    </w:p>
+    <w:p>
+      <w:pPr>
+        <w:rPr>
+          <w:rFonts w:ascii="Times New Roman" w:hAnsi="Times New Roman" w:cs="Times New Roman"/>
+          <w:sz w:val="24"/>
+          <w:szCs w:val="24"/>
+        </w:rPr>
+      </w:pPr>
+      <w:r>
+        <w:rPr>
+          <w:rFonts w:ascii="Times New Roman" w:hAnsi="Times New Roman" w:cs="Times New Roman"/>
+          <w:sz w:val="24"/>
+          <w:szCs w:val="24"/>
+        </w:rPr>
+        <w:t>Задание:</w:t>
+      </w:r>
+    </w:p>
+    <w:p>
+      <w:pPr>
+        <w:rPr>
+          <w:rFonts w:ascii="Times New Roman" w:hAnsi="Times New Roman" w:cs="Times New Roman"/>
+          <w:sz w:val="24"/>
+          <w:szCs w:val="24"/>
+        </w:rPr>
+      </w:pPr>
+      <w:r>
+        <w:rPr>
+          <w:rFonts w:ascii="Times New Roman" w:hAnsi="Times New Roman" w:cs="Times New Roman"/>
+          <w:sz w:val="24"/>
+          <w:szCs w:val="24"/>
+        </w:rPr>
+        <w:t>Проведите ABC-анализ товаров по сумме продаж в $ за последний год, квартал и месяц.</w:t>
+      </w:r>
+    </w:p>
+    <w:p>
+      <w:pPr>
+        <w:rPr>
+          <w:rFonts w:ascii="Times New Roman" w:hAnsi="Times New Roman" w:cs="Times New Roman"/>
+          <w:sz w:val="24"/>
+          <w:szCs w:val="24"/>
+        </w:rPr>
+      </w:pPr>
+      <w:r>
+        <w:rPr>
+          <w:rFonts w:ascii="Times New Roman" w:hAnsi="Times New Roman" w:cs="Times New Roman"/>
+          <w:sz w:val="24"/>
+          <w:szCs w:val="24"/>
+        </w:rPr>
+        <w:t>Данные были рассортированы по крайнему</w:t>
+      </w:r>
+      <w:r>
+        <w:rPr>
+          <w:rFonts w:ascii="Times New Roman" w:hAnsi="Times New Roman" w:cs="Times New Roman"/>
+          <w:sz w:val="24"/>
+          <w:szCs w:val="24"/>
+        </w:rPr>
+        <w:t xml:space="preserve"> (наибольшему) году, кварталу и месяцу.</w:t>
+      </w:r>
+    </w:p>
+    <w:p>
+      <w:pPr>
+        <w:ind w:firstLine="0"/>
+        <w:rPr>
+          <w:rFonts w:ascii="Times New Roman" w:hAnsi="Times New Roman" w:cs="Times New Roman"/>
+          <w:sz w:val="24"/>
+          <w:szCs w:val="24"/>
+        </w:rPr>
+      </w:pPr>
+      <w:r>
+        <w:rPr>
+          <w:noProof/>
+          <w14:ligatures w14:val="standardContextual"/>
+        </w:rPr>
+        <w:drawing>
+          <wp:inline distT="0" distB="0" distL="0" distR="0" wp14:anchorId="53D79B6C" wp14:editId="040B4446">
+            <wp:extent cx="5940425" cy="5839460"/>
+            <wp:effectExtent l="0" t="0" r="3175" b="8890"/>
+            <wp:docPr id="1422592285" name="Рисунок 1"/>
+            <wp:cNvGraphicFramePr>
+              <a:graphicFrameLocks xmlns:a="http://schemas.openxmlformats.org/drawingml/2006/main" noChangeAspect="1"/>
+            </wp:cNvGraphicFramePr>
+            <a:graphic xmlns:a="http://schemas.openxmlformats.org/drawingml/2006/main">
+              <a:graphicData uri="http://schemas.openxmlformats.org/drawingml/2006/picture">
+                <pic:pic xmlns:pic="http://schemas.openxmlformats.org/drawingml/2006/picture">
+                  <pic:nvPicPr>
+                    <pic:cNvPr id="1422592285" name=""/>
+                    <pic:cNvPicPr/>
+                  </pic:nvPicPr>
+                  <pic:blipFill>
+                    <a:blip r:embed="rId25"/>
+                    <a:stretch>
+                      <a:fillRect/>
+                    </a:stretch>
+                  </pic:blipFill>
+                  <pic:spPr>
+                    <a:xfrm>
+                      <a:off x="0" y="0"/>
+                      <a:ext cx="5940425" cy="5839460"/>
+                    </a:xfrm>
+                    <a:prstGeom prst="rect">
+                      <a:avLst/>
+                    </a:prstGeom>
+                  </pic:spPr>
+                </pic:pic>
+              </a:graphicData>
+            </a:graphic>
+          </wp:inline>
+        </w:drawing>
+      </w:r>
+    </w:p>
+    <w:p>
+      <w:pPr>
+        <w:ind w:firstLine="0"/>
+        <w:jc w:val="center"/>
+        <w:rPr>
+          <w:rFonts w:ascii="Times New Roman" w:hAnsi="Times New Roman" w:cs="Times New Roman"/>
+          <w:sz w:val="24"/>
+          <w:szCs w:val="24"/>
+        </w:rPr>
+      </w:pPr>
+      <w:r>
+        <w:rPr>
+          <w:rFonts w:ascii="Times New Roman" w:hAnsi="Times New Roman" w:cs="Times New Roman"/>
+          <w:sz w:val="24"/>
+          <w:szCs w:val="24"/>
+        </w:rPr>
+        <w:t>Рисунок 9.1 – Схема решения 1</w:t>
+      </w:r>
+    </w:p>
+    <w:p>
+      <w:pPr>
+        <w:ind w:firstLine="0"/>
+        <w:jc w:val="center"/>
+        <w:rPr>
+          <w:rFonts w:ascii="Times New Roman" w:hAnsi="Times New Roman" w:cs="Times New Roman"/>
+          <w:sz w:val="24"/>
+          <w:szCs w:val="24"/>
+        </w:rPr>
+      </w:pPr>
+      <w:r>
+        <w:rPr>
+          <w:noProof/>
+          <w14:ligatures w14:val="standardContextual"/>
+        </w:rPr>
+        <w:lastRenderedPageBreak/>
+        <w:drawing>
+          <wp:inline distT="0" distB="0" distL="0" distR="0" wp14:anchorId="073E0DAC" wp14:editId="4E68981A">
+            <wp:extent cx="5940425" cy="2183130"/>
+            <wp:effectExtent l="0" t="0" r="3175" b="7620"/>
+            <wp:docPr id="1422703674" name="Рисунок 1"/>
+            <wp:cNvGraphicFramePr>
+              <a:graphicFrameLocks xmlns:a="http://schemas.openxmlformats.org/drawingml/2006/main" noChangeAspect="1"/>
+            </wp:cNvGraphicFramePr>
+            <a:graphic xmlns:a="http://schemas.openxmlformats.org/drawingml/2006/main">
+              <a:graphicData uri="http://schemas.openxmlformats.org/drawingml/2006/picture">
+                <pic:pic xmlns:pic="http://schemas.openxmlformats.org/drawingml/2006/picture">
+                  <pic:nvPicPr>
+                    <pic:cNvPr id="1422703674" name=""/>
+                    <pic:cNvPicPr/>
+                  </pic:nvPicPr>
+                  <pic:blipFill>
+                    <a:blip r:embed="rId26"/>
+                    <a:stretch>
+                      <a:fillRect/>
+                    </a:stretch>
+                  </pic:blipFill>
+                  <pic:spPr>
+                    <a:xfrm>
+                      <a:off x="0" y="0"/>
+                      <a:ext cx="5940425" cy="2183130"/>
+                    </a:xfrm>
+                    <a:prstGeom prst="rect">
+                      <a:avLst/>
+                    </a:prstGeom>
+                  </pic:spPr>
+                </pic:pic>
+              </a:graphicData>
+            </a:graphic>
+          </wp:inline>
+        </w:drawing>
+      </w:r>
+    </w:p>
+    <w:p>
+      <w:pPr>
+        <w:ind w:firstLine="0"/>
+        <w:jc w:val="center"/>
+        <w:rPr>
+          <w:rFonts w:ascii="Times New Roman" w:hAnsi="Times New Roman" w:cs="Times New Roman"/>
+          <w:sz w:val="24"/>
+          <w:szCs w:val="24"/>
+        </w:rPr>
+      </w:pPr>
+      <w:r>
+        <w:rPr>
+          <w:rFonts w:ascii="Times New Roman" w:hAnsi="Times New Roman" w:cs="Times New Roman"/>
+          <w:sz w:val="24"/>
+          <w:szCs w:val="24"/>
+        </w:rPr>
+        <w:t>Рисунок 9.2 – Схема решения 2</w:t>
+      </w:r>
+    </w:p>
+    <w:p>
+      <w:pPr>
+        <w:rPr>
+          <w:rFonts w:ascii="Times New Roman" w:hAnsi="Times New Roman" w:cs="Times New Roman"/>
+          <w:sz w:val="24"/>
+          <w:szCs w:val="24"/>
+        </w:rPr>
+      </w:pPr>
+      <w:r>
+        <w:rPr>
+          <w:rFonts w:ascii="Times New Roman" w:hAnsi="Times New Roman" w:cs="Times New Roman"/>
+          <w:sz w:val="24"/>
+          <w:szCs w:val="24"/>
+        </w:rPr>
+        <w:t xml:space="preserve">Вопрос </w:t>
+      </w:r>
+      <w:r>
+        <w:rPr>
+          <w:rFonts w:ascii="Times New Roman" w:hAnsi="Times New Roman" w:cs="Times New Roman"/>
+          <w:sz w:val="24"/>
+          <w:szCs w:val="24"/>
+        </w:rPr>
+        <w:t>1. Какое количество товаров попало в группу A в результате проведения ABC-анализа по сумме продаж в $ за последний год?</w:t>
+      </w:r>
+    </w:p>
+    <w:p>
+      <w:pPr>
+        <w:rPr>
+          <w:rFonts w:ascii="Times New Roman" w:hAnsi="Times New Roman" w:cs="Times New Roman"/>
+          <w:sz w:val="24"/>
+          <w:szCs w:val="24"/>
+        </w:rPr>
+      </w:pPr>
+      <w:r>
+        <w:rPr>
+          <w:rFonts w:ascii="Times New Roman" w:hAnsi="Times New Roman" w:cs="Times New Roman"/>
+          <w:sz w:val="24"/>
+          <w:szCs w:val="24"/>
+        </w:rPr>
+        <w:t>Для данных за крайний год (2017) был выполнен АВС-анализ</w:t>
+      </w:r>
+      <w:r>
+        <w:rPr>
+          <w:rFonts w:ascii="Times New Roman" w:hAnsi="Times New Roman" w:cs="Times New Roman"/>
+          <w:sz w:val="24"/>
+          <w:szCs w:val="24"/>
+        </w:rPr>
+        <w:t xml:space="preserve"> по сумме продаж</w:t>
+      </w:r>
+      <w:r>
+        <w:rPr>
+          <w:rFonts w:ascii="Times New Roman" w:hAnsi="Times New Roman" w:cs="Times New Roman"/>
+          <w:sz w:val="24"/>
+          <w:szCs w:val="24"/>
+        </w:rPr>
+        <w:t>, затем проведена фильтрация по группе А и группировка</w:t>
+      </w:r>
+      <w:r>
+        <w:rPr>
+          <w:rFonts w:ascii="Times New Roman" w:hAnsi="Times New Roman" w:cs="Times New Roman"/>
+          <w:sz w:val="24"/>
+          <w:szCs w:val="24"/>
+        </w:rPr>
+        <w:t>.</w:t>
+      </w:r>
+    </w:p>
+    <w:p>
+      <w:pPr>
+        <w:rPr>
+          <w:rFonts w:ascii="Times New Roman" w:hAnsi="Times New Roman" w:cs="Times New Roman"/>
+          <w:sz w:val="24"/>
+          <w:szCs w:val="24"/>
+        </w:rPr>
+      </w:pPr>
+      <w:r>
+        <w:rPr>
+          <w:rFonts w:ascii="Times New Roman" w:hAnsi="Times New Roman" w:cs="Times New Roman"/>
+          <w:sz w:val="24"/>
+          <w:szCs w:val="24"/>
+        </w:rPr>
+        <w:t>Ответ:</w:t>
+      </w:r>
+      <w:r>
+        <w:rPr>
+          <w:rFonts w:ascii="Times New Roman" w:hAnsi="Times New Roman" w:cs="Times New Roman"/>
+          <w:sz w:val="24"/>
+          <w:szCs w:val="24"/>
+        </w:rPr>
+        <w:t xml:space="preserve"> 263</w:t>
+      </w:r>
+    </w:p>
+    <w:p>
+      <w:pPr>
+        <w:ind w:firstLine="0"/>
+        <w:jc w:val="center"/>
+        <w:rPr>
+          <w:rFonts w:ascii="Times New Roman" w:hAnsi="Times New Roman" w:cs="Times New Roman"/>
+          <w:sz w:val="24"/>
+          <w:szCs w:val="24"/>
+        </w:rPr>
+      </w:pPr>
+      <w:r>
+        <w:rPr>
+          <w:noProof/>
+          <w14:ligatures w14:val="standardContextual"/>
+        </w:rPr>
+        <w:drawing>
+          <wp:inline distT="0" distB="0" distL="0" distR="0" wp14:anchorId="312DC688" wp14:editId="0E04FF9B">
+            <wp:extent cx="3309937" cy="1088688"/>
+            <wp:effectExtent l="0" t="0" r="5080" b="0"/>
+            <wp:docPr id="308679680" name="Рисунок 1"/>
+            <wp:cNvGraphicFramePr>
+              <a:graphicFrameLocks xmlns:a="http://schemas.openxmlformats.org/drawingml/2006/main" noChangeAspect="1"/>
+            </wp:cNvGraphicFramePr>
+            <a:graphic xmlns:a="http://schemas.openxmlformats.org/drawingml/2006/main">
+              <a:graphicData uri="http://schemas.openxmlformats.org/drawingml/2006/picture">
+                <pic:pic xmlns:pic="http://schemas.openxmlformats.org/drawingml/2006/picture">
+                  <pic:nvPicPr>
+                    <pic:cNvPr id="308679680" name=""/>
+                    <pic:cNvPicPr/>
+                  </pic:nvPicPr>
+                  <pic:blipFill>
+                    <a:blip r:embed="rId27"/>
+                    <a:stretch>
+                      <a:fillRect/>
+                    </a:stretch>
+                  </pic:blipFill>
+                  <pic:spPr>
+                    <a:xfrm>
+                      <a:off x="0" y="0"/>
+                      <a:ext cx="3324042" cy="1093327"/>
+                    </a:xfrm>
+                    <a:prstGeom prst="rect">
+                      <a:avLst/>
+                    </a:prstGeom>
+                  </pic:spPr>
+                </pic:pic>
+              </a:graphicData>
+            </a:graphic>
+          </wp:inline>
+        </w:drawing>
+      </w:r>
+    </w:p>
+    <w:p>
+      <w:pPr>
+        <w:ind w:firstLine="0"/>
+        <w:jc w:val="center"/>
+        <w:rPr>
+          <w:rFonts w:ascii="Times New Roman" w:hAnsi="Times New Roman" w:cs="Times New Roman"/>
+          <w:sz w:val="24"/>
+          <w:szCs w:val="24"/>
+        </w:rPr>
+      </w:pPr>
+      <w:r>
+        <w:rPr>
+          <w:rFonts w:ascii="Times New Roman" w:hAnsi="Times New Roman" w:cs="Times New Roman"/>
+          <w:sz w:val="24"/>
+          <w:szCs w:val="24"/>
+        </w:rPr>
+        <w:t xml:space="preserve">Рисунок </w:t>
+      </w:r>
+      <w:r>
+        <w:rPr>
+          <w:rFonts w:ascii="Times New Roman" w:hAnsi="Times New Roman" w:cs="Times New Roman"/>
+          <w:sz w:val="24"/>
+          <w:szCs w:val="24"/>
+        </w:rPr>
+        <w:t>9</w:t>
+      </w:r>
+      <w:r>
+        <w:rPr>
+          <w:rFonts w:ascii="Times New Roman" w:hAnsi="Times New Roman" w:cs="Times New Roman"/>
+          <w:sz w:val="24"/>
+          <w:szCs w:val="24"/>
+        </w:rPr>
+        <w:t>.3</w:t>
+      </w:r>
+      <w:r>
+        <w:rPr>
+          <w:rFonts w:ascii="Times New Roman" w:hAnsi="Times New Roman" w:cs="Times New Roman"/>
+          <w:sz w:val="24"/>
+          <w:szCs w:val="24"/>
+        </w:rPr>
+        <w:t xml:space="preserve"> – Ответ на </w:t>
+      </w:r>
+      <w:r>
+        <w:rPr>
+          <w:rFonts w:ascii="Times New Roman" w:hAnsi="Times New Roman" w:cs="Times New Roman"/>
+          <w:sz w:val="24"/>
+          <w:szCs w:val="24"/>
+        </w:rPr>
+        <w:t>1</w:t>
+      </w:r>
+      <w:r>
+        <w:rPr>
+          <w:rFonts w:ascii="Times New Roman" w:hAnsi="Times New Roman" w:cs="Times New Roman"/>
+          <w:sz w:val="24"/>
+          <w:szCs w:val="24"/>
+        </w:rPr>
+        <w:t xml:space="preserve"> вопрос</w:t>
+      </w:r>
+    </w:p>
+    <w:p>
+      <w:pPr>
+        <w:rPr>
+          <w:rFonts w:ascii="Times New Roman" w:hAnsi="Times New Roman" w:cs="Times New Roman"/>
+          <w:sz w:val="24"/>
+          <w:szCs w:val="24"/>
+        </w:rPr>
+      </w:pPr>
+      <w:r>
+        <w:rPr>
+          <w:rFonts w:ascii="Times New Roman" w:hAnsi="Times New Roman" w:cs="Times New Roman"/>
+          <w:sz w:val="24"/>
+          <w:szCs w:val="24"/>
+        </w:rPr>
+        <w:t xml:space="preserve">Вопрос </w:t>
+      </w:r>
+      <w:r>
+        <w:rPr>
+          <w:rFonts w:ascii="Times New Roman" w:hAnsi="Times New Roman" w:cs="Times New Roman"/>
+          <w:sz w:val="24"/>
+          <w:szCs w:val="24"/>
+        </w:rPr>
+        <w:t>2. Какой товар является лидером во всех выбранных периодах?</w:t>
+      </w:r>
+    </w:p>
+    <w:p>
+      <w:pPr>
+        <w:rPr>
+          <w:rFonts w:ascii="Times New Roman" w:hAnsi="Times New Roman" w:cs="Times New Roman"/>
+          <w:sz w:val="24"/>
+          <w:szCs w:val="24"/>
+        </w:rPr>
+      </w:pPr>
+      <w:r>
+        <w:rPr>
+          <w:rFonts w:ascii="Times New Roman" w:hAnsi="Times New Roman" w:cs="Times New Roman"/>
+          <w:sz w:val="24"/>
+          <w:szCs w:val="24"/>
+        </w:rPr>
+        <w:t xml:space="preserve">Для каждого периода (последний год, квартал, месяц) были проведены АВС-анализы по сумме продаж. </w:t>
+      </w:r>
+      <w:r>
+        <w:rPr>
+          <w:rFonts w:ascii="Times New Roman" w:hAnsi="Times New Roman" w:cs="Times New Roman"/>
+          <w:sz w:val="24"/>
+          <w:szCs w:val="24"/>
+        </w:rPr>
+        <w:t xml:space="preserve">Затем было произведено объединение общих данных, сортировка по убыванию и группировка </w:t>
+      </w:r>
+      <w:r>
+        <w:rPr>
+          <w:rFonts w:ascii="Times New Roman" w:hAnsi="Times New Roman" w:cs="Times New Roman"/>
+          <w:sz w:val="24"/>
+          <w:szCs w:val="24"/>
+        </w:rPr>
+        <w:t xml:space="preserve">сумме продаж </w:t>
+      </w:r>
+      <w:r>
+        <w:rPr>
+          <w:rFonts w:ascii="Times New Roman" w:hAnsi="Times New Roman" w:cs="Times New Roman"/>
+          <w:sz w:val="24"/>
+          <w:szCs w:val="24"/>
+        </w:rPr>
+        <w:t>по периодам, с выводом первого товара.</w:t>
+      </w:r>
+    </w:p>
+    <w:p>
+      <w:pPr>
+        <w:rPr>
+          <w:rFonts w:ascii="Times New Roman" w:hAnsi="Times New Roman" w:cs="Times New Roman"/>
+          <w:sz w:val="24"/>
+          <w:szCs w:val="24"/>
+        </w:rPr>
+      </w:pPr>
+      <w:r>
+        <w:rPr>
+          <w:rFonts w:ascii="Times New Roman" w:hAnsi="Times New Roman" w:cs="Times New Roman"/>
+          <w:sz w:val="24"/>
+          <w:szCs w:val="24"/>
+        </w:rPr>
+        <w:t xml:space="preserve">Ответ: </w:t>
+      </w:r>
+      <w:r>
+        <w:rPr>
+          <w:rFonts w:ascii="Times New Roman" w:hAnsi="Times New Roman" w:cs="Times New Roman"/>
+          <w:sz w:val="24"/>
+          <w:szCs w:val="24"/>
+        </w:rPr>
+        <w:t xml:space="preserve">Black </w:t>
+      </w:r>
+      <w:proofErr w:type="spellStart"/>
+      <w:r>
+        <w:rPr>
+          <w:rFonts w:ascii="Times New Roman" w:hAnsi="Times New Roman" w:cs="Times New Roman"/>
+          <w:sz w:val="24"/>
+          <w:szCs w:val="24"/>
+        </w:rPr>
+        <w:t>Velvet</w:t>
+      </w:r>
+      <w:proofErr w:type="spellEnd"/>
+    </w:p>
+    <w:p>
+      <w:pPr>
+        <w:ind w:firstLine="0"/>
+        <w:jc w:val="center"/>
+        <w:rPr>
+          <w:rFonts w:ascii="Times New Roman" w:hAnsi="Times New Roman" w:cs="Times New Roman"/>
+          <w:sz w:val="24"/>
+          <w:szCs w:val="24"/>
+        </w:rPr>
+      </w:pPr>
+      <w:r>
+        <w:rPr>
+          <w:noProof/>
+          <w14:ligatures w14:val="standardContextual"/>
+        </w:rPr>
+        <w:drawing>
+          <wp:inline distT="0" distB="0" distL="0" distR="0" wp14:anchorId="3E337AEC" wp14:editId="0D1D4CE9">
+            <wp:extent cx="5940425" cy="903605"/>
+            <wp:effectExtent l="0" t="0" r="3175" b="0"/>
+            <wp:docPr id="921784944" name="Рисунок 1"/>
+            <wp:cNvGraphicFramePr>
+              <a:graphicFrameLocks xmlns:a="http://schemas.openxmlformats.org/drawingml/2006/main" noChangeAspect="1"/>
+            </wp:cNvGraphicFramePr>
+            <a:graphic xmlns:a="http://schemas.openxmlformats.org/drawingml/2006/main">
+              <a:graphicData uri="http://schemas.openxmlformats.org/drawingml/2006/picture">
+                <pic:pic xmlns:pic="http://schemas.openxmlformats.org/drawingml/2006/picture">
+                  <pic:nvPicPr>
+                    <pic:cNvPr id="921784944" name=""/>
+                    <pic:cNvPicPr/>
+                  </pic:nvPicPr>
+                  <pic:blipFill>
+                    <a:blip r:embed="rId28"/>
+                    <a:stretch>
+                      <a:fillRect/>
+                    </a:stretch>
+                  </pic:blipFill>
+                  <pic:spPr>
+                    <a:xfrm>
+                      <a:off x="0" y="0"/>
+                      <a:ext cx="5940425" cy="903605"/>
+                    </a:xfrm>
+                    <a:prstGeom prst="rect">
+                      <a:avLst/>
+                    </a:prstGeom>
+                  </pic:spPr>
+                </pic:pic>
+              </a:graphicData>
+            </a:graphic>
+          </wp:inline>
+        </w:drawing>
+      </w:r>
+    </w:p>
+    <w:p>
+      <w:pPr>
+        <w:ind w:firstLine="0"/>
+        <w:jc w:val="center"/>
+        <w:rPr>
+          <w:rFonts w:ascii="Times New Roman" w:hAnsi="Times New Roman" w:cs="Times New Roman"/>
+          <w:sz w:val="24"/>
+          <w:szCs w:val="24"/>
+        </w:rPr>
+      </w:pPr>
+      <w:r>
+        <w:rPr>
+          <w:rFonts w:ascii="Times New Roman" w:hAnsi="Times New Roman" w:cs="Times New Roman"/>
+          <w:sz w:val="24"/>
+          <w:szCs w:val="24"/>
+        </w:rPr>
+        <w:t xml:space="preserve">Рисунок </w:t>
+      </w:r>
+      <w:r>
+        <w:rPr>
+          <w:rFonts w:ascii="Times New Roman" w:hAnsi="Times New Roman" w:cs="Times New Roman"/>
+          <w:sz w:val="24"/>
+          <w:szCs w:val="24"/>
+        </w:rPr>
+        <w:t>9</w:t>
+      </w:r>
+      <w:r>
+        <w:rPr>
+          <w:rFonts w:ascii="Times New Roman" w:hAnsi="Times New Roman" w:cs="Times New Roman"/>
+          <w:sz w:val="24"/>
+          <w:szCs w:val="24"/>
+        </w:rPr>
+        <w:t xml:space="preserve"> – Ответ на </w:t>
+      </w:r>
+      <w:r>
+        <w:rPr>
+          <w:rFonts w:ascii="Times New Roman" w:hAnsi="Times New Roman" w:cs="Times New Roman"/>
+          <w:sz w:val="24"/>
+          <w:szCs w:val="24"/>
+        </w:rPr>
+        <w:t>2</w:t>
+      </w:r>
+      <w:r>
+        <w:rPr>
+          <w:rFonts w:ascii="Times New Roman" w:hAnsi="Times New Roman" w:cs="Times New Roman"/>
+          <w:sz w:val="24"/>
+          <w:szCs w:val="24"/>
+        </w:rPr>
+        <w:t xml:space="preserve"> вопрос</w:t>
+      </w:r>
+    </w:p>
+    <w:p>
+      <w:pPr>
+        <w:rPr>
+          <w:rFonts w:ascii="Times New Roman" w:hAnsi="Times New Roman" w:cs="Times New Roman"/>
+          <w:sz w:val="24"/>
+          <w:szCs w:val="24"/>
+        </w:rPr>
+      </w:pPr>
+      <w:r>
+        <w:rPr>
+          <w:rFonts w:ascii="Times New Roman" w:hAnsi="Times New Roman" w:cs="Times New Roman"/>
+          <w:sz w:val="24"/>
+          <w:szCs w:val="24"/>
+        </w:rPr>
+        <w:t xml:space="preserve">Вопрос </w:t>
+      </w:r>
+      <w:r>
+        <w:rPr>
+          <w:rFonts w:ascii="Times New Roman" w:hAnsi="Times New Roman" w:cs="Times New Roman"/>
+          <w:sz w:val="24"/>
+          <w:szCs w:val="24"/>
+        </w:rPr>
+        <w:t>3. Сколько из товаров, которые по итогам ABC-анализа за год были отнесены к группе A, попали в группу C по итогам месяца?</w:t>
+      </w:r>
+    </w:p>
+    <w:p>
+      <w:pPr>
+        <w:rPr>
+          <w:rFonts w:ascii="Times New Roman" w:hAnsi="Times New Roman" w:cs="Times New Roman"/>
+          <w:sz w:val="24"/>
+          <w:szCs w:val="24"/>
+        </w:rPr>
+      </w:pPr>
+      <w:r>
+        <w:rPr>
+          <w:rFonts w:ascii="Times New Roman" w:hAnsi="Times New Roman" w:cs="Times New Roman"/>
+          <w:sz w:val="24"/>
+          <w:szCs w:val="24"/>
+        </w:rPr>
+        <w:lastRenderedPageBreak/>
+        <w:t xml:space="preserve">Результаты проведённого АВС-анализа по сумме продаж за последний месяц были </w:t>
+      </w:r>
+      <w:r>
+        <w:rPr>
+          <w:rFonts w:ascii="Times New Roman" w:hAnsi="Times New Roman" w:cs="Times New Roman"/>
+          <w:sz w:val="24"/>
+          <w:szCs w:val="24"/>
+        </w:rPr>
+        <w:t>отфильтрованы по группе С и объединены с результатами АВС-анализа за последний год, отфильтрованные по группе А. Данные были объединены по общему товару.</w:t>
+      </w:r>
+    </w:p>
+    <w:p>
+      <w:pPr>
+        <w:rPr>
+          <w:rFonts w:ascii="Times New Roman" w:hAnsi="Times New Roman" w:cs="Times New Roman"/>
+          <w:sz w:val="24"/>
+          <w:szCs w:val="24"/>
+        </w:rPr>
+      </w:pPr>
+      <w:r>
+        <w:rPr>
+          <w:rFonts w:ascii="Times New Roman" w:hAnsi="Times New Roman" w:cs="Times New Roman"/>
+          <w:sz w:val="24"/>
+          <w:szCs w:val="24"/>
+        </w:rPr>
+        <w:t xml:space="preserve">Ответ: </w:t>
+      </w:r>
+      <w:r>
+        <w:rPr>
+          <w:rFonts w:ascii="Times New Roman" w:hAnsi="Times New Roman" w:cs="Times New Roman"/>
+          <w:sz w:val="24"/>
+          <w:szCs w:val="24"/>
+        </w:rPr>
+        <w:t>0</w:t>
+      </w:r>
+    </w:p>
+    <w:p>
+      <w:pPr>
+        <w:ind w:firstLine="0"/>
+        <w:jc w:val="center"/>
+        <w:rPr>
+          <w:rFonts w:ascii="Times New Roman" w:hAnsi="Times New Roman" w:cs="Times New Roman"/>
+          <w:sz w:val="24"/>
+          <w:szCs w:val="24"/>
+        </w:rPr>
+      </w:pPr>
+      <w:r>
+        <w:rPr>
+          <w:noProof/>
+          <w14:ligatures w14:val="standardContextual"/>
+        </w:rPr>
+        <w:drawing>
+          <wp:inline distT="0" distB="0" distL="0" distR="0" wp14:anchorId="1A0EE344" wp14:editId="390F47D6">
+            <wp:extent cx="3448050" cy="1270489"/>
+            <wp:effectExtent l="0" t="0" r="0" b="6350"/>
+            <wp:docPr id="145318818" name="Рисунок 1"/>
+            <wp:cNvGraphicFramePr>
+              <a:graphicFrameLocks xmlns:a="http://schemas.openxmlformats.org/drawingml/2006/main" noChangeAspect="1"/>
+            </wp:cNvGraphicFramePr>
+            <a:graphic xmlns:a="http://schemas.openxmlformats.org/drawingml/2006/main">
+              <a:graphicData uri="http://schemas.openxmlformats.org/drawingml/2006/picture">
+                <pic:pic xmlns:pic="http://schemas.openxmlformats.org/drawingml/2006/picture">
+                  <pic:nvPicPr>
+                    <pic:cNvPr id="145318818" name=""/>
+                    <pic:cNvPicPr/>
+                  </pic:nvPicPr>
+                  <pic:blipFill>
+                    <a:blip r:embed="rId29"/>
+                    <a:stretch>
+                      <a:fillRect/>
+                    </a:stretch>
+                  </pic:blipFill>
+                  <pic:spPr>
+                    <a:xfrm>
+                      <a:off x="0" y="0"/>
+                      <a:ext cx="3458815" cy="1274456"/>
+                    </a:xfrm>
+                    <a:prstGeom prst="rect">
+                      <a:avLst/>
+                    </a:prstGeom>
+                  </pic:spPr>
+                </pic:pic>
+              </a:graphicData>
+            </a:graphic>
+          </wp:inline>
+        </w:drawing>
+      </w:r>
+    </w:p>
+    <w:p>
+      <w:pPr>
+        <w:ind w:firstLine="0"/>
+        <w:jc w:val="center"/>
+        <w:rPr>
+          <w:rFonts w:ascii="Times New Roman" w:hAnsi="Times New Roman" w:cs="Times New Roman"/>
+          <w:sz w:val="24"/>
+          <w:szCs w:val="24"/>
+        </w:rPr>
+      </w:pPr>
+      <w:r>
+        <w:rPr>
+          <w:rFonts w:ascii="Times New Roman" w:hAnsi="Times New Roman" w:cs="Times New Roman"/>
+          <w:sz w:val="24"/>
+          <w:szCs w:val="24"/>
+        </w:rPr>
+        <w:t xml:space="preserve">Рисунок </w:t>
+      </w:r>
+      <w:r>
+        <w:rPr>
+          <w:rFonts w:ascii="Times New Roman" w:hAnsi="Times New Roman" w:cs="Times New Roman"/>
+          <w:sz w:val="24"/>
+          <w:szCs w:val="24"/>
+        </w:rPr>
+        <w:t>10</w:t>
+      </w:r>
+      <w:r>
+        <w:rPr>
+          <w:rFonts w:ascii="Times New Roman" w:hAnsi="Times New Roman" w:cs="Times New Roman"/>
+          <w:sz w:val="24"/>
+          <w:szCs w:val="24"/>
+        </w:rPr>
+        <w:t xml:space="preserve"> – Ответ на </w:t>
+      </w:r>
+      <w:r>
+        <w:rPr>
+          <w:rFonts w:ascii="Times New Roman" w:hAnsi="Times New Roman" w:cs="Times New Roman"/>
+          <w:sz w:val="24"/>
+          <w:szCs w:val="24"/>
+        </w:rPr>
+        <w:t>3</w:t>
+      </w:r>
+      <w:r>
+        <w:rPr>
+          <w:rFonts w:ascii="Times New Roman" w:hAnsi="Times New Roman" w:cs="Times New Roman"/>
+          <w:sz w:val="24"/>
+          <w:szCs w:val="24"/>
+        </w:rPr>
+        <w:t xml:space="preserve"> вопрос</w:t>
+      </w:r>
+    </w:p>
+    <w:p>
+      <w:pPr>
+        <w:rPr>
+          <w:rFonts w:ascii="Times New Roman" w:hAnsi="Times New Roman" w:cs="Times New Roman"/>
+          <w:sz w:val="24"/>
+          <w:szCs w:val="24"/>
+        </w:rPr>
+      </w:pPr>
+      <w:r>
+        <w:rPr>
+          <w:rFonts w:ascii="Times New Roman" w:hAnsi="Times New Roman" w:cs="Times New Roman"/>
+          <w:sz w:val="24"/>
+          <w:szCs w:val="24"/>
+        </w:rPr>
+        <w:br w:type="page"/>
+      </w:r>
+    </w:p>
+    <w:p>
+      <w:pPr>
+        <w:rPr>
+          <w:rFonts w:ascii="Times New Roman" w:hAnsi="Times New Roman" w:cs="Times New Roman"/>
+          <w:i/>
+          <w:iCs/>
+          <w:sz w:val="24"/>
+          <w:szCs w:val="24"/>
+        </w:rPr>
+      </w:pPr>
+      <w:r>
+        <w:rPr>
+          <w:rFonts w:ascii="Times New Roman" w:hAnsi="Times New Roman" w:cs="Times New Roman"/>
+          <w:i/>
+          <w:iCs/>
+          <w:sz w:val="24"/>
+          <w:szCs w:val="24"/>
+        </w:rPr>
+        <w:lastRenderedPageBreak/>
+        <w:t>АВС-анализ в динамике</w:t>
+      </w:r>
+    </w:p>
+    <w:p>
+      <w:pPr>
+        <w:rPr>
+          <w:rFonts w:ascii="Times New Roman" w:hAnsi="Times New Roman" w:cs="Times New Roman"/>
+          <w:sz w:val="24"/>
+          <w:szCs w:val="24"/>
+        </w:rPr>
+      </w:pPr>
+      <w:r>
+        <w:rPr>
+          <w:rFonts w:ascii="Times New Roman" w:hAnsi="Times New Roman" w:cs="Times New Roman"/>
+          <w:sz w:val="24"/>
+          <w:szCs w:val="24"/>
+        </w:rPr>
+        <w:t>Задание:</w:t>
+      </w:r>
+    </w:p>
+    <w:p>
+      <w:pPr>
+        <w:rPr>
+          <w:rFonts w:ascii="Times New Roman" w:hAnsi="Times New Roman" w:cs="Times New Roman"/>
+          <w:sz w:val="24"/>
+          <w:szCs w:val="24"/>
+        </w:rPr>
+      </w:pPr>
+      <w:r>
+        <w:rPr>
+          <w:rFonts w:ascii="Times New Roman" w:hAnsi="Times New Roman" w:cs="Times New Roman"/>
+          <w:sz w:val="24"/>
+          <w:szCs w:val="24"/>
+        </w:rPr>
+        <w:t>Проведите ABC-анализ поставщиков по сумме продаж в $ по годам и месяцам.</w:t>
+      </w:r>
+    </w:p>
+    <w:p>
+      <w:pPr>
+        <w:ind w:firstLine="0"/>
+        <w:jc w:val="center"/>
+        <w:rPr>
+          <w:rFonts w:ascii="Times New Roman" w:hAnsi="Times New Roman" w:cs="Times New Roman"/>
+          <w:sz w:val="24"/>
+          <w:szCs w:val="24"/>
+        </w:rPr>
+      </w:pPr>
+      <w:r>
+        <w:rPr>
+          <w:noProof/>
+          <w14:ligatures w14:val="standardContextual"/>
+        </w:rPr>
+        <w:drawing>
+          <wp:inline distT="0" distB="0" distL="0" distR="0" wp14:anchorId="433043A1" wp14:editId="358296D8">
+            <wp:extent cx="5940425" cy="6141085"/>
+            <wp:effectExtent l="0" t="0" r="3175" b="0"/>
+            <wp:docPr id="131427343" name="Рисунок 1"/>
+            <wp:cNvGraphicFramePr>
+              <a:graphicFrameLocks xmlns:a="http://schemas.openxmlformats.org/drawingml/2006/main" noChangeAspect="1"/>
+            </wp:cNvGraphicFramePr>
+            <a:graphic xmlns:a="http://schemas.openxmlformats.org/drawingml/2006/main">
+              <a:graphicData uri="http://schemas.openxmlformats.org/drawingml/2006/picture">
+                <pic:pic xmlns:pic="http://schemas.openxmlformats.org/drawingml/2006/picture">
+                  <pic:nvPicPr>
+                    <pic:cNvPr id="131427343" name=""/>
+                    <pic:cNvPicPr/>
+                  </pic:nvPicPr>
+                  <pic:blipFill>
+                    <a:blip r:embed="rId30"/>
+                    <a:stretch>
+                      <a:fillRect/>
+                    </a:stretch>
+                  </pic:blipFill>
+                  <pic:spPr>
+                    <a:xfrm>
+                      <a:off x="0" y="0"/>
+                      <a:ext cx="5940425" cy="6141085"/>
+                    </a:xfrm>
+                    <a:prstGeom prst="rect">
+                      <a:avLst/>
+                    </a:prstGeom>
+                  </pic:spPr>
+                </pic:pic>
+              </a:graphicData>
+            </a:graphic>
+          </wp:inline>
+        </w:drawing>
+      </w:r>
+    </w:p>
+    <w:p>
+      <w:pPr>
+        <w:ind w:firstLine="0"/>
+        <w:jc w:val="center"/>
+        <w:rPr>
+          <w:rFonts w:ascii="Times New Roman" w:hAnsi="Times New Roman" w:cs="Times New Roman"/>
+          <w:sz w:val="24"/>
+          <w:szCs w:val="24"/>
+        </w:rPr>
+      </w:pPr>
+      <w:r>
+        <w:rPr>
+          <w:rFonts w:ascii="Times New Roman" w:hAnsi="Times New Roman" w:cs="Times New Roman"/>
+          <w:sz w:val="24"/>
+          <w:szCs w:val="24"/>
+        </w:rPr>
+        <w:t>Рисунок 1</w:t>
+      </w:r>
+      <w:r>
+        <w:rPr>
+          <w:rFonts w:ascii="Times New Roman" w:hAnsi="Times New Roman" w:cs="Times New Roman"/>
+          <w:sz w:val="24"/>
+          <w:szCs w:val="24"/>
+        </w:rPr>
+        <w:t>1</w:t>
+      </w:r>
+      <w:r>
+        <w:rPr>
+          <w:rFonts w:ascii="Times New Roman" w:hAnsi="Times New Roman" w:cs="Times New Roman"/>
+          <w:sz w:val="24"/>
+          <w:szCs w:val="24"/>
+        </w:rPr>
+        <w:t xml:space="preserve"> –</w:t>
+      </w:r>
+      <w:r>
+        <w:rPr>
+          <w:rFonts w:ascii="Times New Roman" w:hAnsi="Times New Roman" w:cs="Times New Roman"/>
+          <w:sz w:val="24"/>
+          <w:szCs w:val="24"/>
+        </w:rPr>
+        <w:t xml:space="preserve"> Схема решения 1</w:t>
+      </w:r>
+    </w:p>
+    <w:p>
+      <w:pPr>
+        <w:rPr>
+          <w:rFonts w:ascii="Times New Roman" w:hAnsi="Times New Roman" w:cs="Times New Roman"/>
+          <w:sz w:val="24"/>
+          <w:szCs w:val="24"/>
+        </w:rPr>
+      </w:pPr>
+      <w:r>
+        <w:rPr>
+          <w:rFonts w:ascii="Times New Roman" w:hAnsi="Times New Roman" w:cs="Times New Roman"/>
+          <w:sz w:val="24"/>
+          <w:szCs w:val="24"/>
+        </w:rPr>
+        <w:t xml:space="preserve">Вопрос </w:t>
+      </w:r>
+      <w:r>
+        <w:rPr>
+          <w:rFonts w:ascii="Times New Roman" w:hAnsi="Times New Roman" w:cs="Times New Roman"/>
+          <w:sz w:val="24"/>
+          <w:szCs w:val="24"/>
+        </w:rPr>
+        <w:t xml:space="preserve">1. В какие группы попал поставщик E &amp; J </w:t>
+      </w:r>
+      <w:proofErr w:type="spellStart"/>
+      <w:r>
+        <w:rPr>
+          <w:rFonts w:ascii="Times New Roman" w:hAnsi="Times New Roman" w:cs="Times New Roman"/>
+          <w:sz w:val="24"/>
+          <w:szCs w:val="24"/>
+        </w:rPr>
+        <w:t>Gallo</w:t>
+      </w:r>
+      <w:proofErr w:type="spellEnd"/>
+      <w:r>
+        <w:rPr>
+          <w:rFonts w:ascii="Times New Roman" w:hAnsi="Times New Roman" w:cs="Times New Roman"/>
+          <w:sz w:val="24"/>
+          <w:szCs w:val="24"/>
+        </w:rPr>
+        <w:t xml:space="preserve"> </w:t>
+      </w:r>
+      <w:proofErr w:type="spellStart"/>
+      <w:r>
+        <w:rPr>
+          <w:rFonts w:ascii="Times New Roman" w:hAnsi="Times New Roman" w:cs="Times New Roman"/>
+          <w:sz w:val="24"/>
+          <w:szCs w:val="24"/>
+        </w:rPr>
+        <w:t>Winery</w:t>
+      </w:r>
+      <w:proofErr w:type="spellEnd"/>
+      <w:r>
+        <w:rPr>
+          <w:rFonts w:ascii="Times New Roman" w:hAnsi="Times New Roman" w:cs="Times New Roman"/>
+          <w:sz w:val="24"/>
+          <w:szCs w:val="24"/>
+        </w:rPr>
+        <w:t xml:space="preserve"> в результате проведения ABC-анализа по сумме продаж в $ по годам?</w:t>
+      </w:r>
+    </w:p>
+    <w:p>
+      <w:pPr>
+        <w:rPr>
+          <w:rFonts w:ascii="Times New Roman" w:hAnsi="Times New Roman" w:cs="Times New Roman"/>
+          <w:sz w:val="24"/>
+          <w:szCs w:val="24"/>
+        </w:rPr>
+      </w:pPr>
+      <w:r>
+        <w:rPr>
+          <w:rFonts w:ascii="Times New Roman" w:hAnsi="Times New Roman" w:cs="Times New Roman"/>
+          <w:sz w:val="24"/>
+          <w:szCs w:val="24"/>
+        </w:rPr>
+        <w:t xml:space="preserve">Данные были разделены по годам и месяцам годов. Был проведён АВС-анализ </w:t>
+      </w:r>
+      <w:r>
+        <w:rPr>
+          <w:rFonts w:ascii="Times New Roman" w:hAnsi="Times New Roman" w:cs="Times New Roman"/>
+          <w:sz w:val="24"/>
+          <w:szCs w:val="24"/>
+        </w:rPr>
+        <w:t xml:space="preserve">по годам. В результате фильтрации данных по заданному поставщику, было выяснено, что он попал в группы А, В. </w:t>
+      </w:r>
+    </w:p>
+    <w:p>
+      <w:pPr>
+        <w:rPr>
+          <w:rFonts w:ascii="Times New Roman" w:hAnsi="Times New Roman" w:cs="Times New Roman"/>
+          <w:sz w:val="24"/>
+          <w:szCs w:val="24"/>
+        </w:rPr>
+      </w:pPr>
+      <w:r>
+        <w:rPr>
+          <w:rFonts w:ascii="Times New Roman" w:hAnsi="Times New Roman" w:cs="Times New Roman"/>
+          <w:sz w:val="24"/>
+          <w:szCs w:val="24"/>
+        </w:rPr>
+        <w:t>Ответ: А</w:t>
+      </w:r>
+      <w:r>
+        <w:rPr>
+          <w:rFonts w:ascii="Times New Roman" w:hAnsi="Times New Roman" w:cs="Times New Roman"/>
+          <w:sz w:val="24"/>
+          <w:szCs w:val="24"/>
+        </w:rPr>
+        <w:t>,</w:t>
+      </w:r>
+      <w:r>
+        <w:rPr>
+          <w:rFonts w:ascii="Times New Roman" w:hAnsi="Times New Roman" w:cs="Times New Roman"/>
+          <w:sz w:val="24"/>
+          <w:szCs w:val="24"/>
+        </w:rPr>
+        <w:t xml:space="preserve"> В</w:t>
+      </w:r>
+    </w:p>
+    <w:p>
+      <w:pPr>
+        <w:ind w:firstLine="0"/>
+        <w:jc w:val="center"/>
+        <w:rPr>
+          <w:rFonts w:ascii="Times New Roman" w:hAnsi="Times New Roman" w:cs="Times New Roman"/>
+          <w:sz w:val="24"/>
+          <w:szCs w:val="24"/>
+        </w:rPr>
+      </w:pPr>
+      <w:r>
+        <w:rPr>
+          <w:noProof/>
+          <w14:ligatures w14:val="standardContextual"/>
+        </w:rPr>
+        <w:lastRenderedPageBreak/>
+        <w:drawing>
+          <wp:inline distT="0" distB="0" distL="0" distR="0" wp14:anchorId="69CA42AE" wp14:editId="68241F41">
+            <wp:extent cx="5940425" cy="1580515"/>
+            <wp:effectExtent l="0" t="0" r="3175" b="635"/>
+            <wp:docPr id="695811957" name="Рисунок 1"/>
+            <wp:cNvGraphicFramePr>
+              <a:graphicFrameLocks xmlns:a="http://schemas.openxmlformats.org/drawingml/2006/main" noChangeAspect="1"/>
+            </wp:cNvGraphicFramePr>
+            <a:graphic xmlns:a="http://schemas.openxmlformats.org/drawingml/2006/main">
+              <a:graphicData uri="http://schemas.openxmlformats.org/drawingml/2006/picture">
+                <pic:pic xmlns:pic="http://schemas.openxmlformats.org/drawingml/2006/picture">
+                  <pic:nvPicPr>
+                    <pic:cNvPr id="695811957" name=""/>
+                    <pic:cNvPicPr/>
+                  </pic:nvPicPr>
+                  <pic:blipFill>
+                    <a:blip r:embed="rId31"/>
+                    <a:stretch>
+                      <a:fillRect/>
+                    </a:stretch>
+                  </pic:blipFill>
+                  <pic:spPr>
+                    <a:xfrm>
+                      <a:off x="0" y="0"/>
+                      <a:ext cx="5940425" cy="1580515"/>
+                    </a:xfrm>
+                    <a:prstGeom prst="rect">
+                      <a:avLst/>
+                    </a:prstGeom>
+                  </pic:spPr>
+                </pic:pic>
+              </a:graphicData>
+            </a:graphic>
+          </wp:inline>
+        </w:drawing>
+      </w:r>
+    </w:p>
+    <w:p>
+      <w:pPr>
+        <w:ind w:firstLine="0"/>
+        <w:jc w:val="center"/>
+        <w:rPr>
+          <w:rFonts w:ascii="Times New Roman" w:hAnsi="Times New Roman" w:cs="Times New Roman"/>
+          <w:sz w:val="24"/>
+          <w:szCs w:val="24"/>
+        </w:rPr>
+      </w:pPr>
+      <w:r>
+        <w:rPr>
+          <w:rFonts w:ascii="Times New Roman" w:hAnsi="Times New Roman" w:cs="Times New Roman"/>
+          <w:sz w:val="24"/>
+          <w:szCs w:val="24"/>
+        </w:rPr>
+        <w:t>Рисунок 1</w:t>
+      </w:r>
+      <w:r>
+        <w:rPr>
+          <w:rFonts w:ascii="Times New Roman" w:hAnsi="Times New Roman" w:cs="Times New Roman"/>
+          <w:sz w:val="24"/>
+          <w:szCs w:val="24"/>
+        </w:rPr>
+        <w:t>2</w:t>
+      </w:r>
+      <w:r>
+        <w:rPr>
+          <w:rFonts w:ascii="Times New Roman" w:hAnsi="Times New Roman" w:cs="Times New Roman"/>
+          <w:sz w:val="24"/>
+          <w:szCs w:val="24"/>
+        </w:rPr>
+        <w:t xml:space="preserve"> – Ответ на </w:t>
+      </w:r>
+      <w:r>
+        <w:rPr>
+          <w:rFonts w:ascii="Times New Roman" w:hAnsi="Times New Roman" w:cs="Times New Roman"/>
+          <w:sz w:val="24"/>
+          <w:szCs w:val="24"/>
+        </w:rPr>
+        <w:t>1</w:t>
+      </w:r>
+      <w:r>
+        <w:rPr>
+          <w:rFonts w:ascii="Times New Roman" w:hAnsi="Times New Roman" w:cs="Times New Roman"/>
+          <w:sz w:val="24"/>
+          <w:szCs w:val="24"/>
+        </w:rPr>
+        <w:t xml:space="preserve"> вопрос</w:t>
+      </w:r>
+    </w:p>
+    <w:p>
+      <w:pPr>
+        <w:rPr>
+          <w:rFonts w:ascii="Times New Roman" w:hAnsi="Times New Roman" w:cs="Times New Roman"/>
+          <w:sz w:val="24"/>
+          <w:szCs w:val="24"/>
+        </w:rPr>
+      </w:pPr>
+      <w:r>
+        <w:rPr>
+          <w:rFonts w:ascii="Times New Roman" w:hAnsi="Times New Roman" w:cs="Times New Roman"/>
+          <w:sz w:val="24"/>
+          <w:szCs w:val="24"/>
+        </w:rPr>
+        <w:t xml:space="preserve">Вопрос </w:t>
+      </w:r>
+      <w:r>
+        <w:rPr>
+          <w:rFonts w:ascii="Times New Roman" w:hAnsi="Times New Roman" w:cs="Times New Roman"/>
+          <w:sz w:val="24"/>
+          <w:szCs w:val="24"/>
+        </w:rPr>
+        <w:t>2. Выберите правильное утверждение по результатам ABC-анализа по годам:</w:t>
+      </w:r>
+    </w:p>
+    <w:p>
+      <w:pPr>
+        <w:rPr>
+          <w:rFonts w:ascii="Times New Roman" w:hAnsi="Times New Roman" w:cs="Times New Roman"/>
+          <w:sz w:val="24"/>
+          <w:szCs w:val="24"/>
+        </w:rPr>
+      </w:pPr>
+      <w:r>
+        <w:rPr>
+          <w:rFonts w:ascii="Times New Roman" w:hAnsi="Times New Roman" w:cs="Times New Roman"/>
+          <w:sz w:val="24"/>
+          <w:szCs w:val="24"/>
+        </w:rPr>
+        <w:t>— менее 80 поставщиков суммарно дают 80% выручки</w:t>
+      </w:r>
+    </w:p>
+    <w:p>
+      <w:pPr>
+        <w:rPr>
+          <w:rFonts w:ascii="Times New Roman" w:hAnsi="Times New Roman" w:cs="Times New Roman"/>
+          <w:sz w:val="24"/>
+          <w:szCs w:val="24"/>
+        </w:rPr>
+      </w:pPr>
+      <w:r>
+        <w:rPr>
+          <w:rFonts w:ascii="Times New Roman" w:hAnsi="Times New Roman" w:cs="Times New Roman"/>
+          <w:sz w:val="24"/>
+          <w:szCs w:val="24"/>
+        </w:rPr>
+        <w:t>— более 1000 поставщиков суммарно дают 5% выручки</w:t>
+      </w:r>
+    </w:p>
+    <w:p>
+      <w:pPr>
+        <w:rPr>
+          <w:rFonts w:ascii="Times New Roman" w:hAnsi="Times New Roman" w:cs="Times New Roman"/>
+          <w:sz w:val="24"/>
+          <w:szCs w:val="24"/>
+        </w:rPr>
+      </w:pPr>
+      <w:r>
+        <w:rPr>
+          <w:rFonts w:ascii="Times New Roman" w:hAnsi="Times New Roman" w:cs="Times New Roman"/>
+          <w:sz w:val="24"/>
+          <w:szCs w:val="24"/>
+        </w:rPr>
+        <w:t>— менее 150 поставщиков суммарно дают 95 % выручки</w:t>
+      </w:r>
+    </w:p>
+    <w:p>
+      <w:pPr>
+        <w:rPr>
+          <w:rFonts w:ascii="Times New Roman" w:hAnsi="Times New Roman" w:cs="Times New Roman"/>
+          <w:sz w:val="24"/>
+          <w:szCs w:val="24"/>
+        </w:rPr>
+      </w:pPr>
+      <w:r>
+        <w:rPr>
+          <w:rFonts w:ascii="Times New Roman" w:hAnsi="Times New Roman" w:cs="Times New Roman"/>
+          <w:sz w:val="24"/>
+          <w:szCs w:val="24"/>
+        </w:rPr>
+        <w:t xml:space="preserve">Результаты АВС-анализа по годам </w:t>
+      </w:r>
+      <w:r>
+        <w:rPr>
+          <w:rFonts w:ascii="Times New Roman" w:hAnsi="Times New Roman" w:cs="Times New Roman"/>
+          <w:sz w:val="24"/>
+          <w:szCs w:val="24"/>
+        </w:rPr>
+        <w:t xml:space="preserve">были отсортированы по группе и по вкладу по возрастанию, а затем сгруппированы по группам, количеством поставщиков в группе и </w:t>
+      </w:r>
+      <w:r>
+        <w:rPr>
+          <w:rFonts w:ascii="Times New Roman" w:hAnsi="Times New Roman" w:cs="Times New Roman"/>
+          <w:sz w:val="24"/>
+          <w:szCs w:val="24"/>
+        </w:rPr>
+        <w:t>крайнему значению вклада.</w:t>
+      </w:r>
+    </w:p>
+    <w:p>
+      <w:pPr>
+        <w:rPr>
+          <w:rFonts w:ascii="Times New Roman" w:hAnsi="Times New Roman" w:cs="Times New Roman"/>
+          <w:sz w:val="24"/>
+          <w:szCs w:val="24"/>
+        </w:rPr>
+      </w:pPr>
+      <w:r>
+        <w:rPr>
+          <w:rFonts w:ascii="Times New Roman" w:hAnsi="Times New Roman" w:cs="Times New Roman"/>
+          <w:sz w:val="24"/>
+          <w:szCs w:val="24"/>
+        </w:rPr>
+        <w:t>Ответ: менее 80 поставщиков суммарно дают 80% выручки</w:t>
+      </w:r>
+    </w:p>
+    <w:p>
+      <w:pPr>
+        <w:ind w:firstLine="0"/>
+        <w:jc w:val="center"/>
+        <w:rPr>
+          <w:rFonts w:ascii="Times New Roman" w:hAnsi="Times New Roman" w:cs="Times New Roman"/>
+          <w:sz w:val="24"/>
+          <w:szCs w:val="24"/>
+        </w:rPr>
+      </w:pPr>
+      <w:r>
+        <w:rPr>
+          <w:noProof/>
+          <w14:ligatures w14:val="standardContextual"/>
+        </w:rPr>
+        <w:drawing>
+          <wp:inline distT="0" distB="0" distL="0" distR="0" wp14:anchorId="170463DE" wp14:editId="4284DF2A">
+            <wp:extent cx="5940425" cy="1616075"/>
+            <wp:effectExtent l="0" t="0" r="3175" b="3175"/>
+            <wp:docPr id="1337915928" name="Рисунок 1"/>
+            <wp:cNvGraphicFramePr>
+              <a:graphicFrameLocks xmlns:a="http://schemas.openxmlformats.org/drawingml/2006/main" noChangeAspect="1"/>
+            </wp:cNvGraphicFramePr>
+            <a:graphic xmlns:a="http://schemas.openxmlformats.org/drawingml/2006/main">
+              <a:graphicData uri="http://schemas.openxmlformats.org/drawingml/2006/picture">
+                <pic:pic xmlns:pic="http://schemas.openxmlformats.org/drawingml/2006/picture">
+                  <pic:nvPicPr>
+                    <pic:cNvPr id="1337915928" name=""/>
+                    <pic:cNvPicPr/>
+                  </pic:nvPicPr>
+                  <pic:blipFill>
+                    <a:blip r:embed="rId32"/>
+                    <a:stretch>
+                      <a:fillRect/>
+                    </a:stretch>
+                  </pic:blipFill>
+                  <pic:spPr>
+                    <a:xfrm>
+                      <a:off x="0" y="0"/>
+                      <a:ext cx="5940425" cy="1616075"/>
+                    </a:xfrm>
+                    <a:prstGeom prst="rect">
+                      <a:avLst/>
+                    </a:prstGeom>
+                  </pic:spPr>
+                </pic:pic>
+              </a:graphicData>
+            </a:graphic>
+          </wp:inline>
+        </w:drawing>
+      </w:r>
+    </w:p>
+    <w:p>
+      <w:pPr>
+        <w:ind w:firstLine="0"/>
+        <w:jc w:val="center"/>
+        <w:rPr>
+          <w:rFonts w:ascii="Times New Roman" w:hAnsi="Times New Roman" w:cs="Times New Roman"/>
+          <w:sz w:val="24"/>
+          <w:szCs w:val="24"/>
+        </w:rPr>
+      </w:pPr>
+      <w:r>
+        <w:rPr>
+          <w:rFonts w:ascii="Times New Roman" w:hAnsi="Times New Roman" w:cs="Times New Roman"/>
+          <w:sz w:val="24"/>
+          <w:szCs w:val="24"/>
+        </w:rPr>
+        <w:t>Рисунок 1</w:t>
+      </w:r>
+      <w:r>
+        <w:rPr>
+          <w:rFonts w:ascii="Times New Roman" w:hAnsi="Times New Roman" w:cs="Times New Roman"/>
+          <w:sz w:val="24"/>
+          <w:szCs w:val="24"/>
+        </w:rPr>
+        <w:t>3</w:t>
+      </w:r>
+      <w:r>
+        <w:rPr>
+          <w:rFonts w:ascii="Times New Roman" w:hAnsi="Times New Roman" w:cs="Times New Roman"/>
+          <w:sz w:val="24"/>
+          <w:szCs w:val="24"/>
+        </w:rPr>
+        <w:t xml:space="preserve"> – Ответ на </w:t>
+      </w:r>
+      <w:r>
+        <w:rPr>
+          <w:rFonts w:ascii="Times New Roman" w:hAnsi="Times New Roman" w:cs="Times New Roman"/>
+          <w:sz w:val="24"/>
+          <w:szCs w:val="24"/>
+        </w:rPr>
+        <w:t>2</w:t>
+      </w:r>
+      <w:r>
+        <w:rPr>
+          <w:rFonts w:ascii="Times New Roman" w:hAnsi="Times New Roman" w:cs="Times New Roman"/>
+          <w:sz w:val="24"/>
+          <w:szCs w:val="24"/>
+        </w:rPr>
+        <w:t xml:space="preserve"> вопрос</w:t>
+      </w:r>
+    </w:p>
+    <w:p>
+      <w:pPr>
+        <w:rPr>
+          <w:rFonts w:ascii="Times New Roman" w:hAnsi="Times New Roman" w:cs="Times New Roman"/>
+          <w:sz w:val="24"/>
+          <w:szCs w:val="24"/>
+        </w:rPr>
+      </w:pPr>
+      <w:r>
+        <w:rPr>
+          <w:rFonts w:ascii="Times New Roman" w:hAnsi="Times New Roman" w:cs="Times New Roman"/>
+          <w:sz w:val="24"/>
+          <w:szCs w:val="24"/>
+        </w:rPr>
+        <w:t>Вопрос 3</w:t>
+      </w:r>
+      <w:r>
+        <w:rPr>
+          <w:rFonts w:ascii="Times New Roman" w:hAnsi="Times New Roman" w:cs="Times New Roman"/>
+          <w:sz w:val="24"/>
+          <w:szCs w:val="24"/>
+        </w:rPr>
+        <w:t>. У какого количества поставщиков, относящихся к группе A на 01.01.2016, нет закупок на 01.07.2017?</w:t>
+      </w:r>
+    </w:p>
+    <w:p>
+      <w:pPr>
+        <w:rPr>
+          <w:rFonts w:ascii="Times New Roman" w:hAnsi="Times New Roman" w:cs="Times New Roman"/>
+          <w:sz w:val="24"/>
+          <w:szCs w:val="24"/>
+        </w:rPr>
+      </w:pPr>
+      <w:r>
+        <w:rPr>
+          <w:rFonts w:ascii="Times New Roman" w:hAnsi="Times New Roman" w:cs="Times New Roman"/>
+          <w:sz w:val="24"/>
+          <w:szCs w:val="24"/>
+        </w:rPr>
+        <w:t xml:space="preserve">Были использованы данные с указанием года и месяца. Произведена фильтрация по дате 01.01.2016, отфильтрованные данные были проанализированы АВС-анализом по месяцам. Были отфильтрованы </w:t>
+      </w:r>
+      <w:r>
+        <w:rPr>
+          <w:rFonts w:ascii="Times New Roman" w:hAnsi="Times New Roman" w:cs="Times New Roman"/>
+          <w:sz w:val="24"/>
+          <w:szCs w:val="24"/>
+        </w:rPr>
+        <w:t xml:space="preserve">и записаны в переменную </w:t>
+      </w:r>
+      <w:r>
+        <w:rPr>
+          <w:rFonts w:ascii="Times New Roman" w:hAnsi="Times New Roman" w:cs="Times New Roman"/>
+          <w:sz w:val="24"/>
+          <w:szCs w:val="24"/>
+        </w:rPr>
+        <w:t>поставщики группы А.</w:t>
+      </w:r>
+      <w:r>
+        <w:rPr>
+          <w:rFonts w:ascii="Times New Roman" w:hAnsi="Times New Roman" w:cs="Times New Roman"/>
+          <w:sz w:val="24"/>
+          <w:szCs w:val="24"/>
+        </w:rPr>
+        <w:t xml:space="preserve"> </w:t>
+      </w:r>
+    </w:p>
+    <w:p>
+      <w:pPr>
+        <w:rPr>
+          <w:rFonts w:ascii="Times New Roman" w:hAnsi="Times New Roman" w:cs="Times New Roman"/>
+          <w:sz w:val="24"/>
+          <w:szCs w:val="24"/>
+        </w:rPr>
+      </w:pPr>
+      <w:r>
+        <w:rPr>
+          <w:rFonts w:ascii="Times New Roman" w:hAnsi="Times New Roman" w:cs="Times New Roman"/>
+          <w:sz w:val="24"/>
+          <w:szCs w:val="24"/>
+        </w:rPr>
+        <w:t>Также были отфильтрованы общие данные по поставщикам по дате 01.07.2017, и по записанным поставщикам – так были найдены поставщики, которые</w:t>
+      </w:r>
+      <w:r>
+        <w:rPr>
+          <w:rFonts w:ascii="Times New Roman" w:hAnsi="Times New Roman" w:cs="Times New Roman"/>
+          <w:sz w:val="24"/>
+          <w:szCs w:val="24"/>
+        </w:rPr>
+        <w:t xml:space="preserve"> 01.07.2017 имели закупки и принадлежали группе А в 01.01.2016. Для удобства данные о них и их закупках были сгруппированы по поставщику.</w:t>
+      </w:r>
+    </w:p>
+    <w:p>
+      <w:pPr>
+        <w:rPr>
+          <w:rFonts w:ascii="Times New Roman" w:hAnsi="Times New Roman" w:cs="Times New Roman"/>
+          <w:sz w:val="24"/>
+          <w:szCs w:val="24"/>
+        </w:rPr>
+      </w:pPr>
+      <w:r>
+        <w:rPr>
+          <w:rFonts w:ascii="Times New Roman" w:hAnsi="Times New Roman" w:cs="Times New Roman"/>
+          <w:sz w:val="24"/>
+          <w:szCs w:val="24"/>
+        </w:rPr>
+        <w:t>Далее из списка поставщиков, что на 01.01.2016 состояли в группе А, были вычеркнуты те из них, что на 01.07.2017 не имели закупок.</w:t>
+      </w:r>
+    </w:p>
+    <w:p>
+      <w:pPr>
+        <w:rPr>
+          <w:rFonts w:ascii="Times New Roman" w:hAnsi="Times New Roman" w:cs="Times New Roman"/>
+          <w:sz w:val="24"/>
+          <w:szCs w:val="24"/>
+        </w:rPr>
+      </w:pPr>
+      <w:r>
+        <w:rPr>
+          <w:rFonts w:ascii="Times New Roman" w:hAnsi="Times New Roman" w:cs="Times New Roman"/>
+          <w:sz w:val="24"/>
+          <w:szCs w:val="24"/>
+        </w:rPr>
+        <w:lastRenderedPageBreak/>
+        <w:t>Ответ: 10</w:t>
+      </w:r>
+    </w:p>
+    <w:p>
+      <w:pPr>
+        <w:ind w:firstLine="0"/>
+        <w:jc w:val="center"/>
+        <w:rPr>
+          <w:rFonts w:ascii="Times New Roman" w:hAnsi="Times New Roman" w:cs="Times New Roman"/>
+          <w:sz w:val="24"/>
+          <w:szCs w:val="24"/>
+        </w:rPr>
+      </w:pPr>
+      <w:r>
+        <w:rPr>
+          <w:noProof/>
+          <w14:ligatures w14:val="standardContextual"/>
+        </w:rPr>
+        <w:drawing>
+          <wp:inline distT="0" distB="0" distL="0" distR="0" wp14:anchorId="657A0479" wp14:editId="62736450">
+            <wp:extent cx="5940425" cy="1703070"/>
+            <wp:effectExtent l="0" t="0" r="3175" b="0"/>
+            <wp:docPr id="1239434530" name="Рисунок 1"/>
+            <wp:cNvGraphicFramePr>
+              <a:graphicFrameLocks xmlns:a="http://schemas.openxmlformats.org/drawingml/2006/main" noChangeAspect="1"/>
+            </wp:cNvGraphicFramePr>
+            <a:graphic xmlns:a="http://schemas.openxmlformats.org/drawingml/2006/main">
+              <a:graphicData uri="http://schemas.openxmlformats.org/drawingml/2006/picture">
+                <pic:pic xmlns:pic="http://schemas.openxmlformats.org/drawingml/2006/picture">
+                  <pic:nvPicPr>
+                    <pic:cNvPr id="1239434530" name=""/>
+                    <pic:cNvPicPr/>
+                  </pic:nvPicPr>
+                  <pic:blipFill>
+                    <a:blip r:embed="rId33"/>
+                    <a:stretch>
+                      <a:fillRect/>
+                    </a:stretch>
+                  </pic:blipFill>
+                  <pic:spPr>
+                    <a:xfrm>
+                      <a:off x="0" y="0"/>
+                      <a:ext cx="5940425" cy="1703070"/>
+                    </a:xfrm>
+                    <a:prstGeom prst="rect">
+                      <a:avLst/>
+                    </a:prstGeom>
+                  </pic:spPr>
+                </pic:pic>
+              </a:graphicData>
+            </a:graphic>
+          </wp:inline>
+        </w:drawing>
+      </w:r>
+    </w:p>
+    <w:p>
+      <w:pPr>
+        <w:ind w:firstLine="0"/>
+        <w:jc w:val="center"/>
+        <w:rPr>
+          <w:rFonts w:ascii="Times New Roman" w:hAnsi="Times New Roman" w:cs="Times New Roman"/>
+          <w:sz w:val="24"/>
+          <w:szCs w:val="24"/>
+        </w:rPr>
+      </w:pPr>
+      <w:r>
+        <w:rPr>
+          <w:rFonts w:ascii="Times New Roman" w:hAnsi="Times New Roman" w:cs="Times New Roman"/>
+          <w:sz w:val="24"/>
+          <w:szCs w:val="24"/>
+        </w:rPr>
+        <w:t>Рисунок 1</w:t>
+      </w:r>
+      <w:r>
+        <w:rPr>
+          <w:rFonts w:ascii="Times New Roman" w:hAnsi="Times New Roman" w:cs="Times New Roman"/>
+          <w:sz w:val="24"/>
+          <w:szCs w:val="24"/>
+        </w:rPr>
+        <w:t>4</w:t>
+      </w:r>
+      <w:r>
+        <w:rPr>
+          <w:rFonts w:ascii="Times New Roman" w:hAnsi="Times New Roman" w:cs="Times New Roman"/>
+          <w:sz w:val="24"/>
+          <w:szCs w:val="24"/>
+        </w:rPr>
+        <w:t>.1</w:t>
+      </w:r>
+      <w:r>
+        <w:rPr>
+          <w:rFonts w:ascii="Times New Roman" w:hAnsi="Times New Roman" w:cs="Times New Roman"/>
+          <w:sz w:val="24"/>
+          <w:szCs w:val="24"/>
+        </w:rPr>
+        <w:t xml:space="preserve"> – Ответ на 3 вопрос</w:t>
+      </w:r>
+    </w:p>
+    <w:p>
+      <w:pPr>
+        <w:ind w:firstLine="0"/>
+        <w:jc w:val="center"/>
+        <w:rPr>
+          <w:rFonts w:ascii="Times New Roman" w:hAnsi="Times New Roman" w:cs="Times New Roman"/>
+          <w:sz w:val="24"/>
+          <w:szCs w:val="24"/>
+        </w:rPr>
+      </w:pPr>
+      <w:r>
+        <w:rPr>
+          <w:noProof/>
+          <w14:ligatures w14:val="standardContextual"/>
+        </w:rPr>
+        <w:drawing>
+          <wp:inline distT="0" distB="0" distL="0" distR="0" wp14:anchorId="63837B1E" wp14:editId="4E763706">
+            <wp:extent cx="5940425" cy="3181350"/>
+            <wp:effectExtent l="0" t="0" r="3175" b="0"/>
+            <wp:docPr id="765419047" name="Рисунок 1"/>
+            <wp:cNvGraphicFramePr>
+              <a:graphicFrameLocks xmlns:a="http://schemas.openxmlformats.org/drawingml/2006/main" noChangeAspect="1"/>
+            </wp:cNvGraphicFramePr>
+            <a:graphic xmlns:a="http://schemas.openxmlformats.org/drawingml/2006/main">
+              <a:graphicData uri="http://schemas.openxmlformats.org/drawingml/2006/picture">
+                <pic:pic xmlns:pic="http://schemas.openxmlformats.org/drawingml/2006/picture">
+                  <pic:nvPicPr>
+                    <pic:cNvPr id="765419047" name=""/>
+                    <pic:cNvPicPr/>
+                  </pic:nvPicPr>
+                  <pic:blipFill>
+                    <a:blip r:embed="rId34"/>
+                    <a:stretch>
+                      <a:fillRect/>
+                    </a:stretch>
+                  </pic:blipFill>
+                  <pic:spPr>
+                    <a:xfrm>
+                      <a:off x="0" y="0"/>
+                      <a:ext cx="5940425" cy="3181350"/>
+                    </a:xfrm>
+                    <a:prstGeom prst="rect">
+                      <a:avLst/>
+                    </a:prstGeom>
+                  </pic:spPr>
+                </pic:pic>
+              </a:graphicData>
+            </a:graphic>
+          </wp:inline>
+        </w:drawing>
+      </w:r>
+    </w:p>
+    <w:p>
+      <w:pPr>
+        <w:ind w:firstLine="0"/>
+        <w:jc w:val="center"/>
+        <w:rPr>
+          <w:rFonts w:ascii="Times New Roman" w:hAnsi="Times New Roman" w:cs="Times New Roman"/>
+          <w:sz w:val="24"/>
+          <w:szCs w:val="24"/>
+        </w:rPr>
+      </w:pPr>
+      <w:r>
+        <w:rPr>
+          <w:rFonts w:ascii="Times New Roman" w:hAnsi="Times New Roman" w:cs="Times New Roman"/>
+          <w:sz w:val="24"/>
+          <w:szCs w:val="24"/>
+        </w:rPr>
+        <w:t>Рисунок 14.2 – Подходящие поставщики</w:t>
+      </w:r>
     </w:p>
     <w:p>
       <w:pPr>
@@ -2866,7 +5941,25 @@
           <w:sz w:val="24"/>
           <w:szCs w:val="24"/>
         </w:rPr>
-        <w:t>В ходе работы освоены алгоритмы кластеризации (k-means, g-means, EM, CLOPE) и практические правила их применения: подготовка данных, выбор метрик, интерпретация результатов.</w:t>
+        <w:t xml:space="preserve">В ходе выполнения лабораторной работы были освоены практические навыки проведения ABC-анализа в платформе </w:t>
+      </w:r>
+      <w:proofErr w:type="spellStart"/>
+      <w:r>
+        <w:rPr>
+          <w:rFonts w:ascii="Times New Roman" w:eastAsiaTheme="majorEastAsia" w:hAnsi="Times New Roman" w:cs="Times New Roman"/>
+          <w:sz w:val="24"/>
+          <w:szCs w:val="24"/>
+        </w:rPr>
+        <w:t>Loginom</w:t>
+      </w:r>
+      <w:proofErr w:type="spellEnd"/>
+      <w:r>
+        <w:rPr>
+          <w:rFonts w:ascii="Times New Roman" w:eastAsiaTheme="majorEastAsia" w:hAnsi="Times New Roman" w:cs="Times New Roman"/>
+          <w:sz w:val="24"/>
+          <w:szCs w:val="24"/>
+        </w:rPr>
+        <w:t xml:space="preserve">. </w:t>
       </w:r>
     </w:p>
     <w:p>
@@ -2883,7 +5976,7 @@
           <w:sz w:val="24"/>
           <w:szCs w:val="24"/>
         </w:rPr>
-        <w:t>Метод «локтя» позволил обоснованно подобрать количество кластеров; компонент meta-silhouettes подтвердил удовлетворительное качество моделей.</w:t>
+        <w:t xml:space="preserve">Изучены два подхода: классический метод с фиксированными границами (75%/90%) и метод касательных для автоматического определения порогов. </w:t>
       </w:r>
     </w:p>
     <w:p>
@@ -2900,7 +5993,7 @@
           <w:sz w:val="24"/>
           <w:szCs w:val="24"/>
         </w:rPr>
-        <w:t>Сравнение low-code и Python-подходов показало: визуальные компоненты Loginom обеспечивают скорость и наглядность, а скрипты дают гибкость в кастомизации метрик и алгоритмов.</w:t>
+        <w:t xml:space="preserve">Получен опыт работы с временными срезами — анализ по годам, кварталам и месяцам с использованием группировки и композитных ключей. </w:t>
       </w:r>
     </w:p>
     <w:p>
@@ -2917,28 +6010,21 @@
           <w:sz w:val="24"/>
           <w:szCs w:val="24"/>
         </w:rPr>
-        <w:t xml:space="preserve">Главный итог: кластеризация полезна только при содержательной интерпретации </w:t>
-      </w:r>
-      <w:r>
+        <w:t xml:space="preserve">Реализован многомерный ABC-анализ по двум показателям (маржа и объём продаж), что позволило выявлять товары комплексной ценности (кросс-группа AA). </w:t>
+      </w:r>
+    </w:p>
+    <w:p>
+      <w:pPr>
         <w:rPr>
           <w:rFonts w:ascii="Times New Roman" w:eastAsiaTheme="majorEastAsia" w:hAnsi="Times New Roman" w:cs="Times New Roman"/>
           <w:sz w:val="24"/>
           <w:szCs w:val="24"/>
         </w:rPr>
-        <w:t xml:space="preserve">– </w:t>
-      </w:r>
-      <w:r>
-        <w:rPr>
-          <w:rFonts w:ascii="Times New Roman" w:eastAsiaTheme="majorEastAsia" w:hAnsi="Times New Roman" w:cs="Times New Roman"/>
-          <w:sz w:val="24"/>
-          <w:szCs w:val="24"/>
-        </w:rPr>
-        <w:t>без присвоения кластерам осмысленных названий («Молодёжь», «VIP-клиенты» и т.д.) результаты не имеют практической ценности.</w:t>
-      </w:r>
+      </w:pPr>
     </w:p>
     <w:sectPr>
-      <w:footerReference w:type="default" r:id="rId16"/>
-      <w:footerReference w:type="first" r:id="rId17"/>
+      <w:footerReference w:type="default" r:id="rId35"/>
+      <w:footerReference w:type="first" r:id="rId36"/>
       <w:pgSz w:w="11906" w:h="16838"/>
       <w:pgMar w:top="1134" w:right="850" w:bottom="1134" w:left="1701" w:header="708" w:footer="708" w:gutter="0"/>
       <w:pgNumType w:start="3"/>
@@ -13839,7 +16925,7 @@
   <w:style w:type="paragraph" w:default="1" w:styleId="a">
     <w:name w:val="Normal"/>
     <w:qFormat/>
-    <w:rsid w:val="00B67BCB"/>
+    <w:rsid w:val="00A11F27"/>
     <w:rPr>
       <w:kern w:val="0"/>
       <w14:ligatures w14:val="none"/>
@@ -13940,6 +17026,7 @@
   <w:style w:type="character" w:default="1" w:styleId="a0">
     <w:name w:val="Default Paragraph Font"/>
     <w:uiPriority w:val="1"/>
+    <w:semiHidden/>
     <w:unhideWhenUsed/>
   </w:style>
   <w:style w:type="table" w:default="1" w:styleId="a1">
